--- a/proposal 1.docx
+++ b/proposal 1.docx
@@ -1,6 +1,6 @@
 
 <file path=word/document.xml><?xml version="1.0" encoding="utf-8"?>
-<w:document xmlns:wpc="http://schemas.microsoft.com/office/word/2010/wordprocessingCanvas" xmlns:cx="http://schemas.microsoft.com/office/drawing/2014/chartex" xmlns:cx1="http://schemas.microsoft.com/office/drawing/2015/9/8/chartex" xmlns:cx2="http://schemas.microsoft.com/office/drawing/2015/10/21/chartex" xmlns:cx3="http://schemas.microsoft.com/office/drawing/2016/5/9/chartex" xmlns:cx4="http://schemas.microsoft.com/office/drawing/2016/5/10/chartex" xmlns:cx5="http://schemas.microsoft.com/office/drawing/2016/5/11/chartex" xmlns:cx6="http://schemas.microsoft.com/office/drawing/2016/5/12/chartex" xmlns:cx7="http://schemas.microsoft.com/office/drawing/2016/5/13/chartex" xmlns:cx8="http://schemas.microsoft.com/office/drawing/2016/5/14/chartex" xmlns:mc="http://schemas.openxmlformats.org/markup-compatibility/2006" xmlns:aink="http://schemas.microsoft.com/office/drawing/2016/ink" xmlns:am3d="http://schemas.microsoft.com/office/drawing/2017/model3d" xmlns:o="urn:schemas-microsoft-com:office:office" xmlns:oel="http://schemas.microsoft.com/office/2019/extlst" xmlns:r="http://schemas.openxmlformats.org/officeDocument/2006/relationships" xmlns:m="http://schemas.openxmlformats.org/officeDocument/2006/math" xmlns:v="urn:schemas-microsoft-com:vml" xmlns:wp14="http://schemas.microsoft.com/office/word/2010/wordprocessingDrawing" xmlns:wp="http://schemas.openxmlformats.org/drawingml/2006/wordprocessingDrawing" xmlns:w10="urn:schemas-microsoft-com:office:word" xmlns:w="http://schemas.openxmlformats.org/wordprocessingml/2006/main" xmlns:w14="http://schemas.microsoft.com/office/word/2010/wordml" xmlns:w15="http://schemas.microsoft.com/office/word/2012/wordml" xmlns:w16cex="http://schemas.microsoft.com/office/word/2018/wordml/cex" xmlns:w16cid="http://schemas.microsoft.com/office/word/2016/wordml/cid" xmlns:w16="http://schemas.microsoft.com/office/word/2018/wordml" xmlns:w16du="http://schemas.microsoft.com/office/word/2023/wordml/word16du" xmlns:w16sdtdh="http://schemas.microsoft.com/office/word/2020/wordml/sdtdatahash" xmlns:w16sdtfl="http://schemas.microsoft.com/office/word/2024/wordml/sdtformatlock" xmlns:w16se="http://schemas.microsoft.com/office/word/2015/wordml/symex" xmlns:wpg="http://schemas.microsoft.com/office/word/2010/wordprocessingGroup" xmlns:wpi="http://schemas.microsoft.com/office/word/2010/wordprocessingInk" xmlns:wne="http://schemas.microsoft.com/office/word/2006/wordml" xmlns:wps="http://schemas.microsoft.com/office/word/2010/wordprocessingShape" xmlns:a="http://schemas.openxmlformats.org/drawingml/2006/main" xmlns:pic="http://schemas.openxmlformats.org/drawingml/2006/picture" xmlns:a14="http://schemas.microsoft.com/office/drawing/2010/main" mc:Ignorable="w14 w15 w16se w16cid w16 w16cex w16sdtdh w16sdtfl w16du wp14">
+<w:document xmlns:wpc="http://schemas.microsoft.com/office/word/2010/wordprocessingCanvas" xmlns:cx="http://schemas.microsoft.com/office/drawing/2014/chartex" xmlns:cx1="http://schemas.microsoft.com/office/drawing/2015/9/8/chartex" xmlns:cx2="http://schemas.microsoft.com/office/drawing/2015/10/21/chartex" xmlns:cx3="http://schemas.microsoft.com/office/drawing/2016/5/9/chartex" xmlns:cx4="http://schemas.microsoft.com/office/drawing/2016/5/10/chartex" xmlns:cx5="http://schemas.microsoft.com/office/drawing/2016/5/11/chartex" xmlns:cx6="http://schemas.microsoft.com/office/drawing/2016/5/12/chartex" xmlns:cx7="http://schemas.microsoft.com/office/drawing/2016/5/13/chartex" xmlns:cx8="http://schemas.microsoft.com/office/drawing/2016/5/14/chartex" xmlns:mc="http://schemas.openxmlformats.org/markup-compatibility/2006" xmlns:aink="http://schemas.microsoft.com/office/drawing/2016/ink" xmlns:am3d="http://schemas.microsoft.com/office/drawing/2017/model3d" xmlns:o="urn:schemas-microsoft-com:office:office" xmlns:oel="http://schemas.microsoft.com/office/2019/extlst" xmlns:r="http://schemas.openxmlformats.org/officeDocument/2006/relationships" xmlns:m="http://schemas.openxmlformats.org/officeDocument/2006/math" xmlns:v="urn:schemas-microsoft-com:vml" xmlns:wp14="http://schemas.microsoft.com/office/word/2010/wordprocessingDrawing" xmlns:wp="http://schemas.openxmlformats.org/drawingml/2006/wordprocessingDrawing" xmlns:w10="urn:schemas-microsoft-com:office:word" xmlns:w="http://schemas.openxmlformats.org/wordprocessingml/2006/main" xmlns:w14="http://schemas.microsoft.com/office/word/2010/wordml" xmlns:w15="http://schemas.microsoft.com/office/word/2012/wordml" xmlns:w16cex="http://schemas.microsoft.com/office/word/2018/wordml/cex" xmlns:w16cid="http://schemas.microsoft.com/office/word/2016/wordml/cid" xmlns:w16="http://schemas.microsoft.com/office/word/2018/wordml" xmlns:w16du="http://schemas.microsoft.com/office/word/2023/wordml/word16du" xmlns:w16sdtdh="http://schemas.microsoft.com/office/word/2020/wordml/sdtdatahash" xmlns:w16sdtfl="http://schemas.microsoft.com/office/word/2024/wordml/sdtformatlock" xmlns:w16se="http://schemas.microsoft.com/office/word/2015/wordml/symex" xmlns:wpg="http://schemas.microsoft.com/office/word/2010/wordprocessingGroup" xmlns:wpi="http://schemas.microsoft.com/office/word/2010/wordprocessingInk" xmlns:wne="http://schemas.microsoft.com/office/word/2006/wordml" xmlns:wps="http://schemas.microsoft.com/office/word/2010/wordprocessingShape" mc:Ignorable="w14 w15 w16se w16cid w16 w16cex w16sdtdh w16sdtfl w16du wp14">
   <w:body>
     <w:p>
       <w:pPr>
@@ -1974,8 +1974,8 @@
     <w:p>
       <w:pPr>
         <w:rPr>
-          <w:b w:val="1"/>
-          <w:bCs w:val="1"/>
+          <w:b/>
+          <w:bCs/>
           <w:color w:val="EE0000"/>
           <w:u w:val="single"/>
         </w:rPr>
@@ -1987,8 +1987,8 @@
           <w:color w:val="EE0000"/>
           <w:u w:val="single"/>
         </w:rPr>
-        <w:object w:dxaOrig="1440" w:dyaOrig="810" w14:anchorId="169730C6">
-          <v:shapetype id="_x0000_t75" coordsize="21600,21600" filled="f" stroked="f" o:spt="75" o:preferrelative="t" path="m@4@5l@4@11@9@11@9@5xe">
+        <w:object w:dxaOrig="1538" w:dyaOrig="993" w14:anchorId="3F385B64">
+          <v:shapetype id="_x0000_t75" coordsize="21600,21600" o:spt="75" o:preferrelative="t" path="m@4@5l@4@11@9@11@9@5xe" filled="f" stroked="f">
             <v:stroke joinstyle="miter"/>
             <v:formulas>
               <v:f eqn="if lineDrawn pixelLineWidth 0"/>
@@ -2004,21 +2004,21 @@
               <v:f eqn="prod @7 21600 pixelHeight"/>
               <v:f eqn="sum @10 21600 0"/>
             </v:formulas>
-            <v:path gradientshapeok="t" o:connecttype="rect" o:extrusionok="f"/>
+            <v:path o:extrusionok="f" gradientshapeok="t" o:connecttype="rect"/>
             <o:lock v:ext="edit" aspectratio="t"/>
           </v:shapetype>
-          <v:shape id="_x0000_i1025" style="width:1in;height:40.5pt" o:ole="" type="#_x0000_t75">
-            <v:imagedata o:title="" r:id="rId9"/>
+          <v:shape id="_x0000_i1031" type="#_x0000_t75" style="width:77.25pt;height:49.5pt" o:ole="">
+            <v:imagedata r:id="rId9" o:title=""/>
           </v:shape>
-          <o:OLEObject Type="Embed" ProgID="Package" ShapeID="_x0000_i1025" DrawAspect="Content" ObjectID="_1837538895" r:id="rId10"/>
+          <o:OLEObject Type="Embed" ProgID="Package" ShapeID="_x0000_i1031" DrawAspect="Icon" ObjectID="_1838217023" r:id="rId10"/>
         </w:object>
       </w:r>
     </w:p>
     <w:p>
       <w:pPr>
         <w:rPr>
-          <w:b w:val="1"/>
-          <w:bCs w:val="1"/>
+          <w:b/>
+          <w:bCs/>
           <w:color w:val="EE0000"/>
           <w:u w:val="single"/>
         </w:rPr>
@@ -2047,63 +2047,8 @@
         <w:rPr>
           <w:b/>
           <w:bCs/>
-        </w:rPr>
-      </w:pPr>
-      <w:r>
-        <w:rPr>
-          <w:b/>
-          <w:bCs/>
           <w:noProof/>
-        </w:rPr>
-        <w:lastRenderedPageBreak/>
-        <w:drawing>
-          <wp:inline distT="0" distB="0" distL="0" distR="0" wp14:anchorId="5ACE7738" wp14:editId="70CE95C0">
-            <wp:extent cx="6426835" cy="4914900"/>
-            <wp:effectExtent l="0" t="0" r="0" b="0"/>
-            <wp:docPr id="6575154" name="Picture 9"/>
-            <wp:cNvGraphicFramePr>
-              <a:graphicFrameLocks xmlns:a="http://schemas.openxmlformats.org/drawingml/2006/main" noChangeAspect="1"/>
-            </wp:cNvGraphicFramePr>
-            <a:graphic xmlns:a="http://schemas.openxmlformats.org/drawingml/2006/main">
-              <a:graphicData uri="http://schemas.openxmlformats.org/drawingml/2006/picture">
-                <pic:pic xmlns:pic="http://schemas.openxmlformats.org/drawingml/2006/picture">
-                  <pic:nvPicPr>
-                    <pic:cNvPr id="6575154" name="Picture 6575154"/>
-                    <pic:cNvPicPr/>
-                  </pic:nvPicPr>
-                  <pic:blipFill>
-                    <a:blip r:embed="rId11">
-                      <a:extLst>
-                        <a:ext uri="{28A0092B-C50C-407E-A947-70E740481C1C}">
-                          <a14:useLocalDpi xmlns:a14="http://schemas.microsoft.com/office/drawing/2010/main" val="0"/>
-                        </a:ext>
-                      </a:extLst>
-                    </a:blip>
-                    <a:stretch>
-                      <a:fillRect/>
-                    </a:stretch>
-                  </pic:blipFill>
-                  <pic:spPr>
-                    <a:xfrm>
-                      <a:off x="0" y="0"/>
-                      <a:ext cx="6426835" cy="4914900"/>
-                    </a:xfrm>
-                    <a:prstGeom prst="rect">
-                      <a:avLst/>
-                    </a:prstGeom>
-                  </pic:spPr>
-                </pic:pic>
-              </a:graphicData>
-            </a:graphic>
-          </wp:inline>
-        </w:drawing>
-      </w:r>
-    </w:p>
-    <w:p>
-      <w:pPr>
-        <w:rPr>
-          <w:b/>
-          <w:bCs/>
+          <w:u w:val="single"/>
         </w:rPr>
       </w:pPr>
       <w:r>
@@ -2111,6 +2056,88 @@
           <w:b/>
           <w:bCs/>
           <w:noProof/>
+          <w:u w:val="single"/>
+        </w:rPr>
+        <w:t>Timeline and Milestones</w:t>
+      </w:r>
+    </w:p>
+    <w:p>
+      <w:pPr>
+        <w:rPr>
+          <w:b/>
+          <w:bCs/>
+          <w:u w:val="single"/>
+        </w:rPr>
+      </w:pPr>
+    </w:p>
+    <w:p>
+      <w:r>
+        <w:t xml:space="preserve"> Week 1 (30-04 April 2026), completion of proposals and setting up the tools needed to start coding</w:t>
+      </w:r>
+    </w:p>
+    <w:p>
+      <w:r>
+        <w:t xml:space="preserve"> Week 2 (06-11 April 2026), creating the html structure of every page and make sure i work on the main </w:t>
+      </w:r>
+      <w:r>
+        <w:t>content, header</w:t>
+      </w:r>
+      <w:r>
+        <w:t xml:space="preserve">, </w:t>
+      </w:r>
+      <w:r>
+        <w:t>navigation, and</w:t>
+      </w:r>
+      <w:r>
+        <w:t xml:space="preserve"> footer</w:t>
+      </w:r>
+    </w:p>
+    <w:p>
+      <w:r>
+        <w:t xml:space="preserve"> Week 3 (13-18 April 2026), apply </w:t>
+      </w:r>
+      <w:r>
+        <w:t>CSS</w:t>
+      </w:r>
+      <w:r>
+        <w:t xml:space="preserve"> styling and create responsive designs, optimise for user </w:t>
+      </w:r>
+      <w:r>
+        <w:t>experience</w:t>
+      </w:r>
+    </w:p>
+    <w:p>
+      <w:r>
+        <w:t xml:space="preserve"> Week 4 (20-25 April 2026), adding functionality by implementing </w:t>
+      </w:r>
+      <w:r>
+        <w:t>JavaScript</w:t>
+      </w:r>
+      <w:r>
+        <w:t>, optimise SEO</w:t>
+      </w:r>
+    </w:p>
+    <w:p>
+      <w:r>
+        <w:t xml:space="preserve"> Week 4 (27-30 April 2026), create functional forms, integrate services</w:t>
+      </w:r>
+    </w:p>
+    <w:p/>
+    <w:p/>
+    <w:p>
+      <w:pPr>
+        <w:rPr>
+          <w:b/>
+          <w:bCs/>
+          <w:u w:val="single"/>
+        </w:rPr>
+      </w:pPr>
+      <w:r>
+        <w:rPr>
+          <w:b/>
+          <w:bCs/>
+          <w:noProof/>
+          <w:u w:val="single"/>
         </w:rPr>
         <mc:AlternateContent>
           <mc:Choice Requires="wpi">
@@ -2130,7 +2157,7 @@
                 <wp:cNvGraphicFramePr/>
                 <a:graphic xmlns:a="http://schemas.openxmlformats.org/drawingml/2006/main">
                   <a:graphicData uri="http://schemas.microsoft.com/office/word/2010/wordprocessingInk">
-                    <w14:contentPart bwMode="auto" r:id="rId12">
+                    <w14:contentPart bwMode="auto" r:id="rId11">
                       <w14:nvContentPartPr>
                         <w14:cNvContentPartPr/>
                       </w14:nvContentPartPr>
@@ -2144,7 +2171,7 @@
               </wp:anchor>
             </w:drawing>
           </mc:Choice>
-          <mc:Fallback>
+          <mc:Fallback xmlns:a14="http://schemas.microsoft.com/office/drawing/2010/main" xmlns:pic="http://schemas.openxmlformats.org/drawingml/2006/picture" xmlns:a="http://schemas.openxmlformats.org/drawingml/2006/main">
             <w:pict>
               <v:shapetype id="_x0000_t75" coordsize="21600,21600" filled="f" stroked="f" o:spt="75" o:preferrelative="t" path="m@4@5l@4@11@9@11@9@5xe" w14:anchorId="7238B252">
                 <v:stroke joinstyle="miter"/>
@@ -2268,7 +2295,7 @@
               </wp:anchor>
             </w:drawing>
           </mc:Choice>
-          <mc:Fallback>
+          <mc:Fallback xmlns:a14="http://schemas.microsoft.com/office/drawing/2010/main" xmlns:pic="http://schemas.openxmlformats.org/drawingml/2006/picture" xmlns:a="http://schemas.openxmlformats.org/drawingml/2006/main">
             <w:pict>
               <v:shapetype id="_x0000_t32" coordsize="21600,21600" o:oned="t" filled="f" o:spt="32" path="m,l21600,21600e" w14:anchorId="56CFC864">
                 <v:path fillok="f" arrowok="t" o:connecttype="none"/>
@@ -2344,7 +2371,7 @@
               </wp:anchor>
             </w:drawing>
           </mc:Choice>
-          <mc:Fallback>
+          <mc:Fallback xmlns:a14="http://schemas.microsoft.com/office/drawing/2010/main" xmlns:pic="http://schemas.openxmlformats.org/drawingml/2006/picture" xmlns:a="http://schemas.openxmlformats.org/drawingml/2006/main">
             <w:pict>
               <v:line id="Straight Connector 6" style="position:absolute;z-index:251660288;visibility:visible;mso-wrap-style:square;mso-width-percent:0;mso-height-percent:0;mso-wrap-distance-left:9pt;mso-wrap-distance-top:0;mso-wrap-distance-right:9pt;mso-wrap-distance-bottom:0;mso-position-horizontal:absolute;mso-position-horizontal-relative:text;mso-position-vertical:absolute;mso-position-vertical-relative:text;mso-width-percent:0;mso-height-percent:0;mso-width-relative:margin;mso-height-relative:margin" o:spid="_x0000_s1026" strokecolor="#156082 [3204]" strokeweight=".5pt" from="92.25pt,.75pt" to="92.25pt,134.25pt" w14:anchorId="5B37EC6D" o:gfxdata="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">
                 <v:stroke joinstyle="miter"/>
@@ -2473,7 +2500,7 @@
               </wp:anchor>
             </w:drawing>
           </mc:Choice>
-          <mc:Fallback>
+          <mc:Fallback xmlns:a14="http://schemas.microsoft.com/office/drawing/2010/main" xmlns:pic="http://schemas.openxmlformats.org/drawingml/2006/picture" xmlns:a="http://schemas.openxmlformats.org/drawingml/2006/main">
             <w:pict>
               <v:shape id="Straight Arrow Connector 10" style="position:absolute;margin-left:165.75pt;margin-top:6pt;width:93.75pt;height:.75pt;z-index:251663360;visibility:visible;mso-wrap-style:square;mso-wrap-distance-left:9pt;mso-wrap-distance-top:0;mso-wrap-distance-right:9pt;mso-wrap-distance-bottom:0;mso-position-horizontal:absolute;mso-position-horizontal-relative:text;mso-position-vertical:absolute;mso-position-vertical-relative:text" o:spid="_x0000_s1026" strokecolor="#156082 [3204]" strokeweight=".5pt" type="#_x0000_t32" o:gfxdata="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" w14:anchorId="6C359936">
                 <v:stroke joinstyle="miter" endarrow="block"/>
@@ -2601,7 +2628,7 @@
               </wp:anchor>
             </w:drawing>
           </mc:Choice>
-          <mc:Fallback>
+          <mc:Fallback xmlns:a14="http://schemas.microsoft.com/office/drawing/2010/main" xmlns:pic="http://schemas.openxmlformats.org/drawingml/2006/picture" xmlns:a="http://schemas.openxmlformats.org/drawingml/2006/main">
             <w:pict>
               <v:shape id="Straight Arrow Connector 11" style="position:absolute;margin-left:169.5pt;margin-top:4.55pt;width:90pt;height:0;z-index:251664384;visibility:visible;mso-wrap-style:square;mso-wrap-distance-left:9pt;mso-wrap-distance-top:0;mso-wrap-distance-right:9pt;mso-wrap-distance-bottom:0;mso-position-horizontal:absolute;mso-position-horizontal-relative:text;mso-position-vertical:absolute;mso-position-vertical-relative:text" o:spid="_x0000_s1026" strokecolor="#156082 [3204]" strokeweight=".5pt" type="#_x0000_t32" o:gfxdata="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" w14:anchorId="5E76D187">
                 <v:stroke joinstyle="miter" endarrow="block"/>
@@ -2716,7 +2743,7 @@
               </wp:anchor>
             </w:drawing>
           </mc:Choice>
-          <mc:Fallback>
+          <mc:Fallback xmlns:a14="http://schemas.microsoft.com/office/drawing/2010/main" xmlns:pic="http://schemas.openxmlformats.org/drawingml/2006/picture" xmlns:a="http://schemas.openxmlformats.org/drawingml/2006/main">
             <w:pict>
               <v:shape id="Straight Arrow Connector 13" style="position:absolute;margin-left:169.5pt;margin-top:6.8pt;width:87.75pt;height:0;z-index:251665408;visibility:visible;mso-wrap-style:square;mso-wrap-distance-left:9pt;mso-wrap-distance-top:0;mso-wrap-distance-right:9pt;mso-wrap-distance-bottom:0;mso-position-horizontal:absolute;mso-position-horizontal-relative:text;mso-position-vertical:absolute;mso-position-vertical-relative:text" o:spid="_x0000_s1026" strokecolor="#156082 [3204]" strokeweight=".5pt" type="#_x0000_t32" o:gfxdata="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" w14:anchorId="3F6CEA47">
                 <v:stroke joinstyle="miter" endarrow="block"/>
@@ -2841,7 +2868,7 @@
               </wp:anchor>
             </w:drawing>
           </mc:Choice>
-          <mc:Fallback>
+          <mc:Fallback xmlns:a14="http://schemas.microsoft.com/office/drawing/2010/main" xmlns:pic="http://schemas.openxmlformats.org/drawingml/2006/picture" xmlns:a="http://schemas.openxmlformats.org/drawingml/2006/main">
             <w:pict>
               <v:shape id="Straight Arrow Connector 14" style="position:absolute;margin-left:168pt;margin-top:6.05pt;width:90pt;height:0;z-index:251666432;visibility:visible;mso-wrap-style:square;mso-wrap-distance-left:9pt;mso-wrap-distance-top:0;mso-wrap-distance-right:9pt;mso-wrap-distance-bottom:0;mso-position-horizontal:absolute;mso-position-horizontal-relative:text;mso-position-vertical:absolute;mso-position-vertical-relative:text" o:spid="_x0000_s1026" strokecolor="#156082 [3204]" strokeweight=".5pt" type="#_x0000_t32" o:gfxdata="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" w14:anchorId="386C4C2A">
                 <v:stroke joinstyle="miter" endarrow="block"/>
@@ -2912,7 +2939,7 @@
               </wp:anchor>
             </w:drawing>
           </mc:Choice>
-          <mc:Fallback>
+          <mc:Fallback xmlns:a14="http://schemas.microsoft.com/office/drawing/2010/main" xmlns:pic="http://schemas.openxmlformats.org/drawingml/2006/picture" xmlns:a="http://schemas.openxmlformats.org/drawingml/2006/main">
             <w:pict>
               <v:line id="Straight Connector 7" style="position:absolute;z-index:251661312;visibility:visible;mso-wrap-style:square;mso-width-percent:0;mso-height-percent:0;mso-wrap-distance-left:9pt;mso-wrap-distance-top:0;mso-wrap-distance-right:9pt;mso-wrap-distance-bottom:0;mso-position-horizontal:absolute;mso-position-horizontal-relative:text;mso-position-vertical:absolute;mso-position-vertical-relative:text;mso-width-percent:0;mso-height-percent:0;mso-width-relative:margin;mso-height-relative:margin" o:spid="_x0000_s1026" strokecolor="#156082 [3204]" strokeweight=".5pt" from="-12.75pt,19.55pt" to="211.5pt,21.05pt" w14:anchorId="3DAF6D87" o:gfxdata="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">
                 <v:stroke joinstyle="miter"/>
@@ -3037,7 +3064,6 @@
           <w:bCs/>
           <w:u w:val="single"/>
         </w:rPr>
-        <w:lastRenderedPageBreak/>
         <w:t>REFERENCES</w:t>
       </w:r>
     </w:p>
@@ -3057,7 +3083,7 @@
         </w:numPr>
         <w:spacing w:before="100" w:beforeAutospacing="1" w:after="100" w:afterAutospacing="1" w:line="240" w:lineRule="auto"/>
         <w:rPr>
-          <w:rFonts w:ascii="Times New Roman" w:hAnsi="Times New Roman" w:eastAsia="Times New Roman" w:cs="Times New Roman"/>
+          <w:rFonts w:ascii="Times New Roman" w:eastAsia="Times New Roman" w:hAnsi="Times New Roman" w:cs="Times New Roman"/>
           <w:kern w:val="0"/>
           <w:sz w:val="24"/>
           <w:szCs w:val="24"/>
@@ -3067,7 +3093,7 @@
       </w:pPr>
       <w:r>
         <w:rPr>
-          <w:rFonts w:ascii="Times New Roman" w:hAnsi="Times New Roman" w:eastAsia="Times New Roman" w:cs="Times New Roman"/>
+          <w:rFonts w:ascii="Times New Roman" w:eastAsia="Times New Roman" w:hAnsi="Times New Roman" w:cs="Times New Roman"/>
           <w:kern w:val="0"/>
           <w:sz w:val="24"/>
           <w:szCs w:val="24"/>
@@ -3078,7 +3104,7 @@
       </w:r>
       <w:r>
         <w:rPr>
-          <w:rFonts w:ascii="Times New Roman" w:hAnsi="Times New Roman" w:eastAsia="Times New Roman" w:cs="Times New Roman"/>
+          <w:rFonts w:ascii="Times New Roman" w:eastAsia="Times New Roman" w:hAnsi="Times New Roman" w:cs="Times New Roman"/>
           <w:i/>
           <w:iCs/>
           <w:kern w:val="0"/>
@@ -3091,7 +3117,7 @@
       </w:r>
       <w:r>
         <w:rPr>
-          <w:rFonts w:ascii="Times New Roman" w:hAnsi="Times New Roman" w:eastAsia="Times New Roman" w:cs="Times New Roman"/>
+          <w:rFonts w:ascii="Times New Roman" w:eastAsia="Times New Roman" w:hAnsi="Times New Roman" w:cs="Times New Roman"/>
           <w:kern w:val="0"/>
           <w:sz w:val="24"/>
           <w:szCs w:val="24"/>
@@ -3100,10 +3126,10 @@
         </w:rPr>
         <w:t xml:space="preserve">. Available at: </w:t>
       </w:r>
-      <w:hyperlink w:tgtFrame="_new" w:history="1" r:id="rId14">
+      <w:hyperlink r:id="rId14" w:tgtFrame="_new" w:history="1">
         <w:r>
           <w:rPr>
-            <w:rFonts w:ascii="Times New Roman" w:hAnsi="Times New Roman" w:eastAsia="Times New Roman" w:cs="Times New Roman"/>
+            <w:rFonts w:ascii="Times New Roman" w:eastAsia="Times New Roman" w:hAnsi="Times New Roman" w:cs="Times New Roman"/>
             <w:color w:val="0000FF"/>
             <w:kern w:val="0"/>
             <w:sz w:val="24"/>
@@ -3117,7 +3143,7 @@
       </w:hyperlink>
       <w:r>
         <w:rPr>
-          <w:rFonts w:ascii="Times New Roman" w:hAnsi="Times New Roman" w:eastAsia="Times New Roman" w:cs="Times New Roman"/>
+          <w:rFonts w:ascii="Times New Roman" w:eastAsia="Times New Roman" w:hAnsi="Times New Roman" w:cs="Times New Roman"/>
           <w:kern w:val="0"/>
           <w:sz w:val="24"/>
           <w:szCs w:val="24"/>
@@ -3135,7 +3161,7 @@
         </w:numPr>
         <w:spacing w:before="100" w:beforeAutospacing="1" w:after="100" w:afterAutospacing="1" w:line="240" w:lineRule="auto"/>
         <w:rPr>
-          <w:rFonts w:ascii="Times New Roman" w:hAnsi="Times New Roman" w:eastAsia="Times New Roman" w:cs="Times New Roman"/>
+          <w:rFonts w:ascii="Times New Roman" w:eastAsia="Times New Roman" w:hAnsi="Times New Roman" w:cs="Times New Roman"/>
           <w:kern w:val="0"/>
           <w:sz w:val="24"/>
           <w:szCs w:val="24"/>
@@ -3145,7 +3171,7 @@
       </w:pPr>
       <w:r>
         <w:rPr>
-          <w:rFonts w:ascii="Times New Roman" w:hAnsi="Times New Roman" w:eastAsia="Times New Roman" w:cs="Times New Roman"/>
+          <w:rFonts w:ascii="Times New Roman" w:eastAsia="Times New Roman" w:hAnsi="Times New Roman" w:cs="Times New Roman"/>
           <w:kern w:val="0"/>
           <w:sz w:val="24"/>
           <w:szCs w:val="24"/>
@@ -3156,7 +3182,7 @@
       </w:r>
       <w:r>
         <w:rPr>
-          <w:rFonts w:ascii="Times New Roman" w:hAnsi="Times New Roman" w:eastAsia="Times New Roman" w:cs="Times New Roman"/>
+          <w:rFonts w:ascii="Times New Roman" w:eastAsia="Times New Roman" w:hAnsi="Times New Roman" w:cs="Times New Roman"/>
           <w:i/>
           <w:iCs/>
           <w:kern w:val="0"/>
@@ -3169,7 +3195,7 @@
       </w:r>
       <w:r>
         <w:rPr>
-          <w:rFonts w:ascii="Times New Roman" w:hAnsi="Times New Roman" w:eastAsia="Times New Roman" w:cs="Times New Roman"/>
+          <w:rFonts w:ascii="Times New Roman" w:eastAsia="Times New Roman" w:hAnsi="Times New Roman" w:cs="Times New Roman"/>
           <w:kern w:val="0"/>
           <w:sz w:val="24"/>
           <w:szCs w:val="24"/>
@@ -3178,10 +3204,10 @@
         </w:rPr>
         <w:t xml:space="preserve">. Available at: </w:t>
       </w:r>
-      <w:hyperlink w:tgtFrame="_new" w:history="1" r:id="rId15">
+      <w:hyperlink r:id="rId15" w:tgtFrame="_new" w:history="1">
         <w:r>
           <w:rPr>
-            <w:rFonts w:ascii="Times New Roman" w:hAnsi="Times New Roman" w:eastAsia="Times New Roman" w:cs="Times New Roman"/>
+            <w:rFonts w:ascii="Times New Roman" w:eastAsia="Times New Roman" w:hAnsi="Times New Roman" w:cs="Times New Roman"/>
             <w:color w:val="0000FF"/>
             <w:kern w:val="0"/>
             <w:sz w:val="24"/>
@@ -3195,7 +3221,7 @@
       </w:hyperlink>
       <w:r>
         <w:rPr>
-          <w:rFonts w:ascii="Times New Roman" w:hAnsi="Times New Roman" w:eastAsia="Times New Roman" w:cs="Times New Roman"/>
+          <w:rFonts w:ascii="Times New Roman" w:eastAsia="Times New Roman" w:hAnsi="Times New Roman" w:cs="Times New Roman"/>
           <w:kern w:val="0"/>
           <w:sz w:val="24"/>
           <w:szCs w:val="24"/>
@@ -3213,7 +3239,7 @@
         </w:numPr>
         <w:spacing w:before="100" w:beforeAutospacing="1" w:after="100" w:afterAutospacing="1" w:line="240" w:lineRule="auto"/>
         <w:rPr>
-          <w:rFonts w:ascii="Times New Roman" w:hAnsi="Times New Roman" w:eastAsia="Times New Roman" w:cs="Times New Roman"/>
+          <w:rFonts w:ascii="Times New Roman" w:eastAsia="Times New Roman" w:hAnsi="Times New Roman" w:cs="Times New Roman"/>
           <w:kern w:val="0"/>
           <w:sz w:val="24"/>
           <w:szCs w:val="24"/>
@@ -3223,7 +3249,7 @@
       </w:pPr>
       <w:r>
         <w:rPr>
-          <w:rFonts w:ascii="Times New Roman" w:hAnsi="Times New Roman" w:eastAsia="Times New Roman" w:cs="Times New Roman"/>
+          <w:rFonts w:ascii="Times New Roman" w:eastAsia="Times New Roman" w:hAnsi="Times New Roman" w:cs="Times New Roman"/>
           <w:kern w:val="0"/>
           <w:sz w:val="24"/>
           <w:szCs w:val="24"/>
@@ -3234,7 +3260,7 @@
       </w:r>
       <w:r>
         <w:rPr>
-          <w:rFonts w:ascii="Times New Roman" w:hAnsi="Times New Roman" w:eastAsia="Times New Roman" w:cs="Times New Roman"/>
+          <w:rFonts w:ascii="Times New Roman" w:eastAsia="Times New Roman" w:hAnsi="Times New Roman" w:cs="Times New Roman"/>
           <w:i/>
           <w:iCs/>
           <w:kern w:val="0"/>
@@ -3247,7 +3273,7 @@
       </w:r>
       <w:r>
         <w:rPr>
-          <w:rFonts w:ascii="Times New Roman" w:hAnsi="Times New Roman" w:eastAsia="Times New Roman" w:cs="Times New Roman"/>
+          <w:rFonts w:ascii="Times New Roman" w:eastAsia="Times New Roman" w:hAnsi="Times New Roman" w:cs="Times New Roman"/>
           <w:kern w:val="0"/>
           <w:sz w:val="24"/>
           <w:szCs w:val="24"/>
@@ -3256,10 +3282,10 @@
         </w:rPr>
         <w:t xml:space="preserve">. Available at: </w:t>
       </w:r>
-      <w:hyperlink w:tgtFrame="_new" w:history="1" r:id="rId16">
+      <w:hyperlink r:id="rId16" w:tgtFrame="_new" w:history="1">
         <w:r>
           <w:rPr>
-            <w:rFonts w:ascii="Times New Roman" w:hAnsi="Times New Roman" w:eastAsia="Times New Roman" w:cs="Times New Roman"/>
+            <w:rFonts w:ascii="Times New Roman" w:eastAsia="Times New Roman" w:hAnsi="Times New Roman" w:cs="Times New Roman"/>
             <w:color w:val="0000FF"/>
             <w:kern w:val="0"/>
             <w:sz w:val="24"/>
@@ -3273,7 +3299,7 @@
       </w:hyperlink>
       <w:r>
         <w:rPr>
-          <w:rFonts w:ascii="Times New Roman" w:hAnsi="Times New Roman" w:eastAsia="Times New Roman" w:cs="Times New Roman"/>
+          <w:rFonts w:ascii="Times New Roman" w:eastAsia="Times New Roman" w:hAnsi="Times New Roman" w:cs="Times New Roman"/>
           <w:kern w:val="0"/>
           <w:sz w:val="24"/>
           <w:szCs w:val="24"/>
@@ -3291,7 +3317,7 @@
         </w:numPr>
         <w:spacing w:before="100" w:beforeAutospacing="1" w:after="100" w:afterAutospacing="1" w:line="240" w:lineRule="auto"/>
         <w:rPr>
-          <w:rFonts w:ascii="Times New Roman" w:hAnsi="Times New Roman" w:eastAsia="Times New Roman" w:cs="Times New Roman"/>
+          <w:rFonts w:ascii="Times New Roman" w:eastAsia="Times New Roman" w:hAnsi="Times New Roman" w:cs="Times New Roman"/>
           <w:kern w:val="0"/>
           <w:sz w:val="24"/>
           <w:szCs w:val="24"/>
@@ -3301,7 +3327,7 @@
       </w:pPr>
       <w:r>
         <w:rPr>
-          <w:rFonts w:ascii="Times New Roman" w:hAnsi="Times New Roman" w:eastAsia="Times New Roman" w:cs="Times New Roman"/>
+          <w:rFonts w:ascii="Times New Roman" w:eastAsia="Times New Roman" w:hAnsi="Times New Roman" w:cs="Times New Roman"/>
           <w:kern w:val="0"/>
           <w:sz w:val="24"/>
           <w:szCs w:val="24"/>
@@ -3312,7 +3338,7 @@
       </w:r>
       <w:r>
         <w:rPr>
-          <w:rFonts w:ascii="Times New Roman" w:hAnsi="Times New Roman" w:eastAsia="Times New Roman" w:cs="Times New Roman"/>
+          <w:rFonts w:ascii="Times New Roman" w:eastAsia="Times New Roman" w:hAnsi="Times New Roman" w:cs="Times New Roman"/>
           <w:i/>
           <w:iCs/>
           <w:kern w:val="0"/>
@@ -3325,7 +3351,7 @@
       </w:r>
       <w:r>
         <w:rPr>
-          <w:rFonts w:ascii="Times New Roman" w:hAnsi="Times New Roman" w:eastAsia="Times New Roman" w:cs="Times New Roman"/>
+          <w:rFonts w:ascii="Times New Roman" w:eastAsia="Times New Roman" w:hAnsi="Times New Roman" w:cs="Times New Roman"/>
           <w:kern w:val="0"/>
           <w:sz w:val="24"/>
           <w:szCs w:val="24"/>
@@ -3334,10 +3360,10 @@
         </w:rPr>
         <w:t xml:space="preserve">. Available at: </w:t>
       </w:r>
-      <w:hyperlink w:tgtFrame="_new" w:history="1" r:id="rId17">
+      <w:hyperlink r:id="rId17" w:tgtFrame="_new" w:history="1">
         <w:r>
           <w:rPr>
-            <w:rFonts w:ascii="Times New Roman" w:hAnsi="Times New Roman" w:eastAsia="Times New Roman" w:cs="Times New Roman"/>
+            <w:rFonts w:ascii="Times New Roman" w:eastAsia="Times New Roman" w:hAnsi="Times New Roman" w:cs="Times New Roman"/>
             <w:color w:val="0000FF"/>
             <w:kern w:val="0"/>
             <w:sz w:val="24"/>
@@ -3351,7 +3377,7 @@
       </w:hyperlink>
       <w:r>
         <w:rPr>
-          <w:rFonts w:ascii="Times New Roman" w:hAnsi="Times New Roman" w:eastAsia="Times New Roman" w:cs="Times New Roman"/>
+          <w:rFonts w:ascii="Times New Roman" w:eastAsia="Times New Roman" w:hAnsi="Times New Roman" w:cs="Times New Roman"/>
           <w:kern w:val="0"/>
           <w:sz w:val="24"/>
           <w:szCs w:val="24"/>
@@ -3369,7 +3395,7 @@
         </w:numPr>
         <w:spacing w:before="100" w:beforeAutospacing="1" w:after="100" w:afterAutospacing="1" w:line="240" w:lineRule="auto"/>
         <w:rPr>
-          <w:rFonts w:ascii="Times New Roman" w:hAnsi="Times New Roman" w:eastAsia="Times New Roman" w:cs="Times New Roman"/>
+          <w:rFonts w:ascii="Times New Roman" w:eastAsia="Times New Roman" w:hAnsi="Times New Roman" w:cs="Times New Roman"/>
           <w:kern w:val="0"/>
           <w:sz w:val="24"/>
           <w:szCs w:val="24"/>
@@ -3379,7 +3405,7 @@
       </w:pPr>
       <w:r>
         <w:rPr>
-          <w:rFonts w:ascii="Times New Roman" w:hAnsi="Times New Roman" w:eastAsia="Times New Roman" w:cs="Times New Roman"/>
+          <w:rFonts w:ascii="Times New Roman" w:eastAsia="Times New Roman" w:hAnsi="Times New Roman" w:cs="Times New Roman"/>
           <w:kern w:val="0"/>
           <w:sz w:val="24"/>
           <w:szCs w:val="24"/>
@@ -3390,7 +3416,7 @@
       </w:r>
       <w:r>
         <w:rPr>
-          <w:rFonts w:ascii="Times New Roman" w:hAnsi="Times New Roman" w:eastAsia="Times New Roman" w:cs="Times New Roman"/>
+          <w:rFonts w:ascii="Times New Roman" w:eastAsia="Times New Roman" w:hAnsi="Times New Roman" w:cs="Times New Roman"/>
           <w:i/>
           <w:iCs/>
           <w:kern w:val="0"/>
@@ -3403,7 +3429,7 @@
       </w:r>
       <w:r>
         <w:rPr>
-          <w:rFonts w:ascii="Times New Roman" w:hAnsi="Times New Roman" w:eastAsia="Times New Roman" w:cs="Times New Roman"/>
+          <w:rFonts w:ascii="Times New Roman" w:eastAsia="Times New Roman" w:hAnsi="Times New Roman" w:cs="Times New Roman"/>
           <w:kern w:val="0"/>
           <w:sz w:val="24"/>
           <w:szCs w:val="24"/>
@@ -3412,10 +3438,10 @@
         </w:rPr>
         <w:t xml:space="preserve">. Available at: </w:t>
       </w:r>
-      <w:hyperlink w:tgtFrame="_new" w:history="1" r:id="rId18">
+      <w:hyperlink r:id="rId18" w:tgtFrame="_new" w:history="1">
         <w:r>
           <w:rPr>
-            <w:rFonts w:ascii="Times New Roman" w:hAnsi="Times New Roman" w:eastAsia="Times New Roman" w:cs="Times New Roman"/>
+            <w:rFonts w:ascii="Times New Roman" w:eastAsia="Times New Roman" w:hAnsi="Times New Roman" w:cs="Times New Roman"/>
             <w:color w:val="0000FF"/>
             <w:kern w:val="0"/>
             <w:sz w:val="24"/>
@@ -3429,7 +3455,7 @@
       </w:hyperlink>
       <w:r>
         <w:rPr>
-          <w:rFonts w:ascii="Times New Roman" w:hAnsi="Times New Roman" w:eastAsia="Times New Roman" w:cs="Times New Roman"/>
+          <w:rFonts w:ascii="Times New Roman" w:eastAsia="Times New Roman" w:hAnsi="Times New Roman" w:cs="Times New Roman"/>
           <w:kern w:val="0"/>
           <w:sz w:val="24"/>
           <w:szCs w:val="24"/>
@@ -3447,7 +3473,7 @@
         </w:numPr>
         <w:spacing w:before="100" w:beforeAutospacing="1" w:after="100" w:afterAutospacing="1" w:line="240" w:lineRule="auto"/>
         <w:rPr>
-          <w:rFonts w:ascii="Times New Roman" w:hAnsi="Times New Roman" w:eastAsia="Times New Roman" w:cs="Times New Roman"/>
+          <w:rFonts w:ascii="Times New Roman" w:eastAsia="Times New Roman" w:hAnsi="Times New Roman" w:cs="Times New Roman"/>
           <w:kern w:val="0"/>
           <w:sz w:val="24"/>
           <w:szCs w:val="24"/>
@@ -3457,7 +3483,7 @@
       </w:pPr>
       <w:r>
         <w:rPr>
-          <w:rFonts w:ascii="Times New Roman" w:hAnsi="Times New Roman" w:eastAsia="Times New Roman" w:cs="Times New Roman"/>
+          <w:rFonts w:ascii="Times New Roman" w:eastAsia="Times New Roman" w:hAnsi="Times New Roman" w:cs="Times New Roman"/>
           <w:kern w:val="0"/>
           <w:sz w:val="24"/>
           <w:szCs w:val="24"/>
@@ -3468,7 +3494,7 @@
       </w:r>
       <w:r>
         <w:rPr>
-          <w:rFonts w:ascii="Times New Roman" w:hAnsi="Times New Roman" w:eastAsia="Times New Roman" w:cs="Times New Roman"/>
+          <w:rFonts w:ascii="Times New Roman" w:eastAsia="Times New Roman" w:hAnsi="Times New Roman" w:cs="Times New Roman"/>
           <w:i/>
           <w:iCs/>
           <w:kern w:val="0"/>
@@ -3481,7 +3507,7 @@
       </w:r>
       <w:r>
         <w:rPr>
-          <w:rFonts w:ascii="Times New Roman" w:hAnsi="Times New Roman" w:eastAsia="Times New Roman" w:cs="Times New Roman"/>
+          <w:rFonts w:ascii="Times New Roman" w:eastAsia="Times New Roman" w:hAnsi="Times New Roman" w:cs="Times New Roman"/>
           <w:kern w:val="0"/>
           <w:sz w:val="24"/>
           <w:szCs w:val="24"/>
@@ -3490,10 +3516,10 @@
         </w:rPr>
         <w:t xml:space="preserve">. Available at: </w:t>
       </w:r>
-      <w:hyperlink w:tgtFrame="_new" w:history="1" r:id="rId19">
+      <w:hyperlink r:id="rId19" w:tgtFrame="_new" w:history="1">
         <w:r>
           <w:rPr>
-            <w:rFonts w:ascii="Times New Roman" w:hAnsi="Times New Roman" w:eastAsia="Times New Roman" w:cs="Times New Roman"/>
+            <w:rFonts w:ascii="Times New Roman" w:eastAsia="Times New Roman" w:hAnsi="Times New Roman" w:cs="Times New Roman"/>
             <w:color w:val="0000FF"/>
             <w:kern w:val="0"/>
             <w:sz w:val="24"/>
@@ -3507,7 +3533,7 @@
       </w:hyperlink>
       <w:r>
         <w:rPr>
-          <w:rFonts w:ascii="Times New Roman" w:hAnsi="Times New Roman" w:eastAsia="Times New Roman" w:cs="Times New Roman"/>
+          <w:rFonts w:ascii="Times New Roman" w:eastAsia="Times New Roman" w:hAnsi="Times New Roman" w:cs="Times New Roman"/>
           <w:kern w:val="0"/>
           <w:sz w:val="24"/>
           <w:szCs w:val="24"/>
@@ -3525,7 +3551,7 @@
         </w:numPr>
         <w:spacing w:before="100" w:beforeAutospacing="1" w:after="100" w:afterAutospacing="1" w:line="240" w:lineRule="auto"/>
         <w:rPr>
-          <w:rFonts w:ascii="Times New Roman" w:hAnsi="Times New Roman" w:eastAsia="Times New Roman" w:cs="Times New Roman"/>
+          <w:rFonts w:ascii="Times New Roman" w:eastAsia="Times New Roman" w:hAnsi="Times New Roman" w:cs="Times New Roman"/>
           <w:kern w:val="0"/>
           <w:sz w:val="24"/>
           <w:szCs w:val="24"/>
@@ -3535,7 +3561,7 @@
       </w:pPr>
       <w:r>
         <w:rPr>
-          <w:rFonts w:ascii="Times New Roman" w:hAnsi="Times New Roman" w:eastAsia="Times New Roman" w:cs="Times New Roman"/>
+          <w:rFonts w:ascii="Times New Roman" w:eastAsia="Times New Roman" w:hAnsi="Times New Roman" w:cs="Times New Roman"/>
           <w:kern w:val="0"/>
           <w:sz w:val="24"/>
           <w:szCs w:val="24"/>
@@ -3546,7 +3572,7 @@
       </w:r>
       <w:r>
         <w:rPr>
-          <w:rFonts w:ascii="Times New Roman" w:hAnsi="Times New Roman" w:eastAsia="Times New Roman" w:cs="Times New Roman"/>
+          <w:rFonts w:ascii="Times New Roman" w:eastAsia="Times New Roman" w:hAnsi="Times New Roman" w:cs="Times New Roman"/>
           <w:i/>
           <w:iCs/>
           <w:kern w:val="0"/>
@@ -3559,7 +3585,7 @@
       </w:r>
       <w:r>
         <w:rPr>
-          <w:rFonts w:ascii="Times New Roman" w:hAnsi="Times New Roman" w:eastAsia="Times New Roman" w:cs="Times New Roman"/>
+          <w:rFonts w:ascii="Times New Roman" w:eastAsia="Times New Roman" w:hAnsi="Times New Roman" w:cs="Times New Roman"/>
           <w:kern w:val="0"/>
           <w:sz w:val="24"/>
           <w:szCs w:val="24"/>
@@ -3568,10 +3594,10 @@
         </w:rPr>
         <w:t xml:space="preserve">. Available at: </w:t>
       </w:r>
-      <w:hyperlink w:tgtFrame="_new" w:history="1" r:id="rId20">
+      <w:hyperlink r:id="rId20" w:tgtFrame="_new" w:history="1">
         <w:r>
           <w:rPr>
-            <w:rFonts w:ascii="Times New Roman" w:hAnsi="Times New Roman" w:eastAsia="Times New Roman" w:cs="Times New Roman"/>
+            <w:rFonts w:ascii="Times New Roman" w:eastAsia="Times New Roman" w:hAnsi="Times New Roman" w:cs="Times New Roman"/>
             <w:color w:val="0000FF"/>
             <w:kern w:val="0"/>
             <w:sz w:val="24"/>
@@ -3585,7 +3611,7 @@
       </w:hyperlink>
       <w:r>
         <w:rPr>
-          <w:rFonts w:ascii="Times New Roman" w:hAnsi="Times New Roman" w:eastAsia="Times New Roman" w:cs="Times New Roman"/>
+          <w:rFonts w:ascii="Times New Roman" w:eastAsia="Times New Roman" w:hAnsi="Times New Roman" w:cs="Times New Roman"/>
           <w:kern w:val="0"/>
           <w:sz w:val="24"/>
           <w:szCs w:val="24"/>
@@ -3603,7 +3629,7 @@
         </w:numPr>
         <w:spacing w:before="100" w:beforeAutospacing="1" w:after="100" w:afterAutospacing="1" w:line="240" w:lineRule="auto"/>
         <w:rPr>
-          <w:rFonts w:ascii="Times New Roman" w:hAnsi="Times New Roman" w:eastAsia="Times New Roman" w:cs="Times New Roman"/>
+          <w:rFonts w:ascii="Times New Roman" w:eastAsia="Times New Roman" w:hAnsi="Times New Roman" w:cs="Times New Roman"/>
           <w:kern w:val="0"/>
           <w:sz w:val="24"/>
           <w:szCs w:val="24"/>
@@ -3613,7 +3639,7 @@
       </w:pPr>
       <w:r>
         <w:rPr>
-          <w:rFonts w:ascii="Times New Roman" w:hAnsi="Times New Roman" w:eastAsia="Times New Roman" w:cs="Times New Roman"/>
+          <w:rFonts w:ascii="Times New Roman" w:eastAsia="Times New Roman" w:hAnsi="Times New Roman" w:cs="Times New Roman"/>
           <w:kern w:val="0"/>
           <w:sz w:val="24"/>
           <w:szCs w:val="24"/>
@@ -3624,7 +3650,7 @@
       </w:r>
       <w:r>
         <w:rPr>
-          <w:rFonts w:ascii="Times New Roman" w:hAnsi="Times New Roman" w:eastAsia="Times New Roman" w:cs="Times New Roman"/>
+          <w:rFonts w:ascii="Times New Roman" w:eastAsia="Times New Roman" w:hAnsi="Times New Roman" w:cs="Times New Roman"/>
           <w:i/>
           <w:iCs/>
           <w:kern w:val="0"/>
@@ -3637,7 +3663,7 @@
       </w:r>
       <w:r>
         <w:rPr>
-          <w:rFonts w:ascii="Times New Roman" w:hAnsi="Times New Roman" w:eastAsia="Times New Roman" w:cs="Times New Roman"/>
+          <w:rFonts w:ascii="Times New Roman" w:eastAsia="Times New Roman" w:hAnsi="Times New Roman" w:cs="Times New Roman"/>
           <w:kern w:val="0"/>
           <w:sz w:val="24"/>
           <w:szCs w:val="24"/>
@@ -3669,13 +3695,13 @@
     <w:p/>
     <w:sectPr>
       <w:footerReference w:type="default" r:id="rId21"/>
-      <w:pgSz w:w="11906" w:h="16838" w:orient="portrait" w:code="9"/>
+      <w:pgSz w:w="11906" w:h="16838" w:code="9"/>
       <w:pgMar w:top="1440" w:right="1440" w:bottom="1440" w:left="1440" w:header="708" w:footer="708" w:gutter="0"/>
       <w:pgBorders w:display="firstPage" w:offsetFrom="page">
-        <w:top w:val="single" w:color="auto" w:sz="36" w:space="24"/>
-        <w:left w:val="single" w:color="auto" w:sz="36" w:space="24"/>
-        <w:bottom w:val="single" w:color="auto" w:sz="36" w:space="24"/>
-        <w:right w:val="single" w:color="auto" w:sz="36" w:space="24"/>
+        <w:top w:val="single" w:sz="36" w:space="24" w:color="auto"/>
+        <w:left w:val="single" w:sz="36" w:space="24" w:color="auto"/>
+        <w:bottom w:val="single" w:sz="36" w:space="24" w:color="auto"/>
+        <w:right w:val="single" w:sz="36" w:space="24" w:color="auto"/>
       </w:pgBorders>
       <w:cols w:space="708"/>
       <w:docGrid w:linePitch="360"/>
@@ -3731,7 +3757,7 @@
         <w:pPr>
           <w:pStyle w:val="Footer"/>
           <w:pBdr>
-            <w:top w:val="single" w:color="D9D9D9" w:themeColor="background1" w:themeShade="D9" w:sz="4" w:space="1"/>
+            <w:top w:val="single" w:sz="4" w:space="1" w:color="D9D9D9" w:themeColor="background1" w:themeShade="D9"/>
           </w:pBdr>
           <w:jc w:val="right"/>
         </w:pPr>
@@ -3818,7 +3844,7 @@
         <w:ind w:left="720" w:hanging="360"/>
       </w:pPr>
       <w:rPr>
-        <w:rFonts w:hint="default" w:ascii="Symbol" w:hAnsi="Symbol"/>
+        <w:rFonts w:ascii="Symbol" w:hAnsi="Symbol" w:hint="default"/>
       </w:rPr>
     </w:lvl>
     <w:lvl w:ilvl="1" w:tplc="1C090003" w:tentative="1">
@@ -3830,7 +3856,7 @@
         <w:ind w:left="1440" w:hanging="360"/>
       </w:pPr>
       <w:rPr>
-        <w:rFonts w:hint="default" w:ascii="Courier New" w:hAnsi="Courier New" w:cs="Courier New"/>
+        <w:rFonts w:ascii="Courier New" w:hAnsi="Courier New" w:cs="Courier New" w:hint="default"/>
       </w:rPr>
     </w:lvl>
     <w:lvl w:ilvl="2" w:tplc="1C090005" w:tentative="1">
@@ -3842,7 +3868,7 @@
         <w:ind w:left="2160" w:hanging="360"/>
       </w:pPr>
       <w:rPr>
-        <w:rFonts w:hint="default" w:ascii="Wingdings" w:hAnsi="Wingdings"/>
+        <w:rFonts w:ascii="Wingdings" w:hAnsi="Wingdings" w:hint="default"/>
       </w:rPr>
     </w:lvl>
     <w:lvl w:ilvl="3" w:tplc="1C090001" w:tentative="1">
@@ -3854,7 +3880,7 @@
         <w:ind w:left="2880" w:hanging="360"/>
       </w:pPr>
       <w:rPr>
-        <w:rFonts w:hint="default" w:ascii="Symbol" w:hAnsi="Symbol"/>
+        <w:rFonts w:ascii="Symbol" w:hAnsi="Symbol" w:hint="default"/>
       </w:rPr>
     </w:lvl>
     <w:lvl w:ilvl="4" w:tplc="1C090003" w:tentative="1">
@@ -3866,7 +3892,7 @@
         <w:ind w:left="3600" w:hanging="360"/>
       </w:pPr>
       <w:rPr>
-        <w:rFonts w:hint="default" w:ascii="Courier New" w:hAnsi="Courier New" w:cs="Courier New"/>
+        <w:rFonts w:ascii="Courier New" w:hAnsi="Courier New" w:cs="Courier New" w:hint="default"/>
       </w:rPr>
     </w:lvl>
     <w:lvl w:ilvl="5" w:tplc="1C090005" w:tentative="1">
@@ -3878,7 +3904,7 @@
         <w:ind w:left="4320" w:hanging="360"/>
       </w:pPr>
       <w:rPr>
-        <w:rFonts w:hint="default" w:ascii="Wingdings" w:hAnsi="Wingdings"/>
+        <w:rFonts w:ascii="Wingdings" w:hAnsi="Wingdings" w:hint="default"/>
       </w:rPr>
     </w:lvl>
     <w:lvl w:ilvl="6" w:tplc="1C090001" w:tentative="1">
@@ -3890,7 +3916,7 @@
         <w:ind w:left="5040" w:hanging="360"/>
       </w:pPr>
       <w:rPr>
-        <w:rFonts w:hint="default" w:ascii="Symbol" w:hAnsi="Symbol"/>
+        <w:rFonts w:ascii="Symbol" w:hAnsi="Symbol" w:hint="default"/>
       </w:rPr>
     </w:lvl>
     <w:lvl w:ilvl="7" w:tplc="1C090003" w:tentative="1">
@@ -3902,7 +3928,7 @@
         <w:ind w:left="5760" w:hanging="360"/>
       </w:pPr>
       <w:rPr>
-        <w:rFonts w:hint="default" w:ascii="Courier New" w:hAnsi="Courier New" w:cs="Courier New"/>
+        <w:rFonts w:ascii="Courier New" w:hAnsi="Courier New" w:cs="Courier New" w:hint="default"/>
       </w:rPr>
     </w:lvl>
     <w:lvl w:ilvl="8" w:tplc="1C090005" w:tentative="1">
@@ -3914,7 +3940,7 @@
         <w:ind w:left="6480" w:hanging="360"/>
       </w:pPr>
       <w:rPr>
-        <w:rFonts w:hint="default" w:ascii="Wingdings" w:hAnsi="Wingdings"/>
+        <w:rFonts w:ascii="Wingdings" w:hAnsi="Wingdings" w:hint="default"/>
       </w:rPr>
     </w:lvl>
   </w:abstractNum>
@@ -3931,7 +3957,7 @@
         <w:ind w:left="1755" w:hanging="360"/>
       </w:pPr>
       <w:rPr>
-        <w:rFonts w:hint="default" w:ascii="Wingdings" w:hAnsi="Wingdings"/>
+        <w:rFonts w:ascii="Wingdings" w:hAnsi="Wingdings" w:hint="default"/>
       </w:rPr>
     </w:lvl>
     <w:lvl w:ilvl="1" w:tplc="1C090003" w:tentative="1">
@@ -3943,7 +3969,7 @@
         <w:ind w:left="2475" w:hanging="360"/>
       </w:pPr>
       <w:rPr>
-        <w:rFonts w:hint="default" w:ascii="Courier New" w:hAnsi="Courier New" w:cs="Courier New"/>
+        <w:rFonts w:ascii="Courier New" w:hAnsi="Courier New" w:cs="Courier New" w:hint="default"/>
       </w:rPr>
     </w:lvl>
     <w:lvl w:ilvl="2" w:tplc="1C090005" w:tentative="1">
@@ -3955,7 +3981,7 @@
         <w:ind w:left="3195" w:hanging="360"/>
       </w:pPr>
       <w:rPr>
-        <w:rFonts w:hint="default" w:ascii="Wingdings" w:hAnsi="Wingdings"/>
+        <w:rFonts w:ascii="Wingdings" w:hAnsi="Wingdings" w:hint="default"/>
       </w:rPr>
     </w:lvl>
     <w:lvl w:ilvl="3" w:tplc="1C090001" w:tentative="1">
@@ -3967,7 +3993,7 @@
         <w:ind w:left="3915" w:hanging="360"/>
       </w:pPr>
       <w:rPr>
-        <w:rFonts w:hint="default" w:ascii="Symbol" w:hAnsi="Symbol"/>
+        <w:rFonts w:ascii="Symbol" w:hAnsi="Symbol" w:hint="default"/>
       </w:rPr>
     </w:lvl>
     <w:lvl w:ilvl="4" w:tplc="1C090003" w:tentative="1">
@@ -3979,7 +4005,7 @@
         <w:ind w:left="4635" w:hanging="360"/>
       </w:pPr>
       <w:rPr>
-        <w:rFonts w:hint="default" w:ascii="Courier New" w:hAnsi="Courier New" w:cs="Courier New"/>
+        <w:rFonts w:ascii="Courier New" w:hAnsi="Courier New" w:cs="Courier New" w:hint="default"/>
       </w:rPr>
     </w:lvl>
     <w:lvl w:ilvl="5" w:tplc="1C090005" w:tentative="1">
@@ -3991,7 +4017,7 @@
         <w:ind w:left="5355" w:hanging="360"/>
       </w:pPr>
       <w:rPr>
-        <w:rFonts w:hint="default" w:ascii="Wingdings" w:hAnsi="Wingdings"/>
+        <w:rFonts w:ascii="Wingdings" w:hAnsi="Wingdings" w:hint="default"/>
       </w:rPr>
     </w:lvl>
     <w:lvl w:ilvl="6" w:tplc="1C090001" w:tentative="1">
@@ -4003,7 +4029,7 @@
         <w:ind w:left="6075" w:hanging="360"/>
       </w:pPr>
       <w:rPr>
-        <w:rFonts w:hint="default" w:ascii="Symbol" w:hAnsi="Symbol"/>
+        <w:rFonts w:ascii="Symbol" w:hAnsi="Symbol" w:hint="default"/>
       </w:rPr>
     </w:lvl>
     <w:lvl w:ilvl="7" w:tplc="1C090003" w:tentative="1">
@@ -4015,7 +4041,7 @@
         <w:ind w:left="6795" w:hanging="360"/>
       </w:pPr>
       <w:rPr>
-        <w:rFonts w:hint="default" w:ascii="Courier New" w:hAnsi="Courier New" w:cs="Courier New"/>
+        <w:rFonts w:ascii="Courier New" w:hAnsi="Courier New" w:cs="Courier New" w:hint="default"/>
       </w:rPr>
     </w:lvl>
     <w:lvl w:ilvl="8" w:tplc="1C090005" w:tentative="1">
@@ -4027,7 +4053,7 @@
         <w:ind w:left="7515" w:hanging="360"/>
       </w:pPr>
       <w:rPr>
-        <w:rFonts w:hint="default" w:ascii="Wingdings" w:hAnsi="Wingdings"/>
+        <w:rFonts w:ascii="Wingdings" w:hAnsi="Wingdings" w:hint="default"/>
       </w:rPr>
     </w:lvl>
   </w:abstractNum>
@@ -4044,7 +4070,7 @@
         <w:ind w:left="1125" w:hanging="360"/>
       </w:pPr>
       <w:rPr>
-        <w:rFonts w:hint="default" w:ascii="Symbol" w:hAnsi="Symbol"/>
+        <w:rFonts w:ascii="Symbol" w:hAnsi="Symbol" w:hint="default"/>
       </w:rPr>
     </w:lvl>
     <w:lvl w:ilvl="1" w:tplc="1C090003" w:tentative="1">
@@ -4056,7 +4082,7 @@
         <w:ind w:left="1845" w:hanging="360"/>
       </w:pPr>
       <w:rPr>
-        <w:rFonts w:hint="default" w:ascii="Courier New" w:hAnsi="Courier New" w:cs="Courier New"/>
+        <w:rFonts w:ascii="Courier New" w:hAnsi="Courier New" w:cs="Courier New" w:hint="default"/>
       </w:rPr>
     </w:lvl>
     <w:lvl w:ilvl="2" w:tplc="1C090005" w:tentative="1">
@@ -4068,7 +4094,7 @@
         <w:ind w:left="2565" w:hanging="360"/>
       </w:pPr>
       <w:rPr>
-        <w:rFonts w:hint="default" w:ascii="Wingdings" w:hAnsi="Wingdings"/>
+        <w:rFonts w:ascii="Wingdings" w:hAnsi="Wingdings" w:hint="default"/>
       </w:rPr>
     </w:lvl>
     <w:lvl w:ilvl="3" w:tplc="1C090001" w:tentative="1">
@@ -4080,7 +4106,7 @@
         <w:ind w:left="3285" w:hanging="360"/>
       </w:pPr>
       <w:rPr>
-        <w:rFonts w:hint="default" w:ascii="Symbol" w:hAnsi="Symbol"/>
+        <w:rFonts w:ascii="Symbol" w:hAnsi="Symbol" w:hint="default"/>
       </w:rPr>
     </w:lvl>
     <w:lvl w:ilvl="4" w:tplc="1C090003" w:tentative="1">
@@ -4092,7 +4118,7 @@
         <w:ind w:left="4005" w:hanging="360"/>
       </w:pPr>
       <w:rPr>
-        <w:rFonts w:hint="default" w:ascii="Courier New" w:hAnsi="Courier New" w:cs="Courier New"/>
+        <w:rFonts w:ascii="Courier New" w:hAnsi="Courier New" w:cs="Courier New" w:hint="default"/>
       </w:rPr>
     </w:lvl>
     <w:lvl w:ilvl="5" w:tplc="1C090005" w:tentative="1">
@@ -4104,7 +4130,7 @@
         <w:ind w:left="4725" w:hanging="360"/>
       </w:pPr>
       <w:rPr>
-        <w:rFonts w:hint="default" w:ascii="Wingdings" w:hAnsi="Wingdings"/>
+        <w:rFonts w:ascii="Wingdings" w:hAnsi="Wingdings" w:hint="default"/>
       </w:rPr>
     </w:lvl>
     <w:lvl w:ilvl="6" w:tplc="1C090001" w:tentative="1">
@@ -4116,7 +4142,7 @@
         <w:ind w:left="5445" w:hanging="360"/>
       </w:pPr>
       <w:rPr>
-        <w:rFonts w:hint="default" w:ascii="Symbol" w:hAnsi="Symbol"/>
+        <w:rFonts w:ascii="Symbol" w:hAnsi="Symbol" w:hint="default"/>
       </w:rPr>
     </w:lvl>
     <w:lvl w:ilvl="7" w:tplc="1C090003" w:tentative="1">
@@ -4128,7 +4154,7 @@
         <w:ind w:left="6165" w:hanging="360"/>
       </w:pPr>
       <w:rPr>
-        <w:rFonts w:hint="default" w:ascii="Courier New" w:hAnsi="Courier New" w:cs="Courier New"/>
+        <w:rFonts w:ascii="Courier New" w:hAnsi="Courier New" w:cs="Courier New" w:hint="default"/>
       </w:rPr>
     </w:lvl>
     <w:lvl w:ilvl="8" w:tplc="1C090005" w:tentative="1">
@@ -4140,7 +4166,7 @@
         <w:ind w:left="6885" w:hanging="360"/>
       </w:pPr>
       <w:rPr>
-        <w:rFonts w:hint="default" w:ascii="Wingdings" w:hAnsi="Wingdings"/>
+        <w:rFonts w:ascii="Wingdings" w:hAnsi="Wingdings" w:hint="default"/>
       </w:rPr>
     </w:lvl>
   </w:abstractNum>
@@ -4157,7 +4183,7 @@
         <w:ind w:left="990" w:hanging="360"/>
       </w:pPr>
       <w:rPr>
-        <w:rFonts w:hint="default" w:ascii="Symbol" w:hAnsi="Symbol"/>
+        <w:rFonts w:ascii="Symbol" w:hAnsi="Symbol" w:hint="default"/>
       </w:rPr>
     </w:lvl>
     <w:lvl w:ilvl="1" w:tplc="1C090003" w:tentative="1">
@@ -4169,7 +4195,7 @@
         <w:ind w:left="1710" w:hanging="360"/>
       </w:pPr>
       <w:rPr>
-        <w:rFonts w:hint="default" w:ascii="Courier New" w:hAnsi="Courier New" w:cs="Courier New"/>
+        <w:rFonts w:ascii="Courier New" w:hAnsi="Courier New" w:cs="Courier New" w:hint="default"/>
       </w:rPr>
     </w:lvl>
     <w:lvl w:ilvl="2" w:tplc="1C090005" w:tentative="1">
@@ -4181,7 +4207,7 @@
         <w:ind w:left="2430" w:hanging="360"/>
       </w:pPr>
       <w:rPr>
-        <w:rFonts w:hint="default" w:ascii="Wingdings" w:hAnsi="Wingdings"/>
+        <w:rFonts w:ascii="Wingdings" w:hAnsi="Wingdings" w:hint="default"/>
       </w:rPr>
     </w:lvl>
     <w:lvl w:ilvl="3" w:tplc="1C090001" w:tentative="1">
@@ -4193,7 +4219,7 @@
         <w:ind w:left="3150" w:hanging="360"/>
       </w:pPr>
       <w:rPr>
-        <w:rFonts w:hint="default" w:ascii="Symbol" w:hAnsi="Symbol"/>
+        <w:rFonts w:ascii="Symbol" w:hAnsi="Symbol" w:hint="default"/>
       </w:rPr>
     </w:lvl>
     <w:lvl w:ilvl="4" w:tplc="1C090003" w:tentative="1">
@@ -4205,7 +4231,7 @@
         <w:ind w:left="3870" w:hanging="360"/>
       </w:pPr>
       <w:rPr>
-        <w:rFonts w:hint="default" w:ascii="Courier New" w:hAnsi="Courier New" w:cs="Courier New"/>
+        <w:rFonts w:ascii="Courier New" w:hAnsi="Courier New" w:cs="Courier New" w:hint="default"/>
       </w:rPr>
     </w:lvl>
     <w:lvl w:ilvl="5" w:tplc="1C090005" w:tentative="1">
@@ -4217,7 +4243,7 @@
         <w:ind w:left="4590" w:hanging="360"/>
       </w:pPr>
       <w:rPr>
-        <w:rFonts w:hint="default" w:ascii="Wingdings" w:hAnsi="Wingdings"/>
+        <w:rFonts w:ascii="Wingdings" w:hAnsi="Wingdings" w:hint="default"/>
       </w:rPr>
     </w:lvl>
     <w:lvl w:ilvl="6" w:tplc="1C090001" w:tentative="1">
@@ -4229,7 +4255,7 @@
         <w:ind w:left="5310" w:hanging="360"/>
       </w:pPr>
       <w:rPr>
-        <w:rFonts w:hint="default" w:ascii="Symbol" w:hAnsi="Symbol"/>
+        <w:rFonts w:ascii="Symbol" w:hAnsi="Symbol" w:hint="default"/>
       </w:rPr>
     </w:lvl>
     <w:lvl w:ilvl="7" w:tplc="1C090003" w:tentative="1">
@@ -4241,7 +4267,7 @@
         <w:ind w:left="6030" w:hanging="360"/>
       </w:pPr>
       <w:rPr>
-        <w:rFonts w:hint="default" w:ascii="Courier New" w:hAnsi="Courier New" w:cs="Courier New"/>
+        <w:rFonts w:ascii="Courier New" w:hAnsi="Courier New" w:cs="Courier New" w:hint="default"/>
       </w:rPr>
     </w:lvl>
     <w:lvl w:ilvl="8" w:tplc="1C090005" w:tentative="1">
@@ -4253,7 +4279,7 @@
         <w:ind w:left="6750" w:hanging="360"/>
       </w:pPr>
       <w:rPr>
-        <w:rFonts w:hint="default" w:ascii="Wingdings" w:hAnsi="Wingdings"/>
+        <w:rFonts w:ascii="Wingdings" w:hAnsi="Wingdings" w:hint="default"/>
       </w:rPr>
     </w:lvl>
   </w:abstractNum>
@@ -4270,7 +4296,7 @@
         <w:ind w:left="1800" w:hanging="360"/>
       </w:pPr>
       <w:rPr>
-        <w:rFonts w:hint="default" w:ascii="Wingdings" w:hAnsi="Wingdings"/>
+        <w:rFonts w:ascii="Wingdings" w:hAnsi="Wingdings" w:hint="default"/>
       </w:rPr>
     </w:lvl>
     <w:lvl w:ilvl="1" w:tplc="1C090003" w:tentative="1">
@@ -4282,7 +4308,7 @@
         <w:ind w:left="2520" w:hanging="360"/>
       </w:pPr>
       <w:rPr>
-        <w:rFonts w:hint="default" w:ascii="Courier New" w:hAnsi="Courier New" w:cs="Courier New"/>
+        <w:rFonts w:ascii="Courier New" w:hAnsi="Courier New" w:cs="Courier New" w:hint="default"/>
       </w:rPr>
     </w:lvl>
     <w:lvl w:ilvl="2" w:tplc="1C090005" w:tentative="1">
@@ -4294,7 +4320,7 @@
         <w:ind w:left="3240" w:hanging="360"/>
       </w:pPr>
       <w:rPr>
-        <w:rFonts w:hint="default" w:ascii="Wingdings" w:hAnsi="Wingdings"/>
+        <w:rFonts w:ascii="Wingdings" w:hAnsi="Wingdings" w:hint="default"/>
       </w:rPr>
     </w:lvl>
     <w:lvl w:ilvl="3" w:tplc="1C090001" w:tentative="1">
@@ -4306,7 +4332,7 @@
         <w:ind w:left="3960" w:hanging="360"/>
       </w:pPr>
       <w:rPr>
-        <w:rFonts w:hint="default" w:ascii="Symbol" w:hAnsi="Symbol"/>
+        <w:rFonts w:ascii="Symbol" w:hAnsi="Symbol" w:hint="default"/>
       </w:rPr>
     </w:lvl>
     <w:lvl w:ilvl="4" w:tplc="1C090003" w:tentative="1">
@@ -4318,7 +4344,7 @@
         <w:ind w:left="4680" w:hanging="360"/>
       </w:pPr>
       <w:rPr>
-        <w:rFonts w:hint="default" w:ascii="Courier New" w:hAnsi="Courier New" w:cs="Courier New"/>
+        <w:rFonts w:ascii="Courier New" w:hAnsi="Courier New" w:cs="Courier New" w:hint="default"/>
       </w:rPr>
     </w:lvl>
     <w:lvl w:ilvl="5" w:tplc="1C090005" w:tentative="1">
@@ -4330,7 +4356,7 @@
         <w:ind w:left="5400" w:hanging="360"/>
       </w:pPr>
       <w:rPr>
-        <w:rFonts w:hint="default" w:ascii="Wingdings" w:hAnsi="Wingdings"/>
+        <w:rFonts w:ascii="Wingdings" w:hAnsi="Wingdings" w:hint="default"/>
       </w:rPr>
     </w:lvl>
     <w:lvl w:ilvl="6" w:tplc="1C090001" w:tentative="1">
@@ -4342,7 +4368,7 @@
         <w:ind w:left="6120" w:hanging="360"/>
       </w:pPr>
       <w:rPr>
-        <w:rFonts w:hint="default" w:ascii="Symbol" w:hAnsi="Symbol"/>
+        <w:rFonts w:ascii="Symbol" w:hAnsi="Symbol" w:hint="default"/>
       </w:rPr>
     </w:lvl>
     <w:lvl w:ilvl="7" w:tplc="1C090003" w:tentative="1">
@@ -4354,7 +4380,7 @@
         <w:ind w:left="6840" w:hanging="360"/>
       </w:pPr>
       <w:rPr>
-        <w:rFonts w:hint="default" w:ascii="Courier New" w:hAnsi="Courier New" w:cs="Courier New"/>
+        <w:rFonts w:ascii="Courier New" w:hAnsi="Courier New" w:cs="Courier New" w:hint="default"/>
       </w:rPr>
     </w:lvl>
     <w:lvl w:ilvl="8" w:tplc="1C090005" w:tentative="1">
@@ -4366,7 +4392,7 @@
         <w:ind w:left="7560" w:hanging="360"/>
       </w:pPr>
       <w:rPr>
-        <w:rFonts w:hint="default" w:ascii="Wingdings" w:hAnsi="Wingdings"/>
+        <w:rFonts w:ascii="Wingdings" w:hAnsi="Wingdings" w:hint="default"/>
       </w:rPr>
     </w:lvl>
   </w:abstractNum>
@@ -4383,7 +4409,7 @@
         <w:ind w:left="810" w:hanging="360"/>
       </w:pPr>
       <w:rPr>
-        <w:rFonts w:hint="default" w:ascii="Symbol" w:hAnsi="Symbol"/>
+        <w:rFonts w:ascii="Symbol" w:hAnsi="Symbol" w:hint="default"/>
       </w:rPr>
     </w:lvl>
     <w:lvl w:ilvl="1" w:tplc="1C090003" w:tentative="1">
@@ -4395,7 +4421,7 @@
         <w:ind w:left="1530" w:hanging="360"/>
       </w:pPr>
       <w:rPr>
-        <w:rFonts w:hint="default" w:ascii="Courier New" w:hAnsi="Courier New" w:cs="Courier New"/>
+        <w:rFonts w:ascii="Courier New" w:hAnsi="Courier New" w:cs="Courier New" w:hint="default"/>
       </w:rPr>
     </w:lvl>
     <w:lvl w:ilvl="2" w:tplc="1C090005" w:tentative="1">
@@ -4407,7 +4433,7 @@
         <w:ind w:left="2250" w:hanging="360"/>
       </w:pPr>
       <w:rPr>
-        <w:rFonts w:hint="default" w:ascii="Wingdings" w:hAnsi="Wingdings"/>
+        <w:rFonts w:ascii="Wingdings" w:hAnsi="Wingdings" w:hint="default"/>
       </w:rPr>
     </w:lvl>
     <w:lvl w:ilvl="3" w:tplc="1C090001" w:tentative="1">
@@ -4419,7 +4445,7 @@
         <w:ind w:left="2970" w:hanging="360"/>
       </w:pPr>
       <w:rPr>
-        <w:rFonts w:hint="default" w:ascii="Symbol" w:hAnsi="Symbol"/>
+        <w:rFonts w:ascii="Symbol" w:hAnsi="Symbol" w:hint="default"/>
       </w:rPr>
     </w:lvl>
     <w:lvl w:ilvl="4" w:tplc="1C090003" w:tentative="1">
@@ -4431,7 +4457,7 @@
         <w:ind w:left="3690" w:hanging="360"/>
       </w:pPr>
       <w:rPr>
-        <w:rFonts w:hint="default" w:ascii="Courier New" w:hAnsi="Courier New" w:cs="Courier New"/>
+        <w:rFonts w:ascii="Courier New" w:hAnsi="Courier New" w:cs="Courier New" w:hint="default"/>
       </w:rPr>
     </w:lvl>
     <w:lvl w:ilvl="5" w:tplc="1C090005" w:tentative="1">
@@ -4443,7 +4469,7 @@
         <w:ind w:left="4410" w:hanging="360"/>
       </w:pPr>
       <w:rPr>
-        <w:rFonts w:hint="default" w:ascii="Wingdings" w:hAnsi="Wingdings"/>
+        <w:rFonts w:ascii="Wingdings" w:hAnsi="Wingdings" w:hint="default"/>
       </w:rPr>
     </w:lvl>
     <w:lvl w:ilvl="6" w:tplc="1C090001" w:tentative="1">
@@ -4455,7 +4481,7 @@
         <w:ind w:left="5130" w:hanging="360"/>
       </w:pPr>
       <w:rPr>
-        <w:rFonts w:hint="default" w:ascii="Symbol" w:hAnsi="Symbol"/>
+        <w:rFonts w:ascii="Symbol" w:hAnsi="Symbol" w:hint="default"/>
       </w:rPr>
     </w:lvl>
     <w:lvl w:ilvl="7" w:tplc="1C090003" w:tentative="1">
@@ -4467,7 +4493,7 @@
         <w:ind w:left="5850" w:hanging="360"/>
       </w:pPr>
       <w:rPr>
-        <w:rFonts w:hint="default" w:ascii="Courier New" w:hAnsi="Courier New" w:cs="Courier New"/>
+        <w:rFonts w:ascii="Courier New" w:hAnsi="Courier New" w:cs="Courier New" w:hint="default"/>
       </w:rPr>
     </w:lvl>
     <w:lvl w:ilvl="8" w:tplc="1C090005" w:tentative="1">
@@ -4479,7 +4505,7 @@
         <w:ind w:left="6570" w:hanging="360"/>
       </w:pPr>
       <w:rPr>
-        <w:rFonts w:hint="default" w:ascii="Wingdings" w:hAnsi="Wingdings"/>
+        <w:rFonts w:ascii="Wingdings" w:hAnsi="Wingdings" w:hint="default"/>
       </w:rPr>
     </w:lvl>
   </w:abstractNum>
@@ -4496,7 +4522,7 @@
         <w:ind w:left="720" w:hanging="360"/>
       </w:pPr>
       <w:rPr>
-        <w:rFonts w:hint="default" w:ascii="Symbol" w:hAnsi="Symbol"/>
+        <w:rFonts w:ascii="Symbol" w:hAnsi="Symbol" w:hint="default"/>
       </w:rPr>
     </w:lvl>
     <w:lvl w:ilvl="1" w:tplc="1C090003" w:tentative="1">
@@ -4508,7 +4534,7 @@
         <w:ind w:left="1440" w:hanging="360"/>
       </w:pPr>
       <w:rPr>
-        <w:rFonts w:hint="default" w:ascii="Courier New" w:hAnsi="Courier New" w:cs="Courier New"/>
+        <w:rFonts w:ascii="Courier New" w:hAnsi="Courier New" w:cs="Courier New" w:hint="default"/>
       </w:rPr>
     </w:lvl>
     <w:lvl w:ilvl="2" w:tplc="1C090005" w:tentative="1">
@@ -4520,7 +4546,7 @@
         <w:ind w:left="2160" w:hanging="360"/>
       </w:pPr>
       <w:rPr>
-        <w:rFonts w:hint="default" w:ascii="Wingdings" w:hAnsi="Wingdings"/>
+        <w:rFonts w:ascii="Wingdings" w:hAnsi="Wingdings" w:hint="default"/>
       </w:rPr>
     </w:lvl>
     <w:lvl w:ilvl="3" w:tplc="1C090001" w:tentative="1">
@@ -4532,7 +4558,7 @@
         <w:ind w:left="2880" w:hanging="360"/>
       </w:pPr>
       <w:rPr>
-        <w:rFonts w:hint="default" w:ascii="Symbol" w:hAnsi="Symbol"/>
+        <w:rFonts w:ascii="Symbol" w:hAnsi="Symbol" w:hint="default"/>
       </w:rPr>
     </w:lvl>
     <w:lvl w:ilvl="4" w:tplc="1C090003" w:tentative="1">
@@ -4544,7 +4570,7 @@
         <w:ind w:left="3600" w:hanging="360"/>
       </w:pPr>
       <w:rPr>
-        <w:rFonts w:hint="default" w:ascii="Courier New" w:hAnsi="Courier New" w:cs="Courier New"/>
+        <w:rFonts w:ascii="Courier New" w:hAnsi="Courier New" w:cs="Courier New" w:hint="default"/>
       </w:rPr>
     </w:lvl>
     <w:lvl w:ilvl="5" w:tplc="1C090005" w:tentative="1">
@@ -4556,7 +4582,7 @@
         <w:ind w:left="4320" w:hanging="360"/>
       </w:pPr>
       <w:rPr>
-        <w:rFonts w:hint="default" w:ascii="Wingdings" w:hAnsi="Wingdings"/>
+        <w:rFonts w:ascii="Wingdings" w:hAnsi="Wingdings" w:hint="default"/>
       </w:rPr>
     </w:lvl>
     <w:lvl w:ilvl="6" w:tplc="1C090001" w:tentative="1">
@@ -4568,7 +4594,7 @@
         <w:ind w:left="5040" w:hanging="360"/>
       </w:pPr>
       <w:rPr>
-        <w:rFonts w:hint="default" w:ascii="Symbol" w:hAnsi="Symbol"/>
+        <w:rFonts w:ascii="Symbol" w:hAnsi="Symbol" w:hint="default"/>
       </w:rPr>
     </w:lvl>
     <w:lvl w:ilvl="7" w:tplc="1C090003" w:tentative="1">
@@ -4580,7 +4606,7 @@
         <w:ind w:left="5760" w:hanging="360"/>
       </w:pPr>
       <w:rPr>
-        <w:rFonts w:hint="default" w:ascii="Courier New" w:hAnsi="Courier New" w:cs="Courier New"/>
+        <w:rFonts w:ascii="Courier New" w:hAnsi="Courier New" w:cs="Courier New" w:hint="default"/>
       </w:rPr>
     </w:lvl>
     <w:lvl w:ilvl="8" w:tplc="1C090005" w:tentative="1">
@@ -4592,7 +4618,7 @@
         <w:ind w:left="6480" w:hanging="360"/>
       </w:pPr>
       <w:rPr>
-        <w:rFonts w:hint="default" w:ascii="Wingdings" w:hAnsi="Wingdings"/>
+        <w:rFonts w:ascii="Wingdings" w:hAnsi="Wingdings" w:hint="default"/>
       </w:rPr>
     </w:lvl>
   </w:abstractNum>
@@ -4609,7 +4635,7 @@
         <w:ind w:left="945" w:hanging="360"/>
       </w:pPr>
       <w:rPr>
-        <w:rFonts w:hint="default" w:ascii="Symbol" w:hAnsi="Symbol"/>
+        <w:rFonts w:ascii="Symbol" w:hAnsi="Symbol" w:hint="default"/>
       </w:rPr>
     </w:lvl>
     <w:lvl w:ilvl="1" w:tplc="1C090003" w:tentative="1">
@@ -4621,7 +4647,7 @@
         <w:ind w:left="1665" w:hanging="360"/>
       </w:pPr>
       <w:rPr>
-        <w:rFonts w:hint="default" w:ascii="Courier New" w:hAnsi="Courier New" w:cs="Courier New"/>
+        <w:rFonts w:ascii="Courier New" w:hAnsi="Courier New" w:cs="Courier New" w:hint="default"/>
       </w:rPr>
     </w:lvl>
     <w:lvl w:ilvl="2" w:tplc="1C090005" w:tentative="1">
@@ -4633,7 +4659,7 @@
         <w:ind w:left="2385" w:hanging="360"/>
       </w:pPr>
       <w:rPr>
-        <w:rFonts w:hint="default" w:ascii="Wingdings" w:hAnsi="Wingdings"/>
+        <w:rFonts w:ascii="Wingdings" w:hAnsi="Wingdings" w:hint="default"/>
       </w:rPr>
     </w:lvl>
     <w:lvl w:ilvl="3" w:tplc="1C090001" w:tentative="1">
@@ -4645,7 +4671,7 @@
         <w:ind w:left="3105" w:hanging="360"/>
       </w:pPr>
       <w:rPr>
-        <w:rFonts w:hint="default" w:ascii="Symbol" w:hAnsi="Symbol"/>
+        <w:rFonts w:ascii="Symbol" w:hAnsi="Symbol" w:hint="default"/>
       </w:rPr>
     </w:lvl>
     <w:lvl w:ilvl="4" w:tplc="1C090003" w:tentative="1">
@@ -4657,7 +4683,7 @@
         <w:ind w:left="3825" w:hanging="360"/>
       </w:pPr>
       <w:rPr>
-        <w:rFonts w:hint="default" w:ascii="Courier New" w:hAnsi="Courier New" w:cs="Courier New"/>
+        <w:rFonts w:ascii="Courier New" w:hAnsi="Courier New" w:cs="Courier New" w:hint="default"/>
       </w:rPr>
     </w:lvl>
     <w:lvl w:ilvl="5" w:tplc="1C090005" w:tentative="1">
@@ -4669,7 +4695,7 @@
         <w:ind w:left="4545" w:hanging="360"/>
       </w:pPr>
       <w:rPr>
-        <w:rFonts w:hint="default" w:ascii="Wingdings" w:hAnsi="Wingdings"/>
+        <w:rFonts w:ascii="Wingdings" w:hAnsi="Wingdings" w:hint="default"/>
       </w:rPr>
     </w:lvl>
     <w:lvl w:ilvl="6" w:tplc="1C090001" w:tentative="1">
@@ -4681,7 +4707,7 @@
         <w:ind w:left="5265" w:hanging="360"/>
       </w:pPr>
       <w:rPr>
-        <w:rFonts w:hint="default" w:ascii="Symbol" w:hAnsi="Symbol"/>
+        <w:rFonts w:ascii="Symbol" w:hAnsi="Symbol" w:hint="default"/>
       </w:rPr>
     </w:lvl>
     <w:lvl w:ilvl="7" w:tplc="1C090003" w:tentative="1">
@@ -4693,7 +4719,7 @@
         <w:ind w:left="5985" w:hanging="360"/>
       </w:pPr>
       <w:rPr>
-        <w:rFonts w:hint="default" w:ascii="Courier New" w:hAnsi="Courier New" w:cs="Courier New"/>
+        <w:rFonts w:ascii="Courier New" w:hAnsi="Courier New" w:cs="Courier New" w:hint="default"/>
       </w:rPr>
     </w:lvl>
     <w:lvl w:ilvl="8" w:tplc="1C090005" w:tentative="1">
@@ -4705,7 +4731,7 @@
         <w:ind w:left="6705" w:hanging="360"/>
       </w:pPr>
       <w:rPr>
-        <w:rFonts w:hint="default" w:ascii="Wingdings" w:hAnsi="Wingdings"/>
+        <w:rFonts w:ascii="Wingdings" w:hAnsi="Wingdings" w:hint="default"/>
       </w:rPr>
     </w:lvl>
   </w:abstractNum>
@@ -4722,7 +4748,7 @@
         <w:ind w:left="945" w:hanging="360"/>
       </w:pPr>
       <w:rPr>
-        <w:rFonts w:hint="default" w:ascii="Symbol" w:hAnsi="Symbol"/>
+        <w:rFonts w:ascii="Symbol" w:hAnsi="Symbol" w:hint="default"/>
       </w:rPr>
     </w:lvl>
     <w:lvl w:ilvl="1" w:tplc="1C090003" w:tentative="1">
@@ -4734,7 +4760,7 @@
         <w:ind w:left="1665" w:hanging="360"/>
       </w:pPr>
       <w:rPr>
-        <w:rFonts w:hint="default" w:ascii="Courier New" w:hAnsi="Courier New" w:cs="Courier New"/>
+        <w:rFonts w:ascii="Courier New" w:hAnsi="Courier New" w:cs="Courier New" w:hint="default"/>
       </w:rPr>
     </w:lvl>
     <w:lvl w:ilvl="2" w:tplc="1C090005" w:tentative="1">
@@ -4746,7 +4772,7 @@
         <w:ind w:left="2385" w:hanging="360"/>
       </w:pPr>
       <w:rPr>
-        <w:rFonts w:hint="default" w:ascii="Wingdings" w:hAnsi="Wingdings"/>
+        <w:rFonts w:ascii="Wingdings" w:hAnsi="Wingdings" w:hint="default"/>
       </w:rPr>
     </w:lvl>
     <w:lvl w:ilvl="3" w:tplc="1C090001" w:tentative="1">
@@ -4758,7 +4784,7 @@
         <w:ind w:left="3105" w:hanging="360"/>
       </w:pPr>
       <w:rPr>
-        <w:rFonts w:hint="default" w:ascii="Symbol" w:hAnsi="Symbol"/>
+        <w:rFonts w:ascii="Symbol" w:hAnsi="Symbol" w:hint="default"/>
       </w:rPr>
     </w:lvl>
     <w:lvl w:ilvl="4" w:tplc="1C090003" w:tentative="1">
@@ -4770,7 +4796,7 @@
         <w:ind w:left="3825" w:hanging="360"/>
       </w:pPr>
       <w:rPr>
-        <w:rFonts w:hint="default" w:ascii="Courier New" w:hAnsi="Courier New" w:cs="Courier New"/>
+        <w:rFonts w:ascii="Courier New" w:hAnsi="Courier New" w:cs="Courier New" w:hint="default"/>
       </w:rPr>
     </w:lvl>
     <w:lvl w:ilvl="5" w:tplc="1C090005" w:tentative="1">
@@ -4782,7 +4808,7 @@
         <w:ind w:left="4545" w:hanging="360"/>
       </w:pPr>
       <w:rPr>
-        <w:rFonts w:hint="default" w:ascii="Wingdings" w:hAnsi="Wingdings"/>
+        <w:rFonts w:ascii="Wingdings" w:hAnsi="Wingdings" w:hint="default"/>
       </w:rPr>
     </w:lvl>
     <w:lvl w:ilvl="6" w:tplc="1C090001" w:tentative="1">
@@ -4794,7 +4820,7 @@
         <w:ind w:left="5265" w:hanging="360"/>
       </w:pPr>
       <w:rPr>
-        <w:rFonts w:hint="default" w:ascii="Symbol" w:hAnsi="Symbol"/>
+        <w:rFonts w:ascii="Symbol" w:hAnsi="Symbol" w:hint="default"/>
       </w:rPr>
     </w:lvl>
     <w:lvl w:ilvl="7" w:tplc="1C090003" w:tentative="1">
@@ -4806,7 +4832,7 @@
         <w:ind w:left="5985" w:hanging="360"/>
       </w:pPr>
       <w:rPr>
-        <w:rFonts w:hint="default" w:ascii="Courier New" w:hAnsi="Courier New" w:cs="Courier New"/>
+        <w:rFonts w:ascii="Courier New" w:hAnsi="Courier New" w:cs="Courier New" w:hint="default"/>
       </w:rPr>
     </w:lvl>
     <w:lvl w:ilvl="8" w:tplc="1C090005" w:tentative="1">
@@ -4818,7 +4844,7 @@
         <w:ind w:left="6705" w:hanging="360"/>
       </w:pPr>
       <w:rPr>
-        <w:rFonts w:hint="default" w:ascii="Wingdings" w:hAnsi="Wingdings"/>
+        <w:rFonts w:ascii="Wingdings" w:hAnsi="Wingdings" w:hint="default"/>
       </w:rPr>
     </w:lvl>
   </w:abstractNum>
@@ -4835,7 +4861,7 @@
         <w:ind w:left="1260" w:hanging="360"/>
       </w:pPr>
       <w:rPr>
-        <w:rFonts w:hint="default" w:ascii="Symbol" w:hAnsi="Symbol"/>
+        <w:rFonts w:ascii="Symbol" w:hAnsi="Symbol" w:hint="default"/>
       </w:rPr>
     </w:lvl>
     <w:lvl w:ilvl="1" w:tplc="1C090003" w:tentative="1">
@@ -4847,7 +4873,7 @@
         <w:ind w:left="1980" w:hanging="360"/>
       </w:pPr>
       <w:rPr>
-        <w:rFonts w:hint="default" w:ascii="Courier New" w:hAnsi="Courier New" w:cs="Courier New"/>
+        <w:rFonts w:ascii="Courier New" w:hAnsi="Courier New" w:cs="Courier New" w:hint="default"/>
       </w:rPr>
     </w:lvl>
     <w:lvl w:ilvl="2" w:tplc="1C090005" w:tentative="1">
@@ -4859,7 +4885,7 @@
         <w:ind w:left="2700" w:hanging="360"/>
       </w:pPr>
       <w:rPr>
-        <w:rFonts w:hint="default" w:ascii="Wingdings" w:hAnsi="Wingdings"/>
+        <w:rFonts w:ascii="Wingdings" w:hAnsi="Wingdings" w:hint="default"/>
       </w:rPr>
     </w:lvl>
     <w:lvl w:ilvl="3" w:tplc="1C090001" w:tentative="1">
@@ -4871,7 +4897,7 @@
         <w:ind w:left="3420" w:hanging="360"/>
       </w:pPr>
       <w:rPr>
-        <w:rFonts w:hint="default" w:ascii="Symbol" w:hAnsi="Symbol"/>
+        <w:rFonts w:ascii="Symbol" w:hAnsi="Symbol" w:hint="default"/>
       </w:rPr>
     </w:lvl>
     <w:lvl w:ilvl="4" w:tplc="1C090003" w:tentative="1">
@@ -4883,7 +4909,7 @@
         <w:ind w:left="4140" w:hanging="360"/>
       </w:pPr>
       <w:rPr>
-        <w:rFonts w:hint="default" w:ascii="Courier New" w:hAnsi="Courier New" w:cs="Courier New"/>
+        <w:rFonts w:ascii="Courier New" w:hAnsi="Courier New" w:cs="Courier New" w:hint="default"/>
       </w:rPr>
     </w:lvl>
     <w:lvl w:ilvl="5" w:tplc="1C090005" w:tentative="1">
@@ -4895,7 +4921,7 @@
         <w:ind w:left="4860" w:hanging="360"/>
       </w:pPr>
       <w:rPr>
-        <w:rFonts w:hint="default" w:ascii="Wingdings" w:hAnsi="Wingdings"/>
+        <w:rFonts w:ascii="Wingdings" w:hAnsi="Wingdings" w:hint="default"/>
       </w:rPr>
     </w:lvl>
     <w:lvl w:ilvl="6" w:tplc="1C090001" w:tentative="1">
@@ -4907,7 +4933,7 @@
         <w:ind w:left="5580" w:hanging="360"/>
       </w:pPr>
       <w:rPr>
-        <w:rFonts w:hint="default" w:ascii="Symbol" w:hAnsi="Symbol"/>
+        <w:rFonts w:ascii="Symbol" w:hAnsi="Symbol" w:hint="default"/>
       </w:rPr>
     </w:lvl>
     <w:lvl w:ilvl="7" w:tplc="1C090003" w:tentative="1">
@@ -4919,7 +4945,7 @@
         <w:ind w:left="6300" w:hanging="360"/>
       </w:pPr>
       <w:rPr>
-        <w:rFonts w:hint="default" w:ascii="Courier New" w:hAnsi="Courier New" w:cs="Courier New"/>
+        <w:rFonts w:ascii="Courier New" w:hAnsi="Courier New" w:cs="Courier New" w:hint="default"/>
       </w:rPr>
     </w:lvl>
     <w:lvl w:ilvl="8" w:tplc="1C090005" w:tentative="1">
@@ -4931,7 +4957,7 @@
         <w:ind w:left="7020" w:hanging="360"/>
       </w:pPr>
       <w:rPr>
-        <w:rFonts w:hint="default" w:ascii="Wingdings" w:hAnsi="Wingdings"/>
+        <w:rFonts w:ascii="Wingdings" w:hAnsi="Wingdings" w:hint="default"/>
       </w:rPr>
     </w:lvl>
   </w:abstractNum>
@@ -4948,7 +4974,7 @@
         <w:ind w:left="720" w:hanging="360"/>
       </w:pPr>
       <w:rPr>
-        <w:rFonts w:hint="default" w:ascii="Symbol" w:hAnsi="Symbol"/>
+        <w:rFonts w:ascii="Symbol" w:hAnsi="Symbol" w:hint="default"/>
       </w:rPr>
     </w:lvl>
     <w:lvl w:ilvl="1" w:tplc="1C090003" w:tentative="1">
@@ -4960,7 +4986,7 @@
         <w:ind w:left="1440" w:hanging="360"/>
       </w:pPr>
       <w:rPr>
-        <w:rFonts w:hint="default" w:ascii="Courier New" w:hAnsi="Courier New" w:cs="Courier New"/>
+        <w:rFonts w:ascii="Courier New" w:hAnsi="Courier New" w:cs="Courier New" w:hint="default"/>
       </w:rPr>
     </w:lvl>
     <w:lvl w:ilvl="2" w:tplc="1C090005" w:tentative="1">
@@ -4972,7 +4998,7 @@
         <w:ind w:left="2160" w:hanging="360"/>
       </w:pPr>
       <w:rPr>
-        <w:rFonts w:hint="default" w:ascii="Wingdings" w:hAnsi="Wingdings"/>
+        <w:rFonts w:ascii="Wingdings" w:hAnsi="Wingdings" w:hint="default"/>
       </w:rPr>
     </w:lvl>
     <w:lvl w:ilvl="3" w:tplc="1C090001" w:tentative="1">
@@ -4984,7 +5010,7 @@
         <w:ind w:left="2880" w:hanging="360"/>
       </w:pPr>
       <w:rPr>
-        <w:rFonts w:hint="default" w:ascii="Symbol" w:hAnsi="Symbol"/>
+        <w:rFonts w:ascii="Symbol" w:hAnsi="Symbol" w:hint="default"/>
       </w:rPr>
     </w:lvl>
     <w:lvl w:ilvl="4" w:tplc="1C090003" w:tentative="1">
@@ -4996,7 +5022,7 @@
         <w:ind w:left="3600" w:hanging="360"/>
       </w:pPr>
       <w:rPr>
-        <w:rFonts w:hint="default" w:ascii="Courier New" w:hAnsi="Courier New" w:cs="Courier New"/>
+        <w:rFonts w:ascii="Courier New" w:hAnsi="Courier New" w:cs="Courier New" w:hint="default"/>
       </w:rPr>
     </w:lvl>
     <w:lvl w:ilvl="5" w:tplc="1C090005" w:tentative="1">
@@ -5008,7 +5034,7 @@
         <w:ind w:left="4320" w:hanging="360"/>
       </w:pPr>
       <w:rPr>
-        <w:rFonts w:hint="default" w:ascii="Wingdings" w:hAnsi="Wingdings"/>
+        <w:rFonts w:ascii="Wingdings" w:hAnsi="Wingdings" w:hint="default"/>
       </w:rPr>
     </w:lvl>
     <w:lvl w:ilvl="6" w:tplc="1C090001" w:tentative="1">
@@ -5020,7 +5046,7 @@
         <w:ind w:left="5040" w:hanging="360"/>
       </w:pPr>
       <w:rPr>
-        <w:rFonts w:hint="default" w:ascii="Symbol" w:hAnsi="Symbol"/>
+        <w:rFonts w:ascii="Symbol" w:hAnsi="Symbol" w:hint="default"/>
       </w:rPr>
     </w:lvl>
     <w:lvl w:ilvl="7" w:tplc="1C090003" w:tentative="1">
@@ -5032,7 +5058,7 @@
         <w:ind w:left="5760" w:hanging="360"/>
       </w:pPr>
       <w:rPr>
-        <w:rFonts w:hint="default" w:ascii="Courier New" w:hAnsi="Courier New" w:cs="Courier New"/>
+        <w:rFonts w:ascii="Courier New" w:hAnsi="Courier New" w:cs="Courier New" w:hint="default"/>
       </w:rPr>
     </w:lvl>
     <w:lvl w:ilvl="8" w:tplc="1C090005" w:tentative="1">
@@ -5044,7 +5070,7 @@
         <w:ind w:left="6480" w:hanging="360"/>
       </w:pPr>
       <w:rPr>
-        <w:rFonts w:hint="default" w:ascii="Wingdings" w:hAnsi="Wingdings"/>
+        <w:rFonts w:ascii="Wingdings" w:hAnsi="Wingdings" w:hint="default"/>
       </w:rPr>
     </w:lvl>
   </w:abstractNum>
@@ -5061,7 +5087,7 @@
         <w:ind w:left="855" w:hanging="360"/>
       </w:pPr>
       <w:rPr>
-        <w:rFonts w:hint="default" w:ascii="Symbol" w:hAnsi="Symbol"/>
+        <w:rFonts w:ascii="Symbol" w:hAnsi="Symbol" w:hint="default"/>
       </w:rPr>
     </w:lvl>
     <w:lvl w:ilvl="1" w:tplc="1C090003" w:tentative="1">
@@ -5073,7 +5099,7 @@
         <w:ind w:left="1575" w:hanging="360"/>
       </w:pPr>
       <w:rPr>
-        <w:rFonts w:hint="default" w:ascii="Courier New" w:hAnsi="Courier New" w:cs="Courier New"/>
+        <w:rFonts w:ascii="Courier New" w:hAnsi="Courier New" w:cs="Courier New" w:hint="default"/>
       </w:rPr>
     </w:lvl>
     <w:lvl w:ilvl="2" w:tplc="1C090005" w:tentative="1">
@@ -5085,7 +5111,7 @@
         <w:ind w:left="2295" w:hanging="360"/>
       </w:pPr>
       <w:rPr>
-        <w:rFonts w:hint="default" w:ascii="Wingdings" w:hAnsi="Wingdings"/>
+        <w:rFonts w:ascii="Wingdings" w:hAnsi="Wingdings" w:hint="default"/>
       </w:rPr>
     </w:lvl>
     <w:lvl w:ilvl="3" w:tplc="1C090001" w:tentative="1">
@@ -5097,7 +5123,7 @@
         <w:ind w:left="3015" w:hanging="360"/>
       </w:pPr>
       <w:rPr>
-        <w:rFonts w:hint="default" w:ascii="Symbol" w:hAnsi="Symbol"/>
+        <w:rFonts w:ascii="Symbol" w:hAnsi="Symbol" w:hint="default"/>
       </w:rPr>
     </w:lvl>
     <w:lvl w:ilvl="4" w:tplc="1C090003" w:tentative="1">
@@ -5109,7 +5135,7 @@
         <w:ind w:left="3735" w:hanging="360"/>
       </w:pPr>
       <w:rPr>
-        <w:rFonts w:hint="default" w:ascii="Courier New" w:hAnsi="Courier New" w:cs="Courier New"/>
+        <w:rFonts w:ascii="Courier New" w:hAnsi="Courier New" w:cs="Courier New" w:hint="default"/>
       </w:rPr>
     </w:lvl>
     <w:lvl w:ilvl="5" w:tplc="1C090005" w:tentative="1">
@@ -5121,7 +5147,7 @@
         <w:ind w:left="4455" w:hanging="360"/>
       </w:pPr>
       <w:rPr>
-        <w:rFonts w:hint="default" w:ascii="Wingdings" w:hAnsi="Wingdings"/>
+        <w:rFonts w:ascii="Wingdings" w:hAnsi="Wingdings" w:hint="default"/>
       </w:rPr>
     </w:lvl>
     <w:lvl w:ilvl="6" w:tplc="1C090001" w:tentative="1">
@@ -5133,7 +5159,7 @@
         <w:ind w:left="5175" w:hanging="360"/>
       </w:pPr>
       <w:rPr>
-        <w:rFonts w:hint="default" w:ascii="Symbol" w:hAnsi="Symbol"/>
+        <w:rFonts w:ascii="Symbol" w:hAnsi="Symbol" w:hint="default"/>
       </w:rPr>
     </w:lvl>
     <w:lvl w:ilvl="7" w:tplc="1C090003" w:tentative="1">
@@ -5145,7 +5171,7 @@
         <w:ind w:left="5895" w:hanging="360"/>
       </w:pPr>
       <w:rPr>
-        <w:rFonts w:hint="default" w:ascii="Courier New" w:hAnsi="Courier New" w:cs="Courier New"/>
+        <w:rFonts w:ascii="Courier New" w:hAnsi="Courier New" w:cs="Courier New" w:hint="default"/>
       </w:rPr>
     </w:lvl>
     <w:lvl w:ilvl="8" w:tplc="1C090005" w:tentative="1">
@@ -5157,7 +5183,7 @@
         <w:ind w:left="6615" w:hanging="360"/>
       </w:pPr>
       <w:rPr>
-        <w:rFonts w:hint="default" w:ascii="Wingdings" w:hAnsi="Wingdings"/>
+        <w:rFonts w:ascii="Wingdings" w:hAnsi="Wingdings" w:hint="default"/>
       </w:rPr>
     </w:lvl>
   </w:abstractNum>
@@ -5174,7 +5200,7 @@
         <w:ind w:left="2775" w:hanging="360"/>
       </w:pPr>
       <w:rPr>
-        <w:rFonts w:hint="default" w:ascii="Wingdings" w:hAnsi="Wingdings"/>
+        <w:rFonts w:ascii="Wingdings" w:hAnsi="Wingdings" w:hint="default"/>
       </w:rPr>
     </w:lvl>
     <w:lvl w:ilvl="1" w:tplc="1C090003" w:tentative="1">
@@ -5186,7 +5212,7 @@
         <w:ind w:left="3495" w:hanging="360"/>
       </w:pPr>
       <w:rPr>
-        <w:rFonts w:hint="default" w:ascii="Courier New" w:hAnsi="Courier New" w:cs="Courier New"/>
+        <w:rFonts w:ascii="Courier New" w:hAnsi="Courier New" w:cs="Courier New" w:hint="default"/>
       </w:rPr>
     </w:lvl>
     <w:lvl w:ilvl="2" w:tplc="1C090005" w:tentative="1">
@@ -5198,7 +5224,7 @@
         <w:ind w:left="4215" w:hanging="360"/>
       </w:pPr>
       <w:rPr>
-        <w:rFonts w:hint="default" w:ascii="Wingdings" w:hAnsi="Wingdings"/>
+        <w:rFonts w:ascii="Wingdings" w:hAnsi="Wingdings" w:hint="default"/>
       </w:rPr>
     </w:lvl>
     <w:lvl w:ilvl="3" w:tplc="1C090001" w:tentative="1">
@@ -5210,7 +5236,7 @@
         <w:ind w:left="4935" w:hanging="360"/>
       </w:pPr>
       <w:rPr>
-        <w:rFonts w:hint="default" w:ascii="Symbol" w:hAnsi="Symbol"/>
+        <w:rFonts w:ascii="Symbol" w:hAnsi="Symbol" w:hint="default"/>
       </w:rPr>
     </w:lvl>
     <w:lvl w:ilvl="4" w:tplc="1C090003" w:tentative="1">
@@ -5222,7 +5248,7 @@
         <w:ind w:left="5655" w:hanging="360"/>
       </w:pPr>
       <w:rPr>
-        <w:rFonts w:hint="default" w:ascii="Courier New" w:hAnsi="Courier New" w:cs="Courier New"/>
+        <w:rFonts w:ascii="Courier New" w:hAnsi="Courier New" w:cs="Courier New" w:hint="default"/>
       </w:rPr>
     </w:lvl>
     <w:lvl w:ilvl="5" w:tplc="1C090005" w:tentative="1">
@@ -5234,7 +5260,7 @@
         <w:ind w:left="6375" w:hanging="360"/>
       </w:pPr>
       <w:rPr>
-        <w:rFonts w:hint="default" w:ascii="Wingdings" w:hAnsi="Wingdings"/>
+        <w:rFonts w:ascii="Wingdings" w:hAnsi="Wingdings" w:hint="default"/>
       </w:rPr>
     </w:lvl>
     <w:lvl w:ilvl="6" w:tplc="1C090001" w:tentative="1">
@@ -5246,7 +5272,7 @@
         <w:ind w:left="7095" w:hanging="360"/>
       </w:pPr>
       <w:rPr>
-        <w:rFonts w:hint="default" w:ascii="Symbol" w:hAnsi="Symbol"/>
+        <w:rFonts w:ascii="Symbol" w:hAnsi="Symbol" w:hint="default"/>
       </w:rPr>
     </w:lvl>
     <w:lvl w:ilvl="7" w:tplc="1C090003" w:tentative="1">
@@ -5258,7 +5284,7 @@
         <w:ind w:left="7815" w:hanging="360"/>
       </w:pPr>
       <w:rPr>
-        <w:rFonts w:hint="default" w:ascii="Courier New" w:hAnsi="Courier New" w:cs="Courier New"/>
+        <w:rFonts w:ascii="Courier New" w:hAnsi="Courier New" w:cs="Courier New" w:hint="default"/>
       </w:rPr>
     </w:lvl>
     <w:lvl w:ilvl="8" w:tplc="1C090005" w:tentative="1">
@@ -5270,7 +5296,7 @@
         <w:ind w:left="8535" w:hanging="360"/>
       </w:pPr>
       <w:rPr>
-        <w:rFonts w:hint="default" w:ascii="Wingdings" w:hAnsi="Wingdings"/>
+        <w:rFonts w:ascii="Wingdings" w:hAnsi="Wingdings" w:hint="default"/>
       </w:rPr>
     </w:lvl>
   </w:abstractNum>
@@ -5287,7 +5313,7 @@
         <w:ind w:left="855" w:hanging="360"/>
       </w:pPr>
       <w:rPr>
-        <w:rFonts w:hint="default" w:ascii="Wingdings" w:hAnsi="Wingdings"/>
+        <w:rFonts w:ascii="Wingdings" w:hAnsi="Wingdings" w:hint="default"/>
       </w:rPr>
     </w:lvl>
     <w:lvl w:ilvl="1" w:tplc="1C090003" w:tentative="1">
@@ -5299,7 +5325,7 @@
         <w:ind w:left="1575" w:hanging="360"/>
       </w:pPr>
       <w:rPr>
-        <w:rFonts w:hint="default" w:ascii="Courier New" w:hAnsi="Courier New" w:cs="Courier New"/>
+        <w:rFonts w:ascii="Courier New" w:hAnsi="Courier New" w:cs="Courier New" w:hint="default"/>
       </w:rPr>
     </w:lvl>
     <w:lvl w:ilvl="2" w:tplc="1C090005" w:tentative="1">
@@ -5311,7 +5337,7 @@
         <w:ind w:left="2295" w:hanging="360"/>
       </w:pPr>
       <w:rPr>
-        <w:rFonts w:hint="default" w:ascii="Wingdings" w:hAnsi="Wingdings"/>
+        <w:rFonts w:ascii="Wingdings" w:hAnsi="Wingdings" w:hint="default"/>
       </w:rPr>
     </w:lvl>
     <w:lvl w:ilvl="3" w:tplc="1C090001" w:tentative="1">
@@ -5323,7 +5349,7 @@
         <w:ind w:left="3015" w:hanging="360"/>
       </w:pPr>
       <w:rPr>
-        <w:rFonts w:hint="default" w:ascii="Symbol" w:hAnsi="Symbol"/>
+        <w:rFonts w:ascii="Symbol" w:hAnsi="Symbol" w:hint="default"/>
       </w:rPr>
     </w:lvl>
     <w:lvl w:ilvl="4" w:tplc="1C090003" w:tentative="1">
@@ -5335,7 +5361,7 @@
         <w:ind w:left="3735" w:hanging="360"/>
       </w:pPr>
       <w:rPr>
-        <w:rFonts w:hint="default" w:ascii="Courier New" w:hAnsi="Courier New" w:cs="Courier New"/>
+        <w:rFonts w:ascii="Courier New" w:hAnsi="Courier New" w:cs="Courier New" w:hint="default"/>
       </w:rPr>
     </w:lvl>
     <w:lvl w:ilvl="5" w:tplc="1C090005" w:tentative="1">
@@ -5347,7 +5373,7 @@
         <w:ind w:left="4455" w:hanging="360"/>
       </w:pPr>
       <w:rPr>
-        <w:rFonts w:hint="default" w:ascii="Wingdings" w:hAnsi="Wingdings"/>
+        <w:rFonts w:ascii="Wingdings" w:hAnsi="Wingdings" w:hint="default"/>
       </w:rPr>
     </w:lvl>
     <w:lvl w:ilvl="6" w:tplc="1C090001" w:tentative="1">
@@ -5359,7 +5385,7 @@
         <w:ind w:left="5175" w:hanging="360"/>
       </w:pPr>
       <w:rPr>
-        <w:rFonts w:hint="default" w:ascii="Symbol" w:hAnsi="Symbol"/>
+        <w:rFonts w:ascii="Symbol" w:hAnsi="Symbol" w:hint="default"/>
       </w:rPr>
     </w:lvl>
     <w:lvl w:ilvl="7" w:tplc="1C090003" w:tentative="1">
@@ -5371,7 +5397,7 @@
         <w:ind w:left="5895" w:hanging="360"/>
       </w:pPr>
       <w:rPr>
-        <w:rFonts w:hint="default" w:ascii="Courier New" w:hAnsi="Courier New" w:cs="Courier New"/>
+        <w:rFonts w:ascii="Courier New" w:hAnsi="Courier New" w:cs="Courier New" w:hint="default"/>
       </w:rPr>
     </w:lvl>
     <w:lvl w:ilvl="8" w:tplc="1C090005" w:tentative="1">
@@ -5383,7 +5409,7 @@
         <w:ind w:left="6615" w:hanging="360"/>
       </w:pPr>
       <w:rPr>
-        <w:rFonts w:hint="default" w:ascii="Wingdings" w:hAnsi="Wingdings"/>
+        <w:rFonts w:ascii="Wingdings" w:hAnsi="Wingdings" w:hint="default"/>
       </w:rPr>
     </w:lvl>
   </w:abstractNum>
@@ -5400,7 +5426,7 @@
         <w:ind w:left="1755" w:hanging="360"/>
       </w:pPr>
       <w:rPr>
-        <w:rFonts w:hint="default" w:ascii="Wingdings" w:hAnsi="Wingdings"/>
+        <w:rFonts w:ascii="Wingdings" w:hAnsi="Wingdings" w:hint="default"/>
       </w:rPr>
     </w:lvl>
     <w:lvl w:ilvl="1" w:tplc="1C090003" w:tentative="1">
@@ -5412,7 +5438,7 @@
         <w:ind w:left="2475" w:hanging="360"/>
       </w:pPr>
       <w:rPr>
-        <w:rFonts w:hint="default" w:ascii="Courier New" w:hAnsi="Courier New" w:cs="Courier New"/>
+        <w:rFonts w:ascii="Courier New" w:hAnsi="Courier New" w:cs="Courier New" w:hint="default"/>
       </w:rPr>
     </w:lvl>
     <w:lvl w:ilvl="2" w:tplc="1C090005" w:tentative="1">
@@ -5424,7 +5450,7 @@
         <w:ind w:left="3195" w:hanging="360"/>
       </w:pPr>
       <w:rPr>
-        <w:rFonts w:hint="default" w:ascii="Wingdings" w:hAnsi="Wingdings"/>
+        <w:rFonts w:ascii="Wingdings" w:hAnsi="Wingdings" w:hint="default"/>
       </w:rPr>
     </w:lvl>
     <w:lvl w:ilvl="3" w:tplc="1C090001" w:tentative="1">
@@ -5436,7 +5462,7 @@
         <w:ind w:left="3915" w:hanging="360"/>
       </w:pPr>
       <w:rPr>
-        <w:rFonts w:hint="default" w:ascii="Symbol" w:hAnsi="Symbol"/>
+        <w:rFonts w:ascii="Symbol" w:hAnsi="Symbol" w:hint="default"/>
       </w:rPr>
     </w:lvl>
     <w:lvl w:ilvl="4" w:tplc="1C090003" w:tentative="1">
@@ -5448,7 +5474,7 @@
         <w:ind w:left="4635" w:hanging="360"/>
       </w:pPr>
       <w:rPr>
-        <w:rFonts w:hint="default" w:ascii="Courier New" w:hAnsi="Courier New" w:cs="Courier New"/>
+        <w:rFonts w:ascii="Courier New" w:hAnsi="Courier New" w:cs="Courier New" w:hint="default"/>
       </w:rPr>
     </w:lvl>
     <w:lvl w:ilvl="5" w:tplc="1C090005" w:tentative="1">
@@ -5460,7 +5486,7 @@
         <w:ind w:left="5355" w:hanging="360"/>
       </w:pPr>
       <w:rPr>
-        <w:rFonts w:hint="default" w:ascii="Wingdings" w:hAnsi="Wingdings"/>
+        <w:rFonts w:ascii="Wingdings" w:hAnsi="Wingdings" w:hint="default"/>
       </w:rPr>
     </w:lvl>
     <w:lvl w:ilvl="6" w:tplc="1C090001" w:tentative="1">
@@ -5472,7 +5498,7 @@
         <w:ind w:left="6075" w:hanging="360"/>
       </w:pPr>
       <w:rPr>
-        <w:rFonts w:hint="default" w:ascii="Symbol" w:hAnsi="Symbol"/>
+        <w:rFonts w:ascii="Symbol" w:hAnsi="Symbol" w:hint="default"/>
       </w:rPr>
     </w:lvl>
     <w:lvl w:ilvl="7" w:tplc="1C090003" w:tentative="1">
@@ -5484,7 +5510,7 @@
         <w:ind w:left="6795" w:hanging="360"/>
       </w:pPr>
       <w:rPr>
-        <w:rFonts w:hint="default" w:ascii="Courier New" w:hAnsi="Courier New" w:cs="Courier New"/>
+        <w:rFonts w:ascii="Courier New" w:hAnsi="Courier New" w:cs="Courier New" w:hint="default"/>
       </w:rPr>
     </w:lvl>
     <w:lvl w:ilvl="8" w:tplc="1C090005" w:tentative="1">
@@ -5496,7 +5522,7 @@
         <w:ind w:left="7515" w:hanging="360"/>
       </w:pPr>
       <w:rPr>
-        <w:rFonts w:hint="default" w:ascii="Wingdings" w:hAnsi="Wingdings"/>
+        <w:rFonts w:ascii="Wingdings" w:hAnsi="Wingdings" w:hint="default"/>
       </w:rPr>
     </w:lvl>
   </w:abstractNum>
@@ -5513,7 +5539,7 @@
         <w:ind w:left="720" w:hanging="360"/>
       </w:pPr>
       <w:rPr>
-        <w:rFonts w:hint="default" w:ascii="Wingdings" w:hAnsi="Wingdings"/>
+        <w:rFonts w:ascii="Wingdings" w:hAnsi="Wingdings" w:hint="default"/>
       </w:rPr>
     </w:lvl>
     <w:lvl w:ilvl="1" w:tplc="1C090003" w:tentative="1">
@@ -5525,7 +5551,7 @@
         <w:ind w:left="1440" w:hanging="360"/>
       </w:pPr>
       <w:rPr>
-        <w:rFonts w:hint="default" w:ascii="Courier New" w:hAnsi="Courier New" w:cs="Courier New"/>
+        <w:rFonts w:ascii="Courier New" w:hAnsi="Courier New" w:cs="Courier New" w:hint="default"/>
       </w:rPr>
     </w:lvl>
     <w:lvl w:ilvl="2" w:tplc="1C090005" w:tentative="1">
@@ -5537,7 +5563,7 @@
         <w:ind w:left="2160" w:hanging="360"/>
       </w:pPr>
       <w:rPr>
-        <w:rFonts w:hint="default" w:ascii="Wingdings" w:hAnsi="Wingdings"/>
+        <w:rFonts w:ascii="Wingdings" w:hAnsi="Wingdings" w:hint="default"/>
       </w:rPr>
     </w:lvl>
     <w:lvl w:ilvl="3" w:tplc="1C090001" w:tentative="1">
@@ -5549,7 +5575,7 @@
         <w:ind w:left="2880" w:hanging="360"/>
       </w:pPr>
       <w:rPr>
-        <w:rFonts w:hint="default" w:ascii="Symbol" w:hAnsi="Symbol"/>
+        <w:rFonts w:ascii="Symbol" w:hAnsi="Symbol" w:hint="default"/>
       </w:rPr>
     </w:lvl>
     <w:lvl w:ilvl="4" w:tplc="1C090003" w:tentative="1">
@@ -5561,7 +5587,7 @@
         <w:ind w:left="3600" w:hanging="360"/>
       </w:pPr>
       <w:rPr>
-        <w:rFonts w:hint="default" w:ascii="Courier New" w:hAnsi="Courier New" w:cs="Courier New"/>
+        <w:rFonts w:ascii="Courier New" w:hAnsi="Courier New" w:cs="Courier New" w:hint="default"/>
       </w:rPr>
     </w:lvl>
     <w:lvl w:ilvl="5" w:tplc="1C090005" w:tentative="1">
@@ -5573,7 +5599,7 @@
         <w:ind w:left="4320" w:hanging="360"/>
       </w:pPr>
       <w:rPr>
-        <w:rFonts w:hint="default" w:ascii="Wingdings" w:hAnsi="Wingdings"/>
+        <w:rFonts w:ascii="Wingdings" w:hAnsi="Wingdings" w:hint="default"/>
       </w:rPr>
     </w:lvl>
     <w:lvl w:ilvl="6" w:tplc="1C090001" w:tentative="1">
@@ -5585,7 +5611,7 @@
         <w:ind w:left="5040" w:hanging="360"/>
       </w:pPr>
       <w:rPr>
-        <w:rFonts w:hint="default" w:ascii="Symbol" w:hAnsi="Symbol"/>
+        <w:rFonts w:ascii="Symbol" w:hAnsi="Symbol" w:hint="default"/>
       </w:rPr>
     </w:lvl>
     <w:lvl w:ilvl="7" w:tplc="1C090003" w:tentative="1">
@@ -5597,7 +5623,7 @@
         <w:ind w:left="5760" w:hanging="360"/>
       </w:pPr>
       <w:rPr>
-        <w:rFonts w:hint="default" w:ascii="Courier New" w:hAnsi="Courier New" w:cs="Courier New"/>
+        <w:rFonts w:ascii="Courier New" w:hAnsi="Courier New" w:cs="Courier New" w:hint="default"/>
       </w:rPr>
     </w:lvl>
     <w:lvl w:ilvl="8" w:tplc="1C090005" w:tentative="1">
@@ -5609,7 +5635,7 @@
         <w:ind w:left="6480" w:hanging="360"/>
       </w:pPr>
       <w:rPr>
-        <w:rFonts w:hint="default" w:ascii="Wingdings" w:hAnsi="Wingdings"/>
+        <w:rFonts w:ascii="Wingdings" w:hAnsi="Wingdings" w:hint="default"/>
       </w:rPr>
     </w:lvl>
   </w:abstractNum>
@@ -5626,7 +5652,7 @@
         <w:ind w:left="2865" w:hanging="360"/>
       </w:pPr>
       <w:rPr>
-        <w:rFonts w:hint="default" w:ascii="Wingdings" w:hAnsi="Wingdings"/>
+        <w:rFonts w:ascii="Wingdings" w:hAnsi="Wingdings" w:hint="default"/>
       </w:rPr>
     </w:lvl>
     <w:lvl w:ilvl="1" w:tplc="1C090003" w:tentative="1">
@@ -5638,7 +5664,7 @@
         <w:ind w:left="3585" w:hanging="360"/>
       </w:pPr>
       <w:rPr>
-        <w:rFonts w:hint="default" w:ascii="Courier New" w:hAnsi="Courier New" w:cs="Courier New"/>
+        <w:rFonts w:ascii="Courier New" w:hAnsi="Courier New" w:cs="Courier New" w:hint="default"/>
       </w:rPr>
     </w:lvl>
     <w:lvl w:ilvl="2" w:tplc="1C090005" w:tentative="1">
@@ -5650,7 +5676,7 @@
         <w:ind w:left="4305" w:hanging="360"/>
       </w:pPr>
       <w:rPr>
-        <w:rFonts w:hint="default" w:ascii="Wingdings" w:hAnsi="Wingdings"/>
+        <w:rFonts w:ascii="Wingdings" w:hAnsi="Wingdings" w:hint="default"/>
       </w:rPr>
     </w:lvl>
     <w:lvl w:ilvl="3" w:tplc="1C090001" w:tentative="1">
@@ -5662,7 +5688,7 @@
         <w:ind w:left="5025" w:hanging="360"/>
       </w:pPr>
       <w:rPr>
-        <w:rFonts w:hint="default" w:ascii="Symbol" w:hAnsi="Symbol"/>
+        <w:rFonts w:ascii="Symbol" w:hAnsi="Symbol" w:hint="default"/>
       </w:rPr>
     </w:lvl>
     <w:lvl w:ilvl="4" w:tplc="1C090003" w:tentative="1">
@@ -5674,7 +5700,7 @@
         <w:ind w:left="5745" w:hanging="360"/>
       </w:pPr>
       <w:rPr>
-        <w:rFonts w:hint="default" w:ascii="Courier New" w:hAnsi="Courier New" w:cs="Courier New"/>
+        <w:rFonts w:ascii="Courier New" w:hAnsi="Courier New" w:cs="Courier New" w:hint="default"/>
       </w:rPr>
     </w:lvl>
     <w:lvl w:ilvl="5" w:tplc="1C090005" w:tentative="1">
@@ -5686,7 +5712,7 @@
         <w:ind w:left="6465" w:hanging="360"/>
       </w:pPr>
       <w:rPr>
-        <w:rFonts w:hint="default" w:ascii="Wingdings" w:hAnsi="Wingdings"/>
+        <w:rFonts w:ascii="Wingdings" w:hAnsi="Wingdings" w:hint="default"/>
       </w:rPr>
     </w:lvl>
     <w:lvl w:ilvl="6" w:tplc="1C090001" w:tentative="1">
@@ -5698,7 +5724,7 @@
         <w:ind w:left="7185" w:hanging="360"/>
       </w:pPr>
       <w:rPr>
-        <w:rFonts w:hint="default" w:ascii="Symbol" w:hAnsi="Symbol"/>
+        <w:rFonts w:ascii="Symbol" w:hAnsi="Symbol" w:hint="default"/>
       </w:rPr>
     </w:lvl>
     <w:lvl w:ilvl="7" w:tplc="1C090003" w:tentative="1">
@@ -5710,7 +5736,7 @@
         <w:ind w:left="7905" w:hanging="360"/>
       </w:pPr>
       <w:rPr>
-        <w:rFonts w:hint="default" w:ascii="Courier New" w:hAnsi="Courier New" w:cs="Courier New"/>
+        <w:rFonts w:ascii="Courier New" w:hAnsi="Courier New" w:cs="Courier New" w:hint="default"/>
       </w:rPr>
     </w:lvl>
     <w:lvl w:ilvl="8" w:tplc="1C090005" w:tentative="1">
@@ -5722,7 +5748,7 @@
         <w:ind w:left="8625" w:hanging="360"/>
       </w:pPr>
       <w:rPr>
-        <w:rFonts w:hint="default" w:ascii="Wingdings" w:hAnsi="Wingdings"/>
+        <w:rFonts w:ascii="Wingdings" w:hAnsi="Wingdings" w:hint="default"/>
       </w:rPr>
     </w:lvl>
   </w:abstractNum>
@@ -5739,7 +5765,7 @@
         <w:ind w:left="990" w:hanging="360"/>
       </w:pPr>
       <w:rPr>
-        <w:rFonts w:hint="default" w:ascii="Symbol" w:hAnsi="Symbol"/>
+        <w:rFonts w:ascii="Symbol" w:hAnsi="Symbol" w:hint="default"/>
       </w:rPr>
     </w:lvl>
     <w:lvl w:ilvl="1" w:tplc="1C090003" w:tentative="1">
@@ -5751,7 +5777,7 @@
         <w:ind w:left="1710" w:hanging="360"/>
       </w:pPr>
       <w:rPr>
-        <w:rFonts w:hint="default" w:ascii="Courier New" w:hAnsi="Courier New" w:cs="Courier New"/>
+        <w:rFonts w:ascii="Courier New" w:hAnsi="Courier New" w:cs="Courier New" w:hint="default"/>
       </w:rPr>
     </w:lvl>
     <w:lvl w:ilvl="2" w:tplc="1C090005" w:tentative="1">
@@ -5763,7 +5789,7 @@
         <w:ind w:left="2430" w:hanging="360"/>
       </w:pPr>
       <w:rPr>
-        <w:rFonts w:hint="default" w:ascii="Wingdings" w:hAnsi="Wingdings"/>
+        <w:rFonts w:ascii="Wingdings" w:hAnsi="Wingdings" w:hint="default"/>
       </w:rPr>
     </w:lvl>
     <w:lvl w:ilvl="3" w:tplc="1C090001" w:tentative="1">
@@ -5775,7 +5801,7 @@
         <w:ind w:left="3150" w:hanging="360"/>
       </w:pPr>
       <w:rPr>
-        <w:rFonts w:hint="default" w:ascii="Symbol" w:hAnsi="Symbol"/>
+        <w:rFonts w:ascii="Symbol" w:hAnsi="Symbol" w:hint="default"/>
       </w:rPr>
     </w:lvl>
     <w:lvl w:ilvl="4" w:tplc="1C090003" w:tentative="1">
@@ -5787,7 +5813,7 @@
         <w:ind w:left="3870" w:hanging="360"/>
       </w:pPr>
       <w:rPr>
-        <w:rFonts w:hint="default" w:ascii="Courier New" w:hAnsi="Courier New" w:cs="Courier New"/>
+        <w:rFonts w:ascii="Courier New" w:hAnsi="Courier New" w:cs="Courier New" w:hint="default"/>
       </w:rPr>
     </w:lvl>
     <w:lvl w:ilvl="5" w:tplc="1C090005" w:tentative="1">
@@ -5799,7 +5825,7 @@
         <w:ind w:left="4590" w:hanging="360"/>
       </w:pPr>
       <w:rPr>
-        <w:rFonts w:hint="default" w:ascii="Wingdings" w:hAnsi="Wingdings"/>
+        <w:rFonts w:ascii="Wingdings" w:hAnsi="Wingdings" w:hint="default"/>
       </w:rPr>
     </w:lvl>
     <w:lvl w:ilvl="6" w:tplc="1C090001" w:tentative="1">
@@ -5811,7 +5837,7 @@
         <w:ind w:left="5310" w:hanging="360"/>
       </w:pPr>
       <w:rPr>
-        <w:rFonts w:hint="default" w:ascii="Symbol" w:hAnsi="Symbol"/>
+        <w:rFonts w:ascii="Symbol" w:hAnsi="Symbol" w:hint="default"/>
       </w:rPr>
     </w:lvl>
     <w:lvl w:ilvl="7" w:tplc="1C090003" w:tentative="1">
@@ -5823,7 +5849,7 @@
         <w:ind w:left="6030" w:hanging="360"/>
       </w:pPr>
       <w:rPr>
-        <w:rFonts w:hint="default" w:ascii="Courier New" w:hAnsi="Courier New" w:cs="Courier New"/>
+        <w:rFonts w:ascii="Courier New" w:hAnsi="Courier New" w:cs="Courier New" w:hint="default"/>
       </w:rPr>
     </w:lvl>
     <w:lvl w:ilvl="8" w:tplc="1C090005" w:tentative="1">
@@ -5835,7 +5861,7 @@
         <w:ind w:left="6750" w:hanging="360"/>
       </w:pPr>
       <w:rPr>
-        <w:rFonts w:hint="default" w:ascii="Wingdings" w:hAnsi="Wingdings"/>
+        <w:rFonts w:ascii="Wingdings" w:hAnsi="Wingdings" w:hint="default"/>
       </w:rPr>
     </w:lvl>
   </w:abstractNum>
@@ -5852,7 +5878,7 @@
         <w:ind w:left="3405" w:hanging="360"/>
       </w:pPr>
       <w:rPr>
-        <w:rFonts w:hint="default" w:ascii="Wingdings" w:hAnsi="Wingdings"/>
+        <w:rFonts w:ascii="Wingdings" w:hAnsi="Wingdings" w:hint="default"/>
       </w:rPr>
     </w:lvl>
     <w:lvl w:ilvl="1" w:tplc="1C090003" w:tentative="1">
@@ -5864,7 +5890,7 @@
         <w:ind w:left="4125" w:hanging="360"/>
       </w:pPr>
       <w:rPr>
-        <w:rFonts w:hint="default" w:ascii="Courier New" w:hAnsi="Courier New" w:cs="Courier New"/>
+        <w:rFonts w:ascii="Courier New" w:hAnsi="Courier New" w:cs="Courier New" w:hint="default"/>
       </w:rPr>
     </w:lvl>
     <w:lvl w:ilvl="2" w:tplc="1C090005" w:tentative="1">
@@ -5876,7 +5902,7 @@
         <w:ind w:left="4845" w:hanging="360"/>
       </w:pPr>
       <w:rPr>
-        <w:rFonts w:hint="default" w:ascii="Wingdings" w:hAnsi="Wingdings"/>
+        <w:rFonts w:ascii="Wingdings" w:hAnsi="Wingdings" w:hint="default"/>
       </w:rPr>
     </w:lvl>
     <w:lvl w:ilvl="3" w:tplc="1C090001" w:tentative="1">
@@ -5888,7 +5914,7 @@
         <w:ind w:left="5565" w:hanging="360"/>
       </w:pPr>
       <w:rPr>
-        <w:rFonts w:hint="default" w:ascii="Symbol" w:hAnsi="Symbol"/>
+        <w:rFonts w:ascii="Symbol" w:hAnsi="Symbol" w:hint="default"/>
       </w:rPr>
     </w:lvl>
     <w:lvl w:ilvl="4" w:tplc="1C090003" w:tentative="1">
@@ -5900,7 +5926,7 @@
         <w:ind w:left="6285" w:hanging="360"/>
       </w:pPr>
       <w:rPr>
-        <w:rFonts w:hint="default" w:ascii="Courier New" w:hAnsi="Courier New" w:cs="Courier New"/>
+        <w:rFonts w:ascii="Courier New" w:hAnsi="Courier New" w:cs="Courier New" w:hint="default"/>
       </w:rPr>
     </w:lvl>
     <w:lvl w:ilvl="5" w:tplc="1C090005" w:tentative="1">
@@ -5912,7 +5938,7 @@
         <w:ind w:left="7005" w:hanging="360"/>
       </w:pPr>
       <w:rPr>
-        <w:rFonts w:hint="default" w:ascii="Wingdings" w:hAnsi="Wingdings"/>
+        <w:rFonts w:ascii="Wingdings" w:hAnsi="Wingdings" w:hint="default"/>
       </w:rPr>
     </w:lvl>
     <w:lvl w:ilvl="6" w:tplc="1C090001" w:tentative="1">
@@ -5924,7 +5950,7 @@
         <w:ind w:left="7725" w:hanging="360"/>
       </w:pPr>
       <w:rPr>
-        <w:rFonts w:hint="default" w:ascii="Symbol" w:hAnsi="Symbol"/>
+        <w:rFonts w:ascii="Symbol" w:hAnsi="Symbol" w:hint="default"/>
       </w:rPr>
     </w:lvl>
     <w:lvl w:ilvl="7" w:tplc="1C090003" w:tentative="1">
@@ -5936,7 +5962,7 @@
         <w:ind w:left="8445" w:hanging="360"/>
       </w:pPr>
       <w:rPr>
-        <w:rFonts w:hint="default" w:ascii="Courier New" w:hAnsi="Courier New" w:cs="Courier New"/>
+        <w:rFonts w:ascii="Courier New" w:hAnsi="Courier New" w:cs="Courier New" w:hint="default"/>
       </w:rPr>
     </w:lvl>
     <w:lvl w:ilvl="8" w:tplc="1C090005" w:tentative="1">
@@ -5948,7 +5974,7 @@
         <w:ind w:left="9165" w:hanging="360"/>
       </w:pPr>
       <w:rPr>
-        <w:rFonts w:hint="default" w:ascii="Wingdings" w:hAnsi="Wingdings"/>
+        <w:rFonts w:ascii="Wingdings" w:hAnsi="Wingdings" w:hint="default"/>
       </w:rPr>
     </w:lvl>
   </w:abstractNum>
@@ -5965,7 +5991,7 @@
         <w:ind w:left="990" w:hanging="360"/>
       </w:pPr>
       <w:rPr>
-        <w:rFonts w:hint="default" w:ascii="Symbol" w:hAnsi="Symbol"/>
+        <w:rFonts w:ascii="Symbol" w:hAnsi="Symbol" w:hint="default"/>
       </w:rPr>
     </w:lvl>
     <w:lvl w:ilvl="1" w:tplc="1C090003" w:tentative="1">
@@ -5977,7 +6003,7 @@
         <w:ind w:left="1710" w:hanging="360"/>
       </w:pPr>
       <w:rPr>
-        <w:rFonts w:hint="default" w:ascii="Courier New" w:hAnsi="Courier New" w:cs="Courier New"/>
+        <w:rFonts w:ascii="Courier New" w:hAnsi="Courier New" w:cs="Courier New" w:hint="default"/>
       </w:rPr>
     </w:lvl>
     <w:lvl w:ilvl="2" w:tplc="1C090005" w:tentative="1">
@@ -5989,7 +6015,7 @@
         <w:ind w:left="2430" w:hanging="360"/>
       </w:pPr>
       <w:rPr>
-        <w:rFonts w:hint="default" w:ascii="Wingdings" w:hAnsi="Wingdings"/>
+        <w:rFonts w:ascii="Wingdings" w:hAnsi="Wingdings" w:hint="default"/>
       </w:rPr>
     </w:lvl>
     <w:lvl w:ilvl="3" w:tplc="1C090001" w:tentative="1">
@@ -6001,7 +6027,7 @@
         <w:ind w:left="3150" w:hanging="360"/>
       </w:pPr>
       <w:rPr>
-        <w:rFonts w:hint="default" w:ascii="Symbol" w:hAnsi="Symbol"/>
+        <w:rFonts w:ascii="Symbol" w:hAnsi="Symbol" w:hint="default"/>
       </w:rPr>
     </w:lvl>
     <w:lvl w:ilvl="4" w:tplc="1C090003" w:tentative="1">
@@ -6013,7 +6039,7 @@
         <w:ind w:left="3870" w:hanging="360"/>
       </w:pPr>
       <w:rPr>
-        <w:rFonts w:hint="default" w:ascii="Courier New" w:hAnsi="Courier New" w:cs="Courier New"/>
+        <w:rFonts w:ascii="Courier New" w:hAnsi="Courier New" w:cs="Courier New" w:hint="default"/>
       </w:rPr>
     </w:lvl>
     <w:lvl w:ilvl="5" w:tplc="1C090005" w:tentative="1">
@@ -6025,7 +6051,7 @@
         <w:ind w:left="4590" w:hanging="360"/>
       </w:pPr>
       <w:rPr>
-        <w:rFonts w:hint="default" w:ascii="Wingdings" w:hAnsi="Wingdings"/>
+        <w:rFonts w:ascii="Wingdings" w:hAnsi="Wingdings" w:hint="default"/>
       </w:rPr>
     </w:lvl>
     <w:lvl w:ilvl="6" w:tplc="1C090001" w:tentative="1">
@@ -6037,7 +6063,7 @@
         <w:ind w:left="5310" w:hanging="360"/>
       </w:pPr>
       <w:rPr>
-        <w:rFonts w:hint="default" w:ascii="Symbol" w:hAnsi="Symbol"/>
+        <w:rFonts w:ascii="Symbol" w:hAnsi="Symbol" w:hint="default"/>
       </w:rPr>
     </w:lvl>
     <w:lvl w:ilvl="7" w:tplc="1C090003" w:tentative="1">
@@ -6049,7 +6075,7 @@
         <w:ind w:left="6030" w:hanging="360"/>
       </w:pPr>
       <w:rPr>
-        <w:rFonts w:hint="default" w:ascii="Courier New" w:hAnsi="Courier New" w:cs="Courier New"/>
+        <w:rFonts w:ascii="Courier New" w:hAnsi="Courier New" w:cs="Courier New" w:hint="default"/>
       </w:rPr>
     </w:lvl>
     <w:lvl w:ilvl="8" w:tplc="1C090005" w:tentative="1">
@@ -6061,7 +6087,7 @@
         <w:ind w:left="6750" w:hanging="360"/>
       </w:pPr>
       <w:rPr>
-        <w:rFonts w:hint="default" w:ascii="Wingdings" w:hAnsi="Wingdings"/>
+        <w:rFonts w:ascii="Wingdings" w:hAnsi="Wingdings" w:hint="default"/>
       </w:rPr>
     </w:lvl>
   </w:abstractNum>
@@ -6078,7 +6104,7 @@
         <w:ind w:left="2100" w:hanging="360"/>
       </w:pPr>
       <w:rPr>
-        <w:rFonts w:hint="default" w:ascii="Wingdings" w:hAnsi="Wingdings"/>
+        <w:rFonts w:ascii="Wingdings" w:hAnsi="Wingdings" w:hint="default"/>
       </w:rPr>
     </w:lvl>
     <w:lvl w:ilvl="1" w:tplc="1C090003" w:tentative="1">
@@ -6090,7 +6116,7 @@
         <w:ind w:left="2820" w:hanging="360"/>
       </w:pPr>
       <w:rPr>
-        <w:rFonts w:hint="default" w:ascii="Courier New" w:hAnsi="Courier New" w:cs="Courier New"/>
+        <w:rFonts w:ascii="Courier New" w:hAnsi="Courier New" w:cs="Courier New" w:hint="default"/>
       </w:rPr>
     </w:lvl>
     <w:lvl w:ilvl="2" w:tplc="1C090005" w:tentative="1">
@@ -6102,7 +6128,7 @@
         <w:ind w:left="3540" w:hanging="360"/>
       </w:pPr>
       <w:rPr>
-        <w:rFonts w:hint="default" w:ascii="Wingdings" w:hAnsi="Wingdings"/>
+        <w:rFonts w:ascii="Wingdings" w:hAnsi="Wingdings" w:hint="default"/>
       </w:rPr>
     </w:lvl>
     <w:lvl w:ilvl="3" w:tplc="1C090001" w:tentative="1">
@@ -6114,7 +6140,7 @@
         <w:ind w:left="4260" w:hanging="360"/>
       </w:pPr>
       <w:rPr>
-        <w:rFonts w:hint="default" w:ascii="Symbol" w:hAnsi="Symbol"/>
+        <w:rFonts w:ascii="Symbol" w:hAnsi="Symbol" w:hint="default"/>
       </w:rPr>
     </w:lvl>
     <w:lvl w:ilvl="4" w:tplc="1C090003" w:tentative="1">
@@ -6126,7 +6152,7 @@
         <w:ind w:left="4980" w:hanging="360"/>
       </w:pPr>
       <w:rPr>
-        <w:rFonts w:hint="default" w:ascii="Courier New" w:hAnsi="Courier New" w:cs="Courier New"/>
+        <w:rFonts w:ascii="Courier New" w:hAnsi="Courier New" w:cs="Courier New" w:hint="default"/>
       </w:rPr>
     </w:lvl>
     <w:lvl w:ilvl="5" w:tplc="1C090005" w:tentative="1">
@@ -6138,7 +6164,7 @@
         <w:ind w:left="5700" w:hanging="360"/>
       </w:pPr>
       <w:rPr>
-        <w:rFonts w:hint="default" w:ascii="Wingdings" w:hAnsi="Wingdings"/>
+        <w:rFonts w:ascii="Wingdings" w:hAnsi="Wingdings" w:hint="default"/>
       </w:rPr>
     </w:lvl>
     <w:lvl w:ilvl="6" w:tplc="1C090001" w:tentative="1">
@@ -6150,7 +6176,7 @@
         <w:ind w:left="6420" w:hanging="360"/>
       </w:pPr>
       <w:rPr>
-        <w:rFonts w:hint="default" w:ascii="Symbol" w:hAnsi="Symbol"/>
+        <w:rFonts w:ascii="Symbol" w:hAnsi="Symbol" w:hint="default"/>
       </w:rPr>
     </w:lvl>
     <w:lvl w:ilvl="7" w:tplc="1C090003" w:tentative="1">
@@ -6162,7 +6188,7 @@
         <w:ind w:left="7140" w:hanging="360"/>
       </w:pPr>
       <w:rPr>
-        <w:rFonts w:hint="default" w:ascii="Courier New" w:hAnsi="Courier New" w:cs="Courier New"/>
+        <w:rFonts w:ascii="Courier New" w:hAnsi="Courier New" w:cs="Courier New" w:hint="default"/>
       </w:rPr>
     </w:lvl>
     <w:lvl w:ilvl="8" w:tplc="1C090005" w:tentative="1">
@@ -6174,7 +6200,7 @@
         <w:ind w:left="7860" w:hanging="360"/>
       </w:pPr>
       <w:rPr>
-        <w:rFonts w:hint="default" w:ascii="Wingdings" w:hAnsi="Wingdings"/>
+        <w:rFonts w:ascii="Wingdings" w:hAnsi="Wingdings" w:hint="default"/>
       </w:rPr>
     </w:lvl>
   </w:abstractNum>
@@ -6191,7 +6217,7 @@
         <w:ind w:left="1800" w:hanging="360"/>
       </w:pPr>
       <w:rPr>
-        <w:rFonts w:hint="default" w:ascii="Wingdings" w:hAnsi="Wingdings"/>
+        <w:rFonts w:ascii="Wingdings" w:hAnsi="Wingdings" w:hint="default"/>
       </w:rPr>
     </w:lvl>
     <w:lvl w:ilvl="1" w:tplc="1C090003" w:tentative="1">
@@ -6203,7 +6229,7 @@
         <w:ind w:left="2520" w:hanging="360"/>
       </w:pPr>
       <w:rPr>
-        <w:rFonts w:hint="default" w:ascii="Courier New" w:hAnsi="Courier New" w:cs="Courier New"/>
+        <w:rFonts w:ascii="Courier New" w:hAnsi="Courier New" w:cs="Courier New" w:hint="default"/>
       </w:rPr>
     </w:lvl>
     <w:lvl w:ilvl="2" w:tplc="1C090005" w:tentative="1">
@@ -6215,7 +6241,7 @@
         <w:ind w:left="3240" w:hanging="360"/>
       </w:pPr>
       <w:rPr>
-        <w:rFonts w:hint="default" w:ascii="Wingdings" w:hAnsi="Wingdings"/>
+        <w:rFonts w:ascii="Wingdings" w:hAnsi="Wingdings" w:hint="default"/>
       </w:rPr>
     </w:lvl>
     <w:lvl w:ilvl="3" w:tplc="1C090001" w:tentative="1">
@@ -6227,7 +6253,7 @@
         <w:ind w:left="3960" w:hanging="360"/>
       </w:pPr>
       <w:rPr>
-        <w:rFonts w:hint="default" w:ascii="Symbol" w:hAnsi="Symbol"/>
+        <w:rFonts w:ascii="Symbol" w:hAnsi="Symbol" w:hint="default"/>
       </w:rPr>
     </w:lvl>
     <w:lvl w:ilvl="4" w:tplc="1C090003" w:tentative="1">
@@ -6239,7 +6265,7 @@
         <w:ind w:left="4680" w:hanging="360"/>
       </w:pPr>
       <w:rPr>
-        <w:rFonts w:hint="default" w:ascii="Courier New" w:hAnsi="Courier New" w:cs="Courier New"/>
+        <w:rFonts w:ascii="Courier New" w:hAnsi="Courier New" w:cs="Courier New" w:hint="default"/>
       </w:rPr>
     </w:lvl>
     <w:lvl w:ilvl="5" w:tplc="1C090005" w:tentative="1">
@@ -6251,7 +6277,7 @@
         <w:ind w:left="5400" w:hanging="360"/>
       </w:pPr>
       <w:rPr>
-        <w:rFonts w:hint="default" w:ascii="Wingdings" w:hAnsi="Wingdings"/>
+        <w:rFonts w:ascii="Wingdings" w:hAnsi="Wingdings" w:hint="default"/>
       </w:rPr>
     </w:lvl>
     <w:lvl w:ilvl="6" w:tplc="1C090001" w:tentative="1">
@@ -6263,7 +6289,7 @@
         <w:ind w:left="6120" w:hanging="360"/>
       </w:pPr>
       <w:rPr>
-        <w:rFonts w:hint="default" w:ascii="Symbol" w:hAnsi="Symbol"/>
+        <w:rFonts w:ascii="Symbol" w:hAnsi="Symbol" w:hint="default"/>
       </w:rPr>
     </w:lvl>
     <w:lvl w:ilvl="7" w:tplc="1C090003" w:tentative="1">
@@ -6275,7 +6301,7 @@
         <w:ind w:left="6840" w:hanging="360"/>
       </w:pPr>
       <w:rPr>
-        <w:rFonts w:hint="default" w:ascii="Courier New" w:hAnsi="Courier New" w:cs="Courier New"/>
+        <w:rFonts w:ascii="Courier New" w:hAnsi="Courier New" w:cs="Courier New" w:hint="default"/>
       </w:rPr>
     </w:lvl>
     <w:lvl w:ilvl="8" w:tplc="1C090005" w:tentative="1">
@@ -6287,7 +6313,7 @@
         <w:ind w:left="7560" w:hanging="360"/>
       </w:pPr>
       <w:rPr>
-        <w:rFonts w:hint="default" w:ascii="Wingdings" w:hAnsi="Wingdings"/>
+        <w:rFonts w:ascii="Wingdings" w:hAnsi="Wingdings" w:hint="default"/>
       </w:rPr>
     </w:lvl>
   </w:abstractNum>
@@ -6304,7 +6330,7 @@
         <w:ind w:left="1170" w:hanging="360"/>
       </w:pPr>
       <w:rPr>
-        <w:rFonts w:hint="default" w:ascii="Symbol" w:hAnsi="Symbol"/>
+        <w:rFonts w:ascii="Symbol" w:hAnsi="Symbol" w:hint="default"/>
       </w:rPr>
     </w:lvl>
     <w:lvl w:ilvl="1" w:tplc="1C090003" w:tentative="1">
@@ -6316,7 +6342,7 @@
         <w:ind w:left="1890" w:hanging="360"/>
       </w:pPr>
       <w:rPr>
-        <w:rFonts w:hint="default" w:ascii="Courier New" w:hAnsi="Courier New" w:cs="Courier New"/>
+        <w:rFonts w:ascii="Courier New" w:hAnsi="Courier New" w:cs="Courier New" w:hint="default"/>
       </w:rPr>
     </w:lvl>
     <w:lvl w:ilvl="2" w:tplc="1C090005" w:tentative="1">
@@ -6328,7 +6354,7 @@
         <w:ind w:left="2610" w:hanging="360"/>
       </w:pPr>
       <w:rPr>
-        <w:rFonts w:hint="default" w:ascii="Wingdings" w:hAnsi="Wingdings"/>
+        <w:rFonts w:ascii="Wingdings" w:hAnsi="Wingdings" w:hint="default"/>
       </w:rPr>
     </w:lvl>
     <w:lvl w:ilvl="3" w:tplc="1C090001" w:tentative="1">
@@ -6340,7 +6366,7 @@
         <w:ind w:left="3330" w:hanging="360"/>
       </w:pPr>
       <w:rPr>
-        <w:rFonts w:hint="default" w:ascii="Symbol" w:hAnsi="Symbol"/>
+        <w:rFonts w:ascii="Symbol" w:hAnsi="Symbol" w:hint="default"/>
       </w:rPr>
     </w:lvl>
     <w:lvl w:ilvl="4" w:tplc="1C090003" w:tentative="1">
@@ -6352,7 +6378,7 @@
         <w:ind w:left="4050" w:hanging="360"/>
       </w:pPr>
       <w:rPr>
-        <w:rFonts w:hint="default" w:ascii="Courier New" w:hAnsi="Courier New" w:cs="Courier New"/>
+        <w:rFonts w:ascii="Courier New" w:hAnsi="Courier New" w:cs="Courier New" w:hint="default"/>
       </w:rPr>
     </w:lvl>
     <w:lvl w:ilvl="5" w:tplc="1C090005" w:tentative="1">
@@ -6364,7 +6390,7 @@
         <w:ind w:left="4770" w:hanging="360"/>
       </w:pPr>
       <w:rPr>
-        <w:rFonts w:hint="default" w:ascii="Wingdings" w:hAnsi="Wingdings"/>
+        <w:rFonts w:ascii="Wingdings" w:hAnsi="Wingdings" w:hint="default"/>
       </w:rPr>
     </w:lvl>
     <w:lvl w:ilvl="6" w:tplc="1C090001" w:tentative="1">
@@ -6376,7 +6402,7 @@
         <w:ind w:left="5490" w:hanging="360"/>
       </w:pPr>
       <w:rPr>
-        <w:rFonts w:hint="default" w:ascii="Symbol" w:hAnsi="Symbol"/>
+        <w:rFonts w:ascii="Symbol" w:hAnsi="Symbol" w:hint="default"/>
       </w:rPr>
     </w:lvl>
     <w:lvl w:ilvl="7" w:tplc="1C090003" w:tentative="1">
@@ -6388,7 +6414,7 @@
         <w:ind w:left="6210" w:hanging="360"/>
       </w:pPr>
       <w:rPr>
-        <w:rFonts w:hint="default" w:ascii="Courier New" w:hAnsi="Courier New" w:cs="Courier New"/>
+        <w:rFonts w:ascii="Courier New" w:hAnsi="Courier New" w:cs="Courier New" w:hint="default"/>
       </w:rPr>
     </w:lvl>
     <w:lvl w:ilvl="8" w:tplc="1C090005" w:tentative="1">
@@ -6400,7 +6426,7 @@
         <w:ind w:left="6930" w:hanging="360"/>
       </w:pPr>
       <w:rPr>
-        <w:rFonts w:hint="default" w:ascii="Wingdings" w:hAnsi="Wingdings"/>
+        <w:rFonts w:ascii="Wingdings" w:hAnsi="Wingdings" w:hint="default"/>
       </w:rPr>
     </w:lvl>
   </w:abstractNum>
@@ -6417,7 +6443,7 @@
         <w:ind w:left="945" w:hanging="360"/>
       </w:pPr>
       <w:rPr>
-        <w:rFonts w:hint="default" w:ascii="Symbol" w:hAnsi="Symbol"/>
+        <w:rFonts w:ascii="Symbol" w:hAnsi="Symbol" w:hint="default"/>
       </w:rPr>
     </w:lvl>
     <w:lvl w:ilvl="1" w:tplc="1C090003" w:tentative="1">
@@ -6429,7 +6455,7 @@
         <w:ind w:left="1665" w:hanging="360"/>
       </w:pPr>
       <w:rPr>
-        <w:rFonts w:hint="default" w:ascii="Courier New" w:hAnsi="Courier New" w:cs="Courier New"/>
+        <w:rFonts w:ascii="Courier New" w:hAnsi="Courier New" w:cs="Courier New" w:hint="default"/>
       </w:rPr>
     </w:lvl>
     <w:lvl w:ilvl="2" w:tplc="1C090005" w:tentative="1">
@@ -6441,7 +6467,7 @@
         <w:ind w:left="2385" w:hanging="360"/>
       </w:pPr>
       <w:rPr>
-        <w:rFonts w:hint="default" w:ascii="Wingdings" w:hAnsi="Wingdings"/>
+        <w:rFonts w:ascii="Wingdings" w:hAnsi="Wingdings" w:hint="default"/>
       </w:rPr>
     </w:lvl>
     <w:lvl w:ilvl="3" w:tplc="1C090001" w:tentative="1">
@@ -6453,7 +6479,7 @@
         <w:ind w:left="3105" w:hanging="360"/>
       </w:pPr>
       <w:rPr>
-        <w:rFonts w:hint="default" w:ascii="Symbol" w:hAnsi="Symbol"/>
+        <w:rFonts w:ascii="Symbol" w:hAnsi="Symbol" w:hint="default"/>
       </w:rPr>
     </w:lvl>
     <w:lvl w:ilvl="4" w:tplc="1C090003" w:tentative="1">
@@ -6465,7 +6491,7 @@
         <w:ind w:left="3825" w:hanging="360"/>
       </w:pPr>
       <w:rPr>
-        <w:rFonts w:hint="default" w:ascii="Courier New" w:hAnsi="Courier New" w:cs="Courier New"/>
+        <w:rFonts w:ascii="Courier New" w:hAnsi="Courier New" w:cs="Courier New" w:hint="default"/>
       </w:rPr>
     </w:lvl>
     <w:lvl w:ilvl="5" w:tplc="1C090005" w:tentative="1">
@@ -6477,7 +6503,7 @@
         <w:ind w:left="4545" w:hanging="360"/>
       </w:pPr>
       <w:rPr>
-        <w:rFonts w:hint="default" w:ascii="Wingdings" w:hAnsi="Wingdings"/>
+        <w:rFonts w:ascii="Wingdings" w:hAnsi="Wingdings" w:hint="default"/>
       </w:rPr>
     </w:lvl>
     <w:lvl w:ilvl="6" w:tplc="1C090001" w:tentative="1">
@@ -6489,7 +6515,7 @@
         <w:ind w:left="5265" w:hanging="360"/>
       </w:pPr>
       <w:rPr>
-        <w:rFonts w:hint="default" w:ascii="Symbol" w:hAnsi="Symbol"/>
+        <w:rFonts w:ascii="Symbol" w:hAnsi="Symbol" w:hint="default"/>
       </w:rPr>
     </w:lvl>
     <w:lvl w:ilvl="7" w:tplc="1C090003" w:tentative="1">
@@ -6501,7 +6527,7 @@
         <w:ind w:left="5985" w:hanging="360"/>
       </w:pPr>
       <w:rPr>
-        <w:rFonts w:hint="default" w:ascii="Courier New" w:hAnsi="Courier New" w:cs="Courier New"/>
+        <w:rFonts w:ascii="Courier New" w:hAnsi="Courier New" w:cs="Courier New" w:hint="default"/>
       </w:rPr>
     </w:lvl>
     <w:lvl w:ilvl="8" w:tplc="1C090005" w:tentative="1">
@@ -6513,7 +6539,7 @@
         <w:ind w:left="6705" w:hanging="360"/>
       </w:pPr>
       <w:rPr>
-        <w:rFonts w:hint="default" w:ascii="Wingdings" w:hAnsi="Wingdings"/>
+        <w:rFonts w:ascii="Wingdings" w:hAnsi="Wingdings" w:hint="default"/>
       </w:rPr>
     </w:lvl>
   </w:abstractNum>
@@ -6530,7 +6556,7 @@
         <w:ind w:left="2550" w:hanging="360"/>
       </w:pPr>
       <w:rPr>
-        <w:rFonts w:hint="default" w:ascii="Wingdings" w:hAnsi="Wingdings"/>
+        <w:rFonts w:ascii="Wingdings" w:hAnsi="Wingdings" w:hint="default"/>
       </w:rPr>
     </w:lvl>
     <w:lvl w:ilvl="1" w:tplc="1C090003" w:tentative="1">
@@ -6542,7 +6568,7 @@
         <w:ind w:left="3270" w:hanging="360"/>
       </w:pPr>
       <w:rPr>
-        <w:rFonts w:hint="default" w:ascii="Courier New" w:hAnsi="Courier New" w:cs="Courier New"/>
+        <w:rFonts w:ascii="Courier New" w:hAnsi="Courier New" w:cs="Courier New" w:hint="default"/>
       </w:rPr>
     </w:lvl>
     <w:lvl w:ilvl="2" w:tplc="1C090005" w:tentative="1">
@@ -6554,7 +6580,7 @@
         <w:ind w:left="3990" w:hanging="360"/>
       </w:pPr>
       <w:rPr>
-        <w:rFonts w:hint="default" w:ascii="Wingdings" w:hAnsi="Wingdings"/>
+        <w:rFonts w:ascii="Wingdings" w:hAnsi="Wingdings" w:hint="default"/>
       </w:rPr>
     </w:lvl>
     <w:lvl w:ilvl="3" w:tplc="1C090001" w:tentative="1">
@@ -6566,7 +6592,7 @@
         <w:ind w:left="4710" w:hanging="360"/>
       </w:pPr>
       <w:rPr>
-        <w:rFonts w:hint="default" w:ascii="Symbol" w:hAnsi="Symbol"/>
+        <w:rFonts w:ascii="Symbol" w:hAnsi="Symbol" w:hint="default"/>
       </w:rPr>
     </w:lvl>
     <w:lvl w:ilvl="4" w:tplc="1C090003" w:tentative="1">
@@ -6578,7 +6604,7 @@
         <w:ind w:left="5430" w:hanging="360"/>
       </w:pPr>
       <w:rPr>
-        <w:rFonts w:hint="default" w:ascii="Courier New" w:hAnsi="Courier New" w:cs="Courier New"/>
+        <w:rFonts w:ascii="Courier New" w:hAnsi="Courier New" w:cs="Courier New" w:hint="default"/>
       </w:rPr>
     </w:lvl>
     <w:lvl w:ilvl="5" w:tplc="1C090005" w:tentative="1">
@@ -6590,7 +6616,7 @@
         <w:ind w:left="6150" w:hanging="360"/>
       </w:pPr>
       <w:rPr>
-        <w:rFonts w:hint="default" w:ascii="Wingdings" w:hAnsi="Wingdings"/>
+        <w:rFonts w:ascii="Wingdings" w:hAnsi="Wingdings" w:hint="default"/>
       </w:rPr>
     </w:lvl>
     <w:lvl w:ilvl="6" w:tplc="1C090001" w:tentative="1">
@@ -6602,7 +6628,7 @@
         <w:ind w:left="6870" w:hanging="360"/>
       </w:pPr>
       <w:rPr>
-        <w:rFonts w:hint="default" w:ascii="Symbol" w:hAnsi="Symbol"/>
+        <w:rFonts w:ascii="Symbol" w:hAnsi="Symbol" w:hint="default"/>
       </w:rPr>
     </w:lvl>
     <w:lvl w:ilvl="7" w:tplc="1C090003" w:tentative="1">
@@ -6614,7 +6640,7 @@
         <w:ind w:left="7590" w:hanging="360"/>
       </w:pPr>
       <w:rPr>
-        <w:rFonts w:hint="default" w:ascii="Courier New" w:hAnsi="Courier New" w:cs="Courier New"/>
+        <w:rFonts w:ascii="Courier New" w:hAnsi="Courier New" w:cs="Courier New" w:hint="default"/>
       </w:rPr>
     </w:lvl>
     <w:lvl w:ilvl="8" w:tplc="1C090005" w:tentative="1">
@@ -6626,7 +6652,7 @@
         <w:ind w:left="8310" w:hanging="360"/>
       </w:pPr>
       <w:rPr>
-        <w:rFonts w:hint="default" w:ascii="Wingdings" w:hAnsi="Wingdings"/>
+        <w:rFonts w:ascii="Wingdings" w:hAnsi="Wingdings" w:hint="default"/>
       </w:rPr>
     </w:lvl>
   </w:abstractNum>
@@ -6643,7 +6669,7 @@
         <w:ind w:left="990" w:hanging="360"/>
       </w:pPr>
       <w:rPr>
-        <w:rFonts w:hint="default" w:ascii="Symbol" w:hAnsi="Symbol"/>
+        <w:rFonts w:ascii="Symbol" w:hAnsi="Symbol" w:hint="default"/>
       </w:rPr>
     </w:lvl>
     <w:lvl w:ilvl="1" w:tplc="1C090003" w:tentative="1">
@@ -6655,7 +6681,7 @@
         <w:ind w:left="1710" w:hanging="360"/>
       </w:pPr>
       <w:rPr>
-        <w:rFonts w:hint="default" w:ascii="Courier New" w:hAnsi="Courier New" w:cs="Courier New"/>
+        <w:rFonts w:ascii="Courier New" w:hAnsi="Courier New" w:cs="Courier New" w:hint="default"/>
       </w:rPr>
     </w:lvl>
     <w:lvl w:ilvl="2" w:tplc="1C090005" w:tentative="1">
@@ -6667,7 +6693,7 @@
         <w:ind w:left="2430" w:hanging="360"/>
       </w:pPr>
       <w:rPr>
-        <w:rFonts w:hint="default" w:ascii="Wingdings" w:hAnsi="Wingdings"/>
+        <w:rFonts w:ascii="Wingdings" w:hAnsi="Wingdings" w:hint="default"/>
       </w:rPr>
     </w:lvl>
     <w:lvl w:ilvl="3" w:tplc="1C090001" w:tentative="1">
@@ -6679,7 +6705,7 @@
         <w:ind w:left="3150" w:hanging="360"/>
       </w:pPr>
       <w:rPr>
-        <w:rFonts w:hint="default" w:ascii="Symbol" w:hAnsi="Symbol"/>
+        <w:rFonts w:ascii="Symbol" w:hAnsi="Symbol" w:hint="default"/>
       </w:rPr>
     </w:lvl>
     <w:lvl w:ilvl="4" w:tplc="1C090003" w:tentative="1">
@@ -6691,7 +6717,7 @@
         <w:ind w:left="3870" w:hanging="360"/>
       </w:pPr>
       <w:rPr>
-        <w:rFonts w:hint="default" w:ascii="Courier New" w:hAnsi="Courier New" w:cs="Courier New"/>
+        <w:rFonts w:ascii="Courier New" w:hAnsi="Courier New" w:cs="Courier New" w:hint="default"/>
       </w:rPr>
     </w:lvl>
     <w:lvl w:ilvl="5" w:tplc="1C090005" w:tentative="1">
@@ -6703,7 +6729,7 @@
         <w:ind w:left="4590" w:hanging="360"/>
       </w:pPr>
       <w:rPr>
-        <w:rFonts w:hint="default" w:ascii="Wingdings" w:hAnsi="Wingdings"/>
+        <w:rFonts w:ascii="Wingdings" w:hAnsi="Wingdings" w:hint="default"/>
       </w:rPr>
     </w:lvl>
     <w:lvl w:ilvl="6" w:tplc="1C090001" w:tentative="1">
@@ -6715,7 +6741,7 @@
         <w:ind w:left="5310" w:hanging="360"/>
       </w:pPr>
       <w:rPr>
-        <w:rFonts w:hint="default" w:ascii="Symbol" w:hAnsi="Symbol"/>
+        <w:rFonts w:ascii="Symbol" w:hAnsi="Symbol" w:hint="default"/>
       </w:rPr>
     </w:lvl>
     <w:lvl w:ilvl="7" w:tplc="1C090003" w:tentative="1">
@@ -6727,7 +6753,7 @@
         <w:ind w:left="6030" w:hanging="360"/>
       </w:pPr>
       <w:rPr>
-        <w:rFonts w:hint="default" w:ascii="Courier New" w:hAnsi="Courier New" w:cs="Courier New"/>
+        <w:rFonts w:ascii="Courier New" w:hAnsi="Courier New" w:cs="Courier New" w:hint="default"/>
       </w:rPr>
     </w:lvl>
     <w:lvl w:ilvl="8" w:tplc="1C090005" w:tentative="1">
@@ -6739,7 +6765,7 @@
         <w:ind w:left="6750" w:hanging="360"/>
       </w:pPr>
       <w:rPr>
-        <w:rFonts w:hint="default" w:ascii="Wingdings" w:hAnsi="Wingdings"/>
+        <w:rFonts w:ascii="Wingdings" w:hAnsi="Wingdings" w:hint="default"/>
       </w:rPr>
     </w:lvl>
   </w:abstractNum>
@@ -6756,7 +6782,7 @@
         <w:ind w:left="855" w:hanging="360"/>
       </w:pPr>
       <w:rPr>
-        <w:rFonts w:hint="default" w:ascii="Symbol" w:hAnsi="Symbol"/>
+        <w:rFonts w:ascii="Symbol" w:hAnsi="Symbol" w:hint="default"/>
       </w:rPr>
     </w:lvl>
     <w:lvl w:ilvl="1" w:tplc="1C090003" w:tentative="1">
@@ -6768,7 +6794,7 @@
         <w:ind w:left="1575" w:hanging="360"/>
       </w:pPr>
       <w:rPr>
-        <w:rFonts w:hint="default" w:ascii="Courier New" w:hAnsi="Courier New" w:cs="Courier New"/>
+        <w:rFonts w:ascii="Courier New" w:hAnsi="Courier New" w:cs="Courier New" w:hint="default"/>
       </w:rPr>
     </w:lvl>
     <w:lvl w:ilvl="2" w:tplc="1C090005" w:tentative="1">
@@ -6780,7 +6806,7 @@
         <w:ind w:left="2295" w:hanging="360"/>
       </w:pPr>
       <w:rPr>
-        <w:rFonts w:hint="default" w:ascii="Wingdings" w:hAnsi="Wingdings"/>
+        <w:rFonts w:ascii="Wingdings" w:hAnsi="Wingdings" w:hint="default"/>
       </w:rPr>
     </w:lvl>
     <w:lvl w:ilvl="3" w:tplc="1C090001" w:tentative="1">
@@ -6792,7 +6818,7 @@
         <w:ind w:left="3015" w:hanging="360"/>
       </w:pPr>
       <w:rPr>
-        <w:rFonts w:hint="default" w:ascii="Symbol" w:hAnsi="Symbol"/>
+        <w:rFonts w:ascii="Symbol" w:hAnsi="Symbol" w:hint="default"/>
       </w:rPr>
     </w:lvl>
     <w:lvl w:ilvl="4" w:tplc="1C090003" w:tentative="1">
@@ -6804,7 +6830,7 @@
         <w:ind w:left="3735" w:hanging="360"/>
       </w:pPr>
       <w:rPr>
-        <w:rFonts w:hint="default" w:ascii="Courier New" w:hAnsi="Courier New" w:cs="Courier New"/>
+        <w:rFonts w:ascii="Courier New" w:hAnsi="Courier New" w:cs="Courier New" w:hint="default"/>
       </w:rPr>
     </w:lvl>
     <w:lvl w:ilvl="5" w:tplc="1C090005" w:tentative="1">
@@ -6816,7 +6842,7 @@
         <w:ind w:left="4455" w:hanging="360"/>
       </w:pPr>
       <w:rPr>
-        <w:rFonts w:hint="default" w:ascii="Wingdings" w:hAnsi="Wingdings"/>
+        <w:rFonts w:ascii="Wingdings" w:hAnsi="Wingdings" w:hint="default"/>
       </w:rPr>
     </w:lvl>
     <w:lvl w:ilvl="6" w:tplc="1C090001" w:tentative="1">
@@ -6828,7 +6854,7 @@
         <w:ind w:left="5175" w:hanging="360"/>
       </w:pPr>
       <w:rPr>
-        <w:rFonts w:hint="default" w:ascii="Symbol" w:hAnsi="Symbol"/>
+        <w:rFonts w:ascii="Symbol" w:hAnsi="Symbol" w:hint="default"/>
       </w:rPr>
     </w:lvl>
     <w:lvl w:ilvl="7" w:tplc="1C090003" w:tentative="1">
@@ -6840,7 +6866,7 @@
         <w:ind w:left="5895" w:hanging="360"/>
       </w:pPr>
       <w:rPr>
-        <w:rFonts w:hint="default" w:ascii="Courier New" w:hAnsi="Courier New" w:cs="Courier New"/>
+        <w:rFonts w:ascii="Courier New" w:hAnsi="Courier New" w:cs="Courier New" w:hint="default"/>
       </w:rPr>
     </w:lvl>
     <w:lvl w:ilvl="8" w:tplc="1C090005" w:tentative="1">
@@ -6852,7 +6878,7 @@
         <w:ind w:left="6615" w:hanging="360"/>
       </w:pPr>
       <w:rPr>
-        <w:rFonts w:hint="default" w:ascii="Wingdings" w:hAnsi="Wingdings"/>
+        <w:rFonts w:ascii="Wingdings" w:hAnsi="Wingdings" w:hint="default"/>
       </w:rPr>
     </w:lvl>
   </w:abstractNum>
@@ -6869,7 +6895,7 @@
         <w:ind w:left="1080" w:hanging="360"/>
       </w:pPr>
       <w:rPr>
-        <w:rFonts w:hint="default" w:ascii="Symbol" w:hAnsi="Symbol"/>
+        <w:rFonts w:ascii="Symbol" w:hAnsi="Symbol" w:hint="default"/>
       </w:rPr>
     </w:lvl>
     <w:lvl w:ilvl="1" w:tplc="1C090003" w:tentative="1">
@@ -6881,7 +6907,7 @@
         <w:ind w:left="1800" w:hanging="360"/>
       </w:pPr>
       <w:rPr>
-        <w:rFonts w:hint="default" w:ascii="Courier New" w:hAnsi="Courier New" w:cs="Courier New"/>
+        <w:rFonts w:ascii="Courier New" w:hAnsi="Courier New" w:cs="Courier New" w:hint="default"/>
       </w:rPr>
     </w:lvl>
     <w:lvl w:ilvl="2" w:tplc="1C090005" w:tentative="1">
@@ -6893,7 +6919,7 @@
         <w:ind w:left="2520" w:hanging="360"/>
       </w:pPr>
       <w:rPr>
-        <w:rFonts w:hint="default" w:ascii="Wingdings" w:hAnsi="Wingdings"/>
+        <w:rFonts w:ascii="Wingdings" w:hAnsi="Wingdings" w:hint="default"/>
       </w:rPr>
     </w:lvl>
     <w:lvl w:ilvl="3" w:tplc="1C090001" w:tentative="1">
@@ -6905,7 +6931,7 @@
         <w:ind w:left="3240" w:hanging="360"/>
       </w:pPr>
       <w:rPr>
-        <w:rFonts w:hint="default" w:ascii="Symbol" w:hAnsi="Symbol"/>
+        <w:rFonts w:ascii="Symbol" w:hAnsi="Symbol" w:hint="default"/>
       </w:rPr>
     </w:lvl>
     <w:lvl w:ilvl="4" w:tplc="1C090003" w:tentative="1">
@@ -6917,7 +6943,7 @@
         <w:ind w:left="3960" w:hanging="360"/>
       </w:pPr>
       <w:rPr>
-        <w:rFonts w:hint="default" w:ascii="Courier New" w:hAnsi="Courier New" w:cs="Courier New"/>
+        <w:rFonts w:ascii="Courier New" w:hAnsi="Courier New" w:cs="Courier New" w:hint="default"/>
       </w:rPr>
     </w:lvl>
     <w:lvl w:ilvl="5" w:tplc="1C090005" w:tentative="1">
@@ -6929,7 +6955,7 @@
         <w:ind w:left="4680" w:hanging="360"/>
       </w:pPr>
       <w:rPr>
-        <w:rFonts w:hint="default" w:ascii="Wingdings" w:hAnsi="Wingdings"/>
+        <w:rFonts w:ascii="Wingdings" w:hAnsi="Wingdings" w:hint="default"/>
       </w:rPr>
     </w:lvl>
     <w:lvl w:ilvl="6" w:tplc="1C090001" w:tentative="1">
@@ -6941,7 +6967,7 @@
         <w:ind w:left="5400" w:hanging="360"/>
       </w:pPr>
       <w:rPr>
-        <w:rFonts w:hint="default" w:ascii="Symbol" w:hAnsi="Symbol"/>
+        <w:rFonts w:ascii="Symbol" w:hAnsi="Symbol" w:hint="default"/>
       </w:rPr>
     </w:lvl>
     <w:lvl w:ilvl="7" w:tplc="1C090003" w:tentative="1">
@@ -6953,7 +6979,7 @@
         <w:ind w:left="6120" w:hanging="360"/>
       </w:pPr>
       <w:rPr>
-        <w:rFonts w:hint="default" w:ascii="Courier New" w:hAnsi="Courier New" w:cs="Courier New"/>
+        <w:rFonts w:ascii="Courier New" w:hAnsi="Courier New" w:cs="Courier New" w:hint="default"/>
       </w:rPr>
     </w:lvl>
     <w:lvl w:ilvl="8" w:tplc="1C090005" w:tentative="1">
@@ -6965,7 +6991,7 @@
         <w:ind w:left="6840" w:hanging="360"/>
       </w:pPr>
       <w:rPr>
-        <w:rFonts w:hint="default" w:ascii="Wingdings" w:hAnsi="Wingdings"/>
+        <w:rFonts w:ascii="Wingdings" w:hAnsi="Wingdings" w:hint="default"/>
       </w:rPr>
     </w:lvl>
   </w:abstractNum>
@@ -6982,7 +7008,7 @@
         <w:ind w:left="2910" w:hanging="360"/>
       </w:pPr>
       <w:rPr>
-        <w:rFonts w:hint="default" w:ascii="Wingdings" w:hAnsi="Wingdings"/>
+        <w:rFonts w:ascii="Wingdings" w:hAnsi="Wingdings" w:hint="default"/>
       </w:rPr>
     </w:lvl>
     <w:lvl w:ilvl="1" w:tplc="1C090003" w:tentative="1">
@@ -6994,7 +7020,7 @@
         <w:ind w:left="3630" w:hanging="360"/>
       </w:pPr>
       <w:rPr>
-        <w:rFonts w:hint="default" w:ascii="Courier New" w:hAnsi="Courier New" w:cs="Courier New"/>
+        <w:rFonts w:ascii="Courier New" w:hAnsi="Courier New" w:cs="Courier New" w:hint="default"/>
       </w:rPr>
     </w:lvl>
     <w:lvl w:ilvl="2" w:tplc="1C090005" w:tentative="1">
@@ -7006,7 +7032,7 @@
         <w:ind w:left="4350" w:hanging="360"/>
       </w:pPr>
       <w:rPr>
-        <w:rFonts w:hint="default" w:ascii="Wingdings" w:hAnsi="Wingdings"/>
+        <w:rFonts w:ascii="Wingdings" w:hAnsi="Wingdings" w:hint="default"/>
       </w:rPr>
     </w:lvl>
     <w:lvl w:ilvl="3" w:tplc="1C090001" w:tentative="1">
@@ -7018,7 +7044,7 @@
         <w:ind w:left="5070" w:hanging="360"/>
       </w:pPr>
       <w:rPr>
-        <w:rFonts w:hint="default" w:ascii="Symbol" w:hAnsi="Symbol"/>
+        <w:rFonts w:ascii="Symbol" w:hAnsi="Symbol" w:hint="default"/>
       </w:rPr>
     </w:lvl>
     <w:lvl w:ilvl="4" w:tplc="1C090003" w:tentative="1">
@@ -7030,7 +7056,7 @@
         <w:ind w:left="5790" w:hanging="360"/>
       </w:pPr>
       <w:rPr>
-        <w:rFonts w:hint="default" w:ascii="Courier New" w:hAnsi="Courier New" w:cs="Courier New"/>
+        <w:rFonts w:ascii="Courier New" w:hAnsi="Courier New" w:cs="Courier New" w:hint="default"/>
       </w:rPr>
     </w:lvl>
     <w:lvl w:ilvl="5" w:tplc="1C090005" w:tentative="1">
@@ -7042,7 +7068,7 @@
         <w:ind w:left="6510" w:hanging="360"/>
       </w:pPr>
       <w:rPr>
-        <w:rFonts w:hint="default" w:ascii="Wingdings" w:hAnsi="Wingdings"/>
+        <w:rFonts w:ascii="Wingdings" w:hAnsi="Wingdings" w:hint="default"/>
       </w:rPr>
     </w:lvl>
     <w:lvl w:ilvl="6" w:tplc="1C090001" w:tentative="1">
@@ -7054,7 +7080,7 @@
         <w:ind w:left="7230" w:hanging="360"/>
       </w:pPr>
       <w:rPr>
-        <w:rFonts w:hint="default" w:ascii="Symbol" w:hAnsi="Symbol"/>
+        <w:rFonts w:ascii="Symbol" w:hAnsi="Symbol" w:hint="default"/>
       </w:rPr>
     </w:lvl>
     <w:lvl w:ilvl="7" w:tplc="1C090003" w:tentative="1">
@@ -7066,7 +7092,7 @@
         <w:ind w:left="7950" w:hanging="360"/>
       </w:pPr>
       <w:rPr>
-        <w:rFonts w:hint="default" w:ascii="Courier New" w:hAnsi="Courier New" w:cs="Courier New"/>
+        <w:rFonts w:ascii="Courier New" w:hAnsi="Courier New" w:cs="Courier New" w:hint="default"/>
       </w:rPr>
     </w:lvl>
     <w:lvl w:ilvl="8" w:tplc="1C090005" w:tentative="1">
@@ -7078,7 +7104,7 @@
         <w:ind w:left="8670" w:hanging="360"/>
       </w:pPr>
       <w:rPr>
-        <w:rFonts w:hint="default" w:ascii="Wingdings" w:hAnsi="Wingdings"/>
+        <w:rFonts w:ascii="Wingdings" w:hAnsi="Wingdings" w:hint="default"/>
       </w:rPr>
     </w:lvl>
   </w:abstractNum>
@@ -7095,7 +7121,7 @@
         <w:ind w:left="3585" w:hanging="360"/>
       </w:pPr>
       <w:rPr>
-        <w:rFonts w:hint="default" w:ascii="Wingdings" w:hAnsi="Wingdings"/>
+        <w:rFonts w:ascii="Wingdings" w:hAnsi="Wingdings" w:hint="default"/>
       </w:rPr>
     </w:lvl>
     <w:lvl w:ilvl="1" w:tplc="1C090003" w:tentative="1">
@@ -7107,7 +7133,7 @@
         <w:ind w:left="4305" w:hanging="360"/>
       </w:pPr>
       <w:rPr>
-        <w:rFonts w:hint="default" w:ascii="Courier New" w:hAnsi="Courier New" w:cs="Courier New"/>
+        <w:rFonts w:ascii="Courier New" w:hAnsi="Courier New" w:cs="Courier New" w:hint="default"/>
       </w:rPr>
     </w:lvl>
     <w:lvl w:ilvl="2" w:tplc="1C090005" w:tentative="1">
@@ -7119,7 +7145,7 @@
         <w:ind w:left="5025" w:hanging="360"/>
       </w:pPr>
       <w:rPr>
-        <w:rFonts w:hint="default" w:ascii="Wingdings" w:hAnsi="Wingdings"/>
+        <w:rFonts w:ascii="Wingdings" w:hAnsi="Wingdings" w:hint="default"/>
       </w:rPr>
     </w:lvl>
     <w:lvl w:ilvl="3" w:tplc="1C090001" w:tentative="1">
@@ -7131,7 +7157,7 @@
         <w:ind w:left="5745" w:hanging="360"/>
       </w:pPr>
       <w:rPr>
-        <w:rFonts w:hint="default" w:ascii="Symbol" w:hAnsi="Symbol"/>
+        <w:rFonts w:ascii="Symbol" w:hAnsi="Symbol" w:hint="default"/>
       </w:rPr>
     </w:lvl>
     <w:lvl w:ilvl="4" w:tplc="1C090003" w:tentative="1">
@@ -7143,7 +7169,7 @@
         <w:ind w:left="6465" w:hanging="360"/>
       </w:pPr>
       <w:rPr>
-        <w:rFonts w:hint="default" w:ascii="Courier New" w:hAnsi="Courier New" w:cs="Courier New"/>
+        <w:rFonts w:ascii="Courier New" w:hAnsi="Courier New" w:cs="Courier New" w:hint="default"/>
       </w:rPr>
     </w:lvl>
     <w:lvl w:ilvl="5" w:tplc="1C090005" w:tentative="1">
@@ -7155,7 +7181,7 @@
         <w:ind w:left="7185" w:hanging="360"/>
       </w:pPr>
       <w:rPr>
-        <w:rFonts w:hint="default" w:ascii="Wingdings" w:hAnsi="Wingdings"/>
+        <w:rFonts w:ascii="Wingdings" w:hAnsi="Wingdings" w:hint="default"/>
       </w:rPr>
     </w:lvl>
     <w:lvl w:ilvl="6" w:tplc="1C090001" w:tentative="1">
@@ -7167,7 +7193,7 @@
         <w:ind w:left="7905" w:hanging="360"/>
       </w:pPr>
       <w:rPr>
-        <w:rFonts w:hint="default" w:ascii="Symbol" w:hAnsi="Symbol"/>
+        <w:rFonts w:ascii="Symbol" w:hAnsi="Symbol" w:hint="default"/>
       </w:rPr>
     </w:lvl>
     <w:lvl w:ilvl="7" w:tplc="1C090003" w:tentative="1">
@@ -7179,7 +7205,7 @@
         <w:ind w:left="8625" w:hanging="360"/>
       </w:pPr>
       <w:rPr>
-        <w:rFonts w:hint="default" w:ascii="Courier New" w:hAnsi="Courier New" w:cs="Courier New"/>
+        <w:rFonts w:ascii="Courier New" w:hAnsi="Courier New" w:cs="Courier New" w:hint="default"/>
       </w:rPr>
     </w:lvl>
     <w:lvl w:ilvl="8" w:tplc="1C090005" w:tentative="1">
@@ -7191,7 +7217,7 @@
         <w:ind w:left="9345" w:hanging="360"/>
       </w:pPr>
       <w:rPr>
-        <w:rFonts w:hint="default" w:ascii="Wingdings" w:hAnsi="Wingdings"/>
+        <w:rFonts w:ascii="Wingdings" w:hAnsi="Wingdings" w:hint="default"/>
       </w:rPr>
     </w:lvl>
   </w:abstractNum>
@@ -7208,7 +7234,7 @@
         <w:ind w:left="720" w:hanging="360"/>
       </w:pPr>
       <w:rPr>
-        <w:rFonts w:hint="default" w:ascii="Wingdings" w:hAnsi="Wingdings"/>
+        <w:rFonts w:ascii="Wingdings" w:hAnsi="Wingdings" w:hint="default"/>
       </w:rPr>
     </w:lvl>
     <w:lvl w:ilvl="1" w:tplc="1C090003" w:tentative="1">
@@ -7220,7 +7246,7 @@
         <w:ind w:left="1440" w:hanging="360"/>
       </w:pPr>
       <w:rPr>
-        <w:rFonts w:hint="default" w:ascii="Courier New" w:hAnsi="Courier New" w:cs="Courier New"/>
+        <w:rFonts w:ascii="Courier New" w:hAnsi="Courier New" w:cs="Courier New" w:hint="default"/>
       </w:rPr>
     </w:lvl>
     <w:lvl w:ilvl="2" w:tplc="1C090005" w:tentative="1">
@@ -7232,7 +7258,7 @@
         <w:ind w:left="2160" w:hanging="360"/>
       </w:pPr>
       <w:rPr>
-        <w:rFonts w:hint="default" w:ascii="Wingdings" w:hAnsi="Wingdings"/>
+        <w:rFonts w:ascii="Wingdings" w:hAnsi="Wingdings" w:hint="default"/>
       </w:rPr>
     </w:lvl>
     <w:lvl w:ilvl="3" w:tplc="1C090001" w:tentative="1">
@@ -7244,7 +7270,7 @@
         <w:ind w:left="2880" w:hanging="360"/>
       </w:pPr>
       <w:rPr>
-        <w:rFonts w:hint="default" w:ascii="Symbol" w:hAnsi="Symbol"/>
+        <w:rFonts w:ascii="Symbol" w:hAnsi="Symbol" w:hint="default"/>
       </w:rPr>
     </w:lvl>
     <w:lvl w:ilvl="4" w:tplc="1C090003" w:tentative="1">
@@ -7256,7 +7282,7 @@
         <w:ind w:left="3600" w:hanging="360"/>
       </w:pPr>
       <w:rPr>
-        <w:rFonts w:hint="default" w:ascii="Courier New" w:hAnsi="Courier New" w:cs="Courier New"/>
+        <w:rFonts w:ascii="Courier New" w:hAnsi="Courier New" w:cs="Courier New" w:hint="default"/>
       </w:rPr>
     </w:lvl>
     <w:lvl w:ilvl="5" w:tplc="1C090005" w:tentative="1">
@@ -7268,7 +7294,7 @@
         <w:ind w:left="4320" w:hanging="360"/>
       </w:pPr>
       <w:rPr>
-        <w:rFonts w:hint="default" w:ascii="Wingdings" w:hAnsi="Wingdings"/>
+        <w:rFonts w:ascii="Wingdings" w:hAnsi="Wingdings" w:hint="default"/>
       </w:rPr>
     </w:lvl>
     <w:lvl w:ilvl="6" w:tplc="1C090001" w:tentative="1">
@@ -7280,7 +7306,7 @@
         <w:ind w:left="5040" w:hanging="360"/>
       </w:pPr>
       <w:rPr>
-        <w:rFonts w:hint="default" w:ascii="Symbol" w:hAnsi="Symbol"/>
+        <w:rFonts w:ascii="Symbol" w:hAnsi="Symbol" w:hint="default"/>
       </w:rPr>
     </w:lvl>
     <w:lvl w:ilvl="7" w:tplc="1C090003" w:tentative="1">
@@ -7292,7 +7318,7 @@
         <w:ind w:left="5760" w:hanging="360"/>
       </w:pPr>
       <w:rPr>
-        <w:rFonts w:hint="default" w:ascii="Courier New" w:hAnsi="Courier New" w:cs="Courier New"/>
+        <w:rFonts w:ascii="Courier New" w:hAnsi="Courier New" w:cs="Courier New" w:hint="default"/>
       </w:rPr>
     </w:lvl>
     <w:lvl w:ilvl="8" w:tplc="1C090005" w:tentative="1">
@@ -7304,7 +7330,7 @@
         <w:ind w:left="6480" w:hanging="360"/>
       </w:pPr>
       <w:rPr>
-        <w:rFonts w:hint="default" w:ascii="Wingdings" w:hAnsi="Wingdings"/>
+        <w:rFonts w:ascii="Wingdings" w:hAnsi="Wingdings" w:hint="default"/>
       </w:rPr>
     </w:lvl>
   </w:abstractNum>
@@ -7324,7 +7350,7 @@
         <w:ind w:left="720" w:hanging="360"/>
       </w:pPr>
       <w:rPr>
-        <w:rFonts w:hint="default" w:ascii="Symbol" w:hAnsi="Symbol"/>
+        <w:rFonts w:ascii="Symbol" w:hAnsi="Symbol" w:hint="default"/>
         <w:sz w:val="20"/>
       </w:rPr>
     </w:lvl>
@@ -7340,7 +7366,7 @@
         <w:ind w:left="1440" w:hanging="360"/>
       </w:pPr>
       <w:rPr>
-        <w:rFonts w:hint="default" w:ascii="Courier New" w:hAnsi="Courier New"/>
+        <w:rFonts w:ascii="Courier New" w:hAnsi="Courier New" w:hint="default"/>
         <w:sz w:val="20"/>
       </w:rPr>
     </w:lvl>
@@ -7356,7 +7382,7 @@
         <w:ind w:left="2160" w:hanging="360"/>
       </w:pPr>
       <w:rPr>
-        <w:rFonts w:hint="default" w:ascii="Wingdings" w:hAnsi="Wingdings"/>
+        <w:rFonts w:ascii="Wingdings" w:hAnsi="Wingdings" w:hint="default"/>
         <w:sz w:val="20"/>
       </w:rPr>
     </w:lvl>
@@ -7372,7 +7398,7 @@
         <w:ind w:left="2880" w:hanging="360"/>
       </w:pPr>
       <w:rPr>
-        <w:rFonts w:hint="default" w:ascii="Wingdings" w:hAnsi="Wingdings"/>
+        <w:rFonts w:ascii="Wingdings" w:hAnsi="Wingdings" w:hint="default"/>
         <w:sz w:val="20"/>
       </w:rPr>
     </w:lvl>
@@ -7388,7 +7414,7 @@
         <w:ind w:left="3600" w:hanging="360"/>
       </w:pPr>
       <w:rPr>
-        <w:rFonts w:hint="default" w:ascii="Wingdings" w:hAnsi="Wingdings"/>
+        <w:rFonts w:ascii="Wingdings" w:hAnsi="Wingdings" w:hint="default"/>
         <w:sz w:val="20"/>
       </w:rPr>
     </w:lvl>
@@ -7404,7 +7430,7 @@
         <w:ind w:left="4320" w:hanging="360"/>
       </w:pPr>
       <w:rPr>
-        <w:rFonts w:hint="default" w:ascii="Wingdings" w:hAnsi="Wingdings"/>
+        <w:rFonts w:ascii="Wingdings" w:hAnsi="Wingdings" w:hint="default"/>
         <w:sz w:val="20"/>
       </w:rPr>
     </w:lvl>
@@ -7420,7 +7446,7 @@
         <w:ind w:left="5040" w:hanging="360"/>
       </w:pPr>
       <w:rPr>
-        <w:rFonts w:hint="default" w:ascii="Wingdings" w:hAnsi="Wingdings"/>
+        <w:rFonts w:ascii="Wingdings" w:hAnsi="Wingdings" w:hint="default"/>
         <w:sz w:val="20"/>
       </w:rPr>
     </w:lvl>
@@ -7436,7 +7462,7 @@
         <w:ind w:left="5760" w:hanging="360"/>
       </w:pPr>
       <w:rPr>
-        <w:rFonts w:hint="default" w:ascii="Wingdings" w:hAnsi="Wingdings"/>
+        <w:rFonts w:ascii="Wingdings" w:hAnsi="Wingdings" w:hint="default"/>
         <w:sz w:val="20"/>
       </w:rPr>
     </w:lvl>
@@ -7452,7 +7478,7 @@
         <w:ind w:left="6480" w:hanging="360"/>
       </w:pPr>
       <w:rPr>
-        <w:rFonts w:hint="default" w:ascii="Wingdings" w:hAnsi="Wingdings"/>
+        <w:rFonts w:ascii="Wingdings" w:hAnsi="Wingdings" w:hint="default"/>
         <w:sz w:val="20"/>
       </w:rPr>
     </w:lvl>
@@ -7470,7 +7496,7 @@
         <w:ind w:left="990" w:hanging="360"/>
       </w:pPr>
       <w:rPr>
-        <w:rFonts w:hint="default" w:ascii="Symbol" w:hAnsi="Symbol"/>
+        <w:rFonts w:ascii="Symbol" w:hAnsi="Symbol" w:hint="default"/>
       </w:rPr>
     </w:lvl>
     <w:lvl w:ilvl="1" w:tplc="1C090003" w:tentative="1">
@@ -7482,7 +7508,7 @@
         <w:ind w:left="1710" w:hanging="360"/>
       </w:pPr>
       <w:rPr>
-        <w:rFonts w:hint="default" w:ascii="Courier New" w:hAnsi="Courier New" w:cs="Courier New"/>
+        <w:rFonts w:ascii="Courier New" w:hAnsi="Courier New" w:cs="Courier New" w:hint="default"/>
       </w:rPr>
     </w:lvl>
     <w:lvl w:ilvl="2" w:tplc="1C090005" w:tentative="1">
@@ -7494,7 +7520,7 @@
         <w:ind w:left="2430" w:hanging="360"/>
       </w:pPr>
       <w:rPr>
-        <w:rFonts w:hint="default" w:ascii="Wingdings" w:hAnsi="Wingdings"/>
+        <w:rFonts w:ascii="Wingdings" w:hAnsi="Wingdings" w:hint="default"/>
       </w:rPr>
     </w:lvl>
     <w:lvl w:ilvl="3" w:tplc="1C090001" w:tentative="1">
@@ -7506,7 +7532,7 @@
         <w:ind w:left="3150" w:hanging="360"/>
       </w:pPr>
       <w:rPr>
-        <w:rFonts w:hint="default" w:ascii="Symbol" w:hAnsi="Symbol"/>
+        <w:rFonts w:ascii="Symbol" w:hAnsi="Symbol" w:hint="default"/>
       </w:rPr>
     </w:lvl>
     <w:lvl w:ilvl="4" w:tplc="1C090003" w:tentative="1">
@@ -7518,7 +7544,7 @@
         <w:ind w:left="3870" w:hanging="360"/>
       </w:pPr>
       <w:rPr>
-        <w:rFonts w:hint="default" w:ascii="Courier New" w:hAnsi="Courier New" w:cs="Courier New"/>
+        <w:rFonts w:ascii="Courier New" w:hAnsi="Courier New" w:cs="Courier New" w:hint="default"/>
       </w:rPr>
     </w:lvl>
     <w:lvl w:ilvl="5" w:tplc="1C090005" w:tentative="1">
@@ -7530,7 +7556,7 @@
         <w:ind w:left="4590" w:hanging="360"/>
       </w:pPr>
       <w:rPr>
-        <w:rFonts w:hint="default" w:ascii="Wingdings" w:hAnsi="Wingdings"/>
+        <w:rFonts w:ascii="Wingdings" w:hAnsi="Wingdings" w:hint="default"/>
       </w:rPr>
     </w:lvl>
     <w:lvl w:ilvl="6" w:tplc="1C090001" w:tentative="1">
@@ -7542,7 +7568,7 @@
         <w:ind w:left="5310" w:hanging="360"/>
       </w:pPr>
       <w:rPr>
-        <w:rFonts w:hint="default" w:ascii="Symbol" w:hAnsi="Symbol"/>
+        <w:rFonts w:ascii="Symbol" w:hAnsi="Symbol" w:hint="default"/>
       </w:rPr>
     </w:lvl>
     <w:lvl w:ilvl="7" w:tplc="1C090003" w:tentative="1">
@@ -7554,7 +7580,7 @@
         <w:ind w:left="6030" w:hanging="360"/>
       </w:pPr>
       <w:rPr>
-        <w:rFonts w:hint="default" w:ascii="Courier New" w:hAnsi="Courier New" w:cs="Courier New"/>
+        <w:rFonts w:ascii="Courier New" w:hAnsi="Courier New" w:cs="Courier New" w:hint="default"/>
       </w:rPr>
     </w:lvl>
     <w:lvl w:ilvl="8" w:tplc="1C090005" w:tentative="1">
@@ -7566,7 +7592,7 @@
         <w:ind w:left="6750" w:hanging="360"/>
       </w:pPr>
       <w:rPr>
-        <w:rFonts w:hint="default" w:ascii="Wingdings" w:hAnsi="Wingdings"/>
+        <w:rFonts w:ascii="Wingdings" w:hAnsi="Wingdings" w:hint="default"/>
       </w:rPr>
     </w:lvl>
   </w:abstractNum>
@@ -7583,7 +7609,7 @@
         <w:ind w:left="1035" w:hanging="360"/>
       </w:pPr>
       <w:rPr>
-        <w:rFonts w:hint="default" w:ascii="Wingdings" w:hAnsi="Wingdings"/>
+        <w:rFonts w:ascii="Wingdings" w:hAnsi="Wingdings" w:hint="default"/>
       </w:rPr>
     </w:lvl>
     <w:lvl w:ilvl="1" w:tplc="1C090003" w:tentative="1">
@@ -7595,7 +7621,7 @@
         <w:ind w:left="1755" w:hanging="360"/>
       </w:pPr>
       <w:rPr>
-        <w:rFonts w:hint="default" w:ascii="Courier New" w:hAnsi="Courier New" w:cs="Courier New"/>
+        <w:rFonts w:ascii="Courier New" w:hAnsi="Courier New" w:cs="Courier New" w:hint="default"/>
       </w:rPr>
     </w:lvl>
     <w:lvl w:ilvl="2" w:tplc="1C090005" w:tentative="1">
@@ -7607,7 +7633,7 @@
         <w:ind w:left="2475" w:hanging="360"/>
       </w:pPr>
       <w:rPr>
-        <w:rFonts w:hint="default" w:ascii="Wingdings" w:hAnsi="Wingdings"/>
+        <w:rFonts w:ascii="Wingdings" w:hAnsi="Wingdings" w:hint="default"/>
       </w:rPr>
     </w:lvl>
     <w:lvl w:ilvl="3" w:tplc="1C090001" w:tentative="1">
@@ -7619,7 +7645,7 @@
         <w:ind w:left="3195" w:hanging="360"/>
       </w:pPr>
       <w:rPr>
-        <w:rFonts w:hint="default" w:ascii="Symbol" w:hAnsi="Symbol"/>
+        <w:rFonts w:ascii="Symbol" w:hAnsi="Symbol" w:hint="default"/>
       </w:rPr>
     </w:lvl>
     <w:lvl w:ilvl="4" w:tplc="1C090003" w:tentative="1">
@@ -7631,7 +7657,7 @@
         <w:ind w:left="3915" w:hanging="360"/>
       </w:pPr>
       <w:rPr>
-        <w:rFonts w:hint="default" w:ascii="Courier New" w:hAnsi="Courier New" w:cs="Courier New"/>
+        <w:rFonts w:ascii="Courier New" w:hAnsi="Courier New" w:cs="Courier New" w:hint="default"/>
       </w:rPr>
     </w:lvl>
     <w:lvl w:ilvl="5" w:tplc="1C090005" w:tentative="1">
@@ -7643,7 +7669,7 @@
         <w:ind w:left="4635" w:hanging="360"/>
       </w:pPr>
       <w:rPr>
-        <w:rFonts w:hint="default" w:ascii="Wingdings" w:hAnsi="Wingdings"/>
+        <w:rFonts w:ascii="Wingdings" w:hAnsi="Wingdings" w:hint="default"/>
       </w:rPr>
     </w:lvl>
     <w:lvl w:ilvl="6" w:tplc="1C090001" w:tentative="1">
@@ -7655,7 +7681,7 @@
         <w:ind w:left="5355" w:hanging="360"/>
       </w:pPr>
       <w:rPr>
-        <w:rFonts w:hint="default" w:ascii="Symbol" w:hAnsi="Symbol"/>
+        <w:rFonts w:ascii="Symbol" w:hAnsi="Symbol" w:hint="default"/>
       </w:rPr>
     </w:lvl>
     <w:lvl w:ilvl="7" w:tplc="1C090003" w:tentative="1">
@@ -7667,7 +7693,7 @@
         <w:ind w:left="6075" w:hanging="360"/>
       </w:pPr>
       <w:rPr>
-        <w:rFonts w:hint="default" w:ascii="Courier New" w:hAnsi="Courier New" w:cs="Courier New"/>
+        <w:rFonts w:ascii="Courier New" w:hAnsi="Courier New" w:cs="Courier New" w:hint="default"/>
       </w:rPr>
     </w:lvl>
     <w:lvl w:ilvl="8" w:tplc="1C090005" w:tentative="1">
@@ -7679,7 +7705,7 @@
         <w:ind w:left="6795" w:hanging="360"/>
       </w:pPr>
       <w:rPr>
-        <w:rFonts w:hint="default" w:ascii="Wingdings" w:hAnsi="Wingdings"/>
+        <w:rFonts w:ascii="Wingdings" w:hAnsi="Wingdings" w:hint="default"/>
       </w:rPr>
     </w:lvl>
   </w:abstractNum>
@@ -7793,7 +7819,7 @@
   <w:docDefaults>
     <w:rPrDefault>
       <w:rPr>
-        <w:rFonts w:asciiTheme="minorHAnsi" w:hAnsiTheme="minorHAnsi" w:eastAsiaTheme="minorHAnsi" w:cstheme="minorBidi"/>
+        <w:rFonts w:asciiTheme="minorHAnsi" w:eastAsiaTheme="minorHAnsi" w:hAnsiTheme="minorHAnsi" w:cstheme="minorBidi"/>
         <w:kern w:val="2"/>
         <w:sz w:val="22"/>
         <w:szCs w:val="22"/>
@@ -7810,14 +7836,14 @@
   <w:latentStyles w:defLockedState="0" w:defUIPriority="99" w:defSemiHidden="0" w:defUnhideWhenUsed="0" w:defQFormat="0" w:count="376">
     <w:lsdException w:name="Normal" w:uiPriority="0" w:qFormat="1"/>
     <w:lsdException w:name="heading 1" w:uiPriority="9" w:qFormat="1"/>
-    <w:lsdException w:name="heading 2" w:uiPriority="9" w:semiHidden="1" w:unhideWhenUsed="1" w:qFormat="1"/>
-    <w:lsdException w:name="heading 3" w:uiPriority="9" w:semiHidden="1" w:unhideWhenUsed="1" w:qFormat="1"/>
-    <w:lsdException w:name="heading 4" w:uiPriority="9" w:semiHidden="1" w:unhideWhenUsed="1" w:qFormat="1"/>
-    <w:lsdException w:name="heading 5" w:uiPriority="9" w:semiHidden="1" w:unhideWhenUsed="1" w:qFormat="1"/>
-    <w:lsdException w:name="heading 6" w:uiPriority="9" w:semiHidden="1" w:unhideWhenUsed="1" w:qFormat="1"/>
-    <w:lsdException w:name="heading 7" w:uiPriority="9" w:semiHidden="1" w:unhideWhenUsed="1" w:qFormat="1"/>
-    <w:lsdException w:name="heading 8" w:uiPriority="9" w:semiHidden="1" w:unhideWhenUsed="1" w:qFormat="1"/>
-    <w:lsdException w:name="heading 9" w:uiPriority="9" w:semiHidden="1" w:unhideWhenUsed="1" w:qFormat="1"/>
+    <w:lsdException w:name="heading 2" w:semiHidden="1" w:uiPriority="9" w:unhideWhenUsed="1" w:qFormat="1"/>
+    <w:lsdException w:name="heading 3" w:semiHidden="1" w:uiPriority="9" w:unhideWhenUsed="1" w:qFormat="1"/>
+    <w:lsdException w:name="heading 4" w:semiHidden="1" w:uiPriority="9" w:unhideWhenUsed="1" w:qFormat="1"/>
+    <w:lsdException w:name="heading 5" w:semiHidden="1" w:uiPriority="9" w:unhideWhenUsed="1" w:qFormat="1"/>
+    <w:lsdException w:name="heading 6" w:semiHidden="1" w:uiPriority="9" w:unhideWhenUsed="1" w:qFormat="1"/>
+    <w:lsdException w:name="heading 7" w:semiHidden="1" w:uiPriority="9" w:unhideWhenUsed="1" w:qFormat="1"/>
+    <w:lsdException w:name="heading 8" w:semiHidden="1" w:uiPriority="9" w:unhideWhenUsed="1" w:qFormat="1"/>
+    <w:lsdException w:name="heading 9" w:semiHidden="1" w:uiPriority="9" w:unhideWhenUsed="1" w:qFormat="1"/>
     <w:lsdException w:name="index 1" w:semiHidden="1" w:unhideWhenUsed="1"/>
     <w:lsdException w:name="index 2" w:semiHidden="1" w:unhideWhenUsed="1"/>
     <w:lsdException w:name="index 3" w:semiHidden="1" w:unhideWhenUsed="1"/>
@@ -7827,22 +7853,22 @@
     <w:lsdException w:name="index 7" w:semiHidden="1" w:unhideWhenUsed="1"/>
     <w:lsdException w:name="index 8" w:semiHidden="1" w:unhideWhenUsed="1"/>
     <w:lsdException w:name="index 9" w:semiHidden="1" w:unhideWhenUsed="1"/>
-    <w:lsdException w:name="toc 1" w:uiPriority="39" w:semiHidden="1" w:unhideWhenUsed="1"/>
-    <w:lsdException w:name="toc 2" w:uiPriority="39" w:semiHidden="1" w:unhideWhenUsed="1"/>
-    <w:lsdException w:name="toc 3" w:uiPriority="39" w:semiHidden="1" w:unhideWhenUsed="1"/>
-    <w:lsdException w:name="toc 4" w:uiPriority="39" w:semiHidden="1" w:unhideWhenUsed="1"/>
-    <w:lsdException w:name="toc 5" w:uiPriority="39" w:semiHidden="1" w:unhideWhenUsed="1"/>
-    <w:lsdException w:name="toc 6" w:uiPriority="39" w:semiHidden="1" w:unhideWhenUsed="1"/>
-    <w:lsdException w:name="toc 7" w:uiPriority="39" w:semiHidden="1" w:unhideWhenUsed="1"/>
-    <w:lsdException w:name="toc 8" w:uiPriority="39" w:semiHidden="1" w:unhideWhenUsed="1"/>
-    <w:lsdException w:name="toc 9" w:uiPriority="39" w:semiHidden="1" w:unhideWhenUsed="1"/>
+    <w:lsdException w:name="toc 1" w:semiHidden="1" w:uiPriority="39" w:unhideWhenUsed="1"/>
+    <w:lsdException w:name="toc 2" w:semiHidden="1" w:uiPriority="39" w:unhideWhenUsed="1"/>
+    <w:lsdException w:name="toc 3" w:semiHidden="1" w:uiPriority="39" w:unhideWhenUsed="1"/>
+    <w:lsdException w:name="toc 4" w:semiHidden="1" w:uiPriority="39" w:unhideWhenUsed="1"/>
+    <w:lsdException w:name="toc 5" w:semiHidden="1" w:uiPriority="39" w:unhideWhenUsed="1"/>
+    <w:lsdException w:name="toc 6" w:semiHidden="1" w:uiPriority="39" w:unhideWhenUsed="1"/>
+    <w:lsdException w:name="toc 7" w:semiHidden="1" w:uiPriority="39" w:unhideWhenUsed="1"/>
+    <w:lsdException w:name="toc 8" w:semiHidden="1" w:uiPriority="39" w:unhideWhenUsed="1"/>
+    <w:lsdException w:name="toc 9" w:semiHidden="1" w:uiPriority="39" w:unhideWhenUsed="1"/>
     <w:lsdException w:name="Normal Indent" w:semiHidden="1" w:unhideWhenUsed="1"/>
     <w:lsdException w:name="footnote text" w:semiHidden="1" w:unhideWhenUsed="1"/>
     <w:lsdException w:name="annotation text" w:semiHidden="1" w:unhideWhenUsed="1"/>
     <w:lsdException w:name="header" w:semiHidden="1" w:unhideWhenUsed="1"/>
     <w:lsdException w:name="footer" w:semiHidden="1" w:unhideWhenUsed="1"/>
     <w:lsdException w:name="index heading" w:semiHidden="1" w:unhideWhenUsed="1"/>
-    <w:lsdException w:name="caption" w:uiPriority="35" w:semiHidden="1" w:unhideWhenUsed="1" w:qFormat="1"/>
+    <w:lsdException w:name="caption" w:semiHidden="1" w:uiPriority="35" w:unhideWhenUsed="1" w:qFormat="1"/>
     <w:lsdException w:name="table of figures" w:semiHidden="1" w:unhideWhenUsed="1"/>
     <w:lsdException w:name="envelope address" w:semiHidden="1" w:unhideWhenUsed="1"/>
     <w:lsdException w:name="envelope return" w:semiHidden="1" w:unhideWhenUsed="1"/>
@@ -7873,7 +7899,7 @@
     <w:lsdException w:name="Title" w:uiPriority="10" w:qFormat="1"/>
     <w:lsdException w:name="Closing" w:semiHidden="1" w:unhideWhenUsed="1"/>
     <w:lsdException w:name="Signature" w:semiHidden="1" w:unhideWhenUsed="1"/>
-    <w:lsdException w:name="Default Paragraph Font" w:uiPriority="1" w:semiHidden="1" w:unhideWhenUsed="1"/>
+    <w:lsdException w:name="Default Paragraph Font" w:semiHidden="1" w:uiPriority="1" w:unhideWhenUsed="1"/>
     <w:lsdException w:name="Body Text" w:semiHidden="1" w:unhideWhenUsed="1"/>
     <w:lsdException w:name="Body Text Indent" w:semiHidden="1" w:unhideWhenUsed="1"/>
     <w:lsdException w:name="List Continue" w:semiHidden="1" w:unhideWhenUsed="1"/>
@@ -8073,8 +8099,8 @@
     <w:lsdException w:name="Subtle Reference" w:uiPriority="31" w:qFormat="1"/>
     <w:lsdException w:name="Intense Reference" w:uiPriority="32" w:qFormat="1"/>
     <w:lsdException w:name="Book Title" w:uiPriority="33" w:qFormat="1"/>
-    <w:lsdException w:name="Bibliography" w:uiPriority="37" w:semiHidden="1" w:unhideWhenUsed="1"/>
-    <w:lsdException w:name="TOC Heading" w:uiPriority="39" w:semiHidden="1" w:unhideWhenUsed="1" w:qFormat="1"/>
+    <w:lsdException w:name="Bibliography" w:semiHidden="1" w:uiPriority="37" w:unhideWhenUsed="1"/>
+    <w:lsdException w:name="TOC Heading" w:semiHidden="1" w:uiPriority="39" w:unhideWhenUsed="1" w:qFormat="1"/>
     <w:lsdException w:name="Plain Table 1" w:uiPriority="41"/>
     <w:lsdException w:name="Plain Table 2" w:uiPriority="42"/>
     <w:lsdException w:name="Plain Table 3" w:uiPriority="43"/>
@@ -8185,7 +8211,7 @@
     <w:lsdException w:name="Unresolved Mention" w:semiHidden="1" w:unhideWhenUsed="1"/>
     <w:lsdException w:name="Smart Link" w:semiHidden="1" w:unhideWhenUsed="1"/>
   </w:latentStyles>
-  <w:style w:type="paragraph" w:styleId="Normal" w:default="1">
+  <w:style w:type="paragraph" w:default="1" w:styleId="Normal">
     <w:name w:val="Normal"/>
     <w:qFormat/>
   </w:style>
@@ -8204,7 +8230,7 @@
       <w:outlineLvl w:val="0"/>
     </w:pPr>
     <w:rPr>
-      <w:rFonts w:asciiTheme="majorHAnsi" w:hAnsiTheme="majorHAnsi" w:eastAsiaTheme="majorEastAsia" w:cstheme="majorBidi"/>
+      <w:rFonts w:asciiTheme="majorHAnsi" w:eastAsiaTheme="majorEastAsia" w:hAnsiTheme="majorHAnsi" w:cstheme="majorBidi"/>
       <w:color w:val="0F4761" w:themeColor="accent1" w:themeShade="BF"/>
       <w:sz w:val="40"/>
       <w:szCs w:val="40"/>
@@ -8227,7 +8253,7 @@
       <w:outlineLvl w:val="1"/>
     </w:pPr>
     <w:rPr>
-      <w:rFonts w:asciiTheme="majorHAnsi" w:hAnsiTheme="majorHAnsi" w:eastAsiaTheme="majorEastAsia" w:cstheme="majorBidi"/>
+      <w:rFonts w:asciiTheme="majorHAnsi" w:eastAsiaTheme="majorEastAsia" w:hAnsiTheme="majorHAnsi" w:cstheme="majorBidi"/>
       <w:color w:val="0F4761" w:themeColor="accent1" w:themeShade="BF"/>
       <w:sz w:val="32"/>
       <w:szCs w:val="32"/>
@@ -8388,13 +8414,13 @@
       <w:color w:val="272727" w:themeColor="text1" w:themeTint="D8"/>
     </w:rPr>
   </w:style>
-  <w:style w:type="character" w:styleId="DefaultParagraphFont" w:default="1">
+  <w:style w:type="character" w:default="1" w:styleId="DefaultParagraphFont">
     <w:name w:val="Default Paragraph Font"/>
     <w:uiPriority w:val="1"/>
     <w:semiHidden/>
     <w:unhideWhenUsed/>
   </w:style>
-  <w:style w:type="table" w:styleId="TableNormal" w:default="1">
+  <w:style w:type="table" w:default="1" w:styleId="TableNormal">
     <w:name w:val="Normal Table"/>
     <w:uiPriority w:val="99"/>
     <w:semiHidden/>
@@ -8409,26 +8435,26 @@
       </w:tblCellMar>
     </w:tblPr>
   </w:style>
-  <w:style w:type="numbering" w:styleId="NoList" w:default="1">
+  <w:style w:type="numbering" w:default="1" w:styleId="NoList">
     <w:name w:val="No List"/>
     <w:uiPriority w:val="99"/>
     <w:semiHidden/>
     <w:unhideWhenUsed/>
   </w:style>
-  <w:style w:type="character" w:styleId="Heading1Char" w:customStyle="1">
+  <w:style w:type="character" w:customStyle="1" w:styleId="Heading1Char">
     <w:name w:val="Heading 1 Char"/>
     <w:basedOn w:val="DefaultParagraphFont"/>
     <w:link w:val="Heading1"/>
     <w:uiPriority w:val="9"/>
     <w:rsid w:val="00672BA8"/>
     <w:rPr>
-      <w:rFonts w:asciiTheme="majorHAnsi" w:hAnsiTheme="majorHAnsi" w:eastAsiaTheme="majorEastAsia" w:cstheme="majorBidi"/>
+      <w:rFonts w:asciiTheme="majorHAnsi" w:eastAsiaTheme="majorEastAsia" w:hAnsiTheme="majorHAnsi" w:cstheme="majorBidi"/>
       <w:color w:val="0F4761" w:themeColor="accent1" w:themeShade="BF"/>
       <w:sz w:val="40"/>
       <w:szCs w:val="40"/>
     </w:rPr>
   </w:style>
-  <w:style w:type="character" w:styleId="Heading2Char" w:customStyle="1">
+  <w:style w:type="character" w:customStyle="1" w:styleId="Heading2Char">
     <w:name w:val="Heading 2 Char"/>
     <w:basedOn w:val="DefaultParagraphFont"/>
     <w:link w:val="Heading2"/>
@@ -8436,13 +8462,13 @@
     <w:semiHidden/>
     <w:rsid w:val="00672BA8"/>
     <w:rPr>
-      <w:rFonts w:asciiTheme="majorHAnsi" w:hAnsiTheme="majorHAnsi" w:eastAsiaTheme="majorEastAsia" w:cstheme="majorBidi"/>
+      <w:rFonts w:asciiTheme="majorHAnsi" w:eastAsiaTheme="majorEastAsia" w:hAnsiTheme="majorHAnsi" w:cstheme="majorBidi"/>
       <w:color w:val="0F4761" w:themeColor="accent1" w:themeShade="BF"/>
       <w:sz w:val="32"/>
       <w:szCs w:val="32"/>
     </w:rPr>
   </w:style>
-  <w:style w:type="character" w:styleId="Heading3Char" w:customStyle="1">
+  <w:style w:type="character" w:customStyle="1" w:styleId="Heading3Char">
     <w:name w:val="Heading 3 Char"/>
     <w:basedOn w:val="DefaultParagraphFont"/>
     <w:link w:val="Heading3"/>
@@ -8456,7 +8482,7 @@
       <w:szCs w:val="28"/>
     </w:rPr>
   </w:style>
-  <w:style w:type="character" w:styleId="Heading4Char" w:customStyle="1">
+  <w:style w:type="character" w:customStyle="1" w:styleId="Heading4Char">
     <w:name w:val="Heading 4 Char"/>
     <w:basedOn w:val="DefaultParagraphFont"/>
     <w:link w:val="Heading4"/>
@@ -8470,7 +8496,7 @@
       <w:color w:val="0F4761" w:themeColor="accent1" w:themeShade="BF"/>
     </w:rPr>
   </w:style>
-  <w:style w:type="character" w:styleId="Heading5Char" w:customStyle="1">
+  <w:style w:type="character" w:customStyle="1" w:styleId="Heading5Char">
     <w:name w:val="Heading 5 Char"/>
     <w:basedOn w:val="DefaultParagraphFont"/>
     <w:link w:val="Heading5"/>
@@ -8482,7 +8508,7 @@
       <w:color w:val="0F4761" w:themeColor="accent1" w:themeShade="BF"/>
     </w:rPr>
   </w:style>
-  <w:style w:type="character" w:styleId="Heading6Char" w:customStyle="1">
+  <w:style w:type="character" w:customStyle="1" w:styleId="Heading6Char">
     <w:name w:val="Heading 6 Char"/>
     <w:basedOn w:val="DefaultParagraphFont"/>
     <w:link w:val="Heading6"/>
@@ -8496,7 +8522,7 @@
       <w:color w:val="595959" w:themeColor="text1" w:themeTint="A6"/>
     </w:rPr>
   </w:style>
-  <w:style w:type="character" w:styleId="Heading7Char" w:customStyle="1">
+  <w:style w:type="character" w:customStyle="1" w:styleId="Heading7Char">
     <w:name w:val="Heading 7 Char"/>
     <w:basedOn w:val="DefaultParagraphFont"/>
     <w:link w:val="Heading7"/>
@@ -8508,7 +8534,7 @@
       <w:color w:val="595959" w:themeColor="text1" w:themeTint="A6"/>
     </w:rPr>
   </w:style>
-  <w:style w:type="character" w:styleId="Heading8Char" w:customStyle="1">
+  <w:style w:type="character" w:customStyle="1" w:styleId="Heading8Char">
     <w:name w:val="Heading 8 Char"/>
     <w:basedOn w:val="DefaultParagraphFont"/>
     <w:link w:val="Heading8"/>
@@ -8522,7 +8548,7 @@
       <w:color w:val="272727" w:themeColor="text1" w:themeTint="D8"/>
     </w:rPr>
   </w:style>
-  <w:style w:type="character" w:styleId="Heading9Char" w:customStyle="1">
+  <w:style w:type="character" w:customStyle="1" w:styleId="Heading9Char">
     <w:name w:val="Heading 9 Char"/>
     <w:basedOn w:val="DefaultParagraphFont"/>
     <w:link w:val="Heading9"/>
@@ -8547,21 +8573,21 @@
       <w:contextualSpacing/>
     </w:pPr>
     <w:rPr>
-      <w:rFonts w:asciiTheme="majorHAnsi" w:hAnsiTheme="majorHAnsi" w:eastAsiaTheme="majorEastAsia" w:cstheme="majorBidi"/>
+      <w:rFonts w:asciiTheme="majorHAnsi" w:eastAsiaTheme="majorEastAsia" w:hAnsiTheme="majorHAnsi" w:cstheme="majorBidi"/>
       <w:spacing w:val="-10"/>
       <w:kern w:val="28"/>
       <w:sz w:val="56"/>
       <w:szCs w:val="56"/>
     </w:rPr>
   </w:style>
-  <w:style w:type="character" w:styleId="TitleChar" w:customStyle="1">
+  <w:style w:type="character" w:customStyle="1" w:styleId="TitleChar">
     <w:name w:val="Title Char"/>
     <w:basedOn w:val="DefaultParagraphFont"/>
     <w:link w:val="Title"/>
     <w:uiPriority w:val="10"/>
     <w:rsid w:val="00672BA8"/>
     <w:rPr>
-      <w:rFonts w:asciiTheme="majorHAnsi" w:hAnsiTheme="majorHAnsi" w:eastAsiaTheme="majorEastAsia" w:cstheme="majorBidi"/>
+      <w:rFonts w:asciiTheme="majorHAnsi" w:eastAsiaTheme="majorEastAsia" w:hAnsiTheme="majorHAnsi" w:cstheme="majorBidi"/>
       <w:spacing w:val="-10"/>
       <w:kern w:val="28"/>
       <w:sz w:val="56"/>
@@ -8589,7 +8615,7 @@
       <w:szCs w:val="28"/>
     </w:rPr>
   </w:style>
-  <w:style w:type="character" w:styleId="SubtitleChar" w:customStyle="1">
+  <w:style w:type="character" w:customStyle="1" w:styleId="SubtitleChar">
     <w:name w:val="Subtitle Char"/>
     <w:basedOn w:val="DefaultParagraphFont"/>
     <w:link w:val="Subtitle"/>
@@ -8621,7 +8647,7 @@
       <w:color w:val="404040" w:themeColor="text1" w:themeTint="BF"/>
     </w:rPr>
   </w:style>
-  <w:style w:type="character" w:styleId="QuoteChar" w:customStyle="1">
+  <w:style w:type="character" w:customStyle="1" w:styleId="QuoteChar">
     <w:name w:val="Quote Char"/>
     <w:basedOn w:val="DefaultParagraphFont"/>
     <w:link w:val="Quote"/>
@@ -8666,8 +8692,8 @@
     <w:rsid w:val="00672BA8"/>
     <w:pPr>
       <w:pBdr>
-        <w:top w:val="single" w:color="0F4761" w:themeColor="accent1" w:themeShade="BF" w:sz="4" w:space="10"/>
-        <w:bottom w:val="single" w:color="0F4761" w:themeColor="accent1" w:themeShade="BF" w:sz="4" w:space="10"/>
+        <w:top w:val="single" w:sz="4" w:space="10" w:color="0F4761" w:themeColor="accent1" w:themeShade="BF"/>
+        <w:bottom w:val="single" w:sz="4" w:space="10" w:color="0F4761" w:themeColor="accent1" w:themeShade="BF"/>
       </w:pBdr>
       <w:spacing w:before="360" w:after="360"/>
       <w:ind w:left="864" w:right="864"/>
@@ -8679,7 +8705,7 @@
       <w:color w:val="0F4761" w:themeColor="accent1" w:themeShade="BF"/>
     </w:rPr>
   </w:style>
-  <w:style w:type="character" w:styleId="IntenseQuoteChar" w:customStyle="1">
+  <w:style w:type="character" w:customStyle="1" w:styleId="IntenseQuoteChar">
     <w:name w:val="Intense Quote Char"/>
     <w:basedOn w:val="DefaultParagraphFont"/>
     <w:link w:val="IntenseQuote"/>
@@ -8721,7 +8747,7 @@
       <w14:ligatures w14:val="none"/>
     </w:rPr>
   </w:style>
-  <w:style w:type="character" w:styleId="NoSpacingChar" w:customStyle="1">
+  <w:style w:type="character" w:customStyle="1" w:styleId="NoSpacingChar">
     <w:name w:val="No Spacing Char"/>
     <w:basedOn w:val="DefaultParagraphFont"/>
     <w:link w:val="NoSpacing"/>
@@ -8744,12 +8770,12 @@
     </w:pPr>
     <w:tblPr>
       <w:tblBorders>
-        <w:top w:val="single" w:color="auto" w:sz="4" w:space="0"/>
-        <w:left w:val="single" w:color="auto" w:sz="4" w:space="0"/>
-        <w:bottom w:val="single" w:color="auto" w:sz="4" w:space="0"/>
-        <w:right w:val="single" w:color="auto" w:sz="4" w:space="0"/>
-        <w:insideH w:val="single" w:color="auto" w:sz="4" w:space="0"/>
-        <w:insideV w:val="single" w:color="auto" w:sz="4" w:space="0"/>
+        <w:top w:val="single" w:sz="4" w:space="0" w:color="auto"/>
+        <w:left w:val="single" w:sz="4" w:space="0" w:color="auto"/>
+        <w:bottom w:val="single" w:sz="4" w:space="0" w:color="auto"/>
+        <w:right w:val="single" w:sz="4" w:space="0" w:color="auto"/>
+        <w:insideH w:val="single" w:sz="4" w:space="0" w:color="auto"/>
+        <w:insideV w:val="single" w:sz="4" w:space="0" w:color="auto"/>
       </w:tblBorders>
     </w:tblPr>
   </w:style>
@@ -8791,7 +8817,7 @@
       <w:spacing w:after="0" w:line="240" w:lineRule="auto"/>
     </w:pPr>
   </w:style>
-  <w:style w:type="character" w:styleId="HeaderChar" w:customStyle="1">
+  <w:style w:type="character" w:customStyle="1" w:styleId="HeaderChar">
     <w:name w:val="Header Char"/>
     <w:basedOn w:val="DefaultParagraphFont"/>
     <w:link w:val="Header"/>
@@ -8813,7 +8839,7 @@
       <w:spacing w:after="0" w:line="240" w:lineRule="auto"/>
     </w:pPr>
   </w:style>
-  <w:style w:type="character" w:styleId="FooterChar" w:customStyle="1">
+  <w:style w:type="character" w:customStyle="1" w:styleId="FooterChar">
     <w:name w:val="Footer Char"/>
     <w:basedOn w:val="DefaultParagraphFont"/>
     <w:link w:val="Footer"/>
@@ -8851,7 +8877,7 @@
 </file>
 
 <file path=word/theme/theme1.xml><?xml version="1.0" encoding="utf-8"?>
-<a:theme xmlns:a="http://schemas.openxmlformats.org/drawingml/2006/main" xmlns:thm15="http://schemas.microsoft.com/office/thememl/2012/main" name="Office Theme">
+<a:theme xmlns:a="http://schemas.openxmlformats.org/drawingml/2006/main" name="Office Theme">
   <a:themeElements>
     <a:clrScheme name="Office">
       <a:dk1>
